--- a/Quality Management/src/Reports/QltyNonConformance.docx
+++ b/Quality Management/src/Reports/QltyNonConformance.docx
@@ -28,9 +28,9 @@
             </w:rPr>
             <w:alias w:val="InspectionLabel"/>
             <w:tag w:val="#BC:InsertDataItem,Labels/InspectionLabel"/>
-            <w:id w:val="1793091244"/>
+            <w:id w:val="944883456"/>
             <w:placeholder>
-              <w:docPart w:val="F4C688EB3CEF4B68950B4DAF91AE79AD"/>
+              <w:docPart w:val="5132A359BA044B319D6959C8C2BA7AEB"/>
             </w:placeholder>
             <w:dataBinding w:prefixMappings="xmlns:ns0='urn:microsoft-dynamics-nav/reports/Qlty_Non_Conformance/20403/'" w:xpath="/ns0:NavWordReportXmlPart[1]/ns0:Labels[1]/ns0:InspectionLabel[1]" w:storeItemID="{FEA79526-4D1A-40E9-8DD9-C8C0D611AE53}"/>
             <w15:color w:val="808080"/>
@@ -77,14 +77,13 @@
             <w:rPr>
               <w:bCs/>
             </w:rPr>
-            <w:alias w:val="ItemLabel"/>
-            <w:tag w:val="#BC:InsertDataItem,Labels/ItemLabel"/>
-            <w:id w:val="498628940"/>
+            <w:alias w:val="InspectionDescriptionLabel"/>
+            <w:tag w:val="#BC:InsertDataItem,Labels/InspectionDescriptionLabel"/>
+            <w:id w:val="-796517401"/>
             <w:placeholder>
-              <w:docPart w:val="858F351521DF4288BC6DE84699C419B3"/>
+              <w:docPart w:val="137E30123CC84AA5900EA21BA5DC61C2"/>
             </w:placeholder>
-            <w:dataBinding w:prefixMappings="xmlns:ns0='urn:microsoft-dynamics-nav/reports/Qlty_Non_Conformance/20403/'" w:xpath="/ns0:NavWordReportXmlPart[1]/ns0:Labels[1]/ns0:ItemLabel[1]" w:storeItemID="{FEA79526-4D1A-40E9-8DD9-C8C0D611AE53}"/>
-            <w15:color w:val="808080"/>
+            <w:dataBinding w:prefixMappings="xmlns:ns0='urn:microsoft-dynamics-nav/reports/Qlty_Non_Conformance/20403/'" w:xpath="/ns0:NavWordReportXmlPart[1]/ns0:Labels[1]/ns0:InspectionDescriptionLabel[1]" w:storeItemID="{FEA79526-4D1A-40E9-8DD9-C8C0D611AE53}"/>
             <w:text/>
           </w:sdtPr>
           <w:sdtContent>
@@ -95,7 +94,7 @@
               <w:p>
                 <w:pPr>
                   <w:rPr>
-                    <w:rFonts w:asciiTheme="majorHAnsi" w:hAnsiTheme="majorHAnsi"/>
+                    <w:bCs/>
                   </w:rPr>
                 </w:pPr>
                 <w:proofErr w:type="spellStart"/>
@@ -103,7 +102,7 @@
                   <w:rPr>
                     <w:bCs/>
                   </w:rPr>
-                  <w:t>ItemLabel</w:t>
+                  <w:t>InspectionDescriptionLabel</w:t>
                 </w:r>
                 <w:proofErr w:type="spellEnd"/>
               </w:p>
@@ -118,48 +117,48 @@
             <w:pPr>
               <w:rPr>
                 <w:bCs/>
+                <w:lang w:val="da-DK"/>
               </w:rPr>
             </w:pPr>
           </w:p>
         </w:tc>
-        <w:tc>
-          <w:tcPr>
-            <w:tcW w:w="3441" w:type="dxa"/>
-          </w:tcPr>
-          <w:p>
-            <w:pPr>
-              <w:rPr>
-                <w:rFonts w:asciiTheme="majorHAnsi" w:hAnsiTheme="majorHAnsi"/>
-              </w:rPr>
-            </w:pPr>
-            <w:sdt>
-              <w:sdtPr>
-                <w:rPr>
-                  <w:bCs/>
-                </w:rPr>
-                <w:alias w:val="ItemTrackingLabel"/>
-                <w:tag w:val="#BC:InsertDataItem,Labels/ItemTrackingLabel"/>
-                <w:id w:val="-1559471266"/>
-                <w:placeholder>
-                  <w:docPart w:val="428D3C4CCBDB485A8D59B969546424A7"/>
-                </w:placeholder>
-                <w:dataBinding w:prefixMappings="xmlns:ns0='urn:microsoft-dynamics-nav/reports/Qlty_Non_Conformance/20403/'" w:xpath="/ns0:NavWordReportXmlPart[1]/ns0:Labels[1]/ns0:ItemTrackingLabel[1]" w:storeItemID="{FEA79526-4D1A-40E9-8DD9-C8C0D611AE53}"/>
-                <w15:color w:val="808080"/>
-                <w:text/>
-              </w:sdtPr>
-              <w:sdtContent>
+        <w:sdt>
+          <w:sdtPr>
+            <w:rPr>
+              <w:bCs/>
+            </w:rPr>
+            <w:alias w:val="ResultLabel"/>
+            <w:tag w:val="#BC:InsertDataItem,Labels/ResultLabel"/>
+            <w:id w:val="-1826118094"/>
+            <w:placeholder>
+              <w:docPart w:val="137E30123CC84AA5900EA21BA5DC61C2"/>
+            </w:placeholder>
+            <w:dataBinding w:prefixMappings="xmlns:ns0='urn:microsoft-dynamics-nav/reports/Qlty_Non_Conformance/20403/'" w:xpath="/ns0:NavWordReportXmlPart[1]/ns0:Labels[1]/ns0:ResultLabel[1]" w:storeItemID="{FEA79526-4D1A-40E9-8DD9-C8C0D611AE53}"/>
+            <w:text/>
+          </w:sdtPr>
+          <w:sdtContent>
+            <w:tc>
+              <w:tcPr>
+                <w:tcW w:w="3441" w:type="dxa"/>
+              </w:tcPr>
+              <w:p>
+                <w:pPr>
+                  <w:rPr>
+                    <w:bCs/>
+                  </w:rPr>
+                </w:pPr>
                 <w:proofErr w:type="spellStart"/>
                 <w:r>
                   <w:rPr>
                     <w:bCs/>
                   </w:rPr>
-                  <w:t>ItemTrackingLabel</w:t>
+                  <w:t>ResultLabel</w:t>
                 </w:r>
                 <w:proofErr w:type="spellEnd"/>
-              </w:sdtContent>
-            </w:sdt>
-          </w:p>
-        </w:tc>
+              </w:p>
+            </w:tc>
+          </w:sdtContent>
+        </w:sdt>
       </w:tr>
       <w:tr>
         <w:tc>
@@ -171,9 +170,9 @@
               <w:sdtPr>
                 <w:alias w:val="QltyInspection_No"/>
                 <w:tag w:val="#BC:InsertDataItem,DataItems/CurrentInspection/QltyInspection_No"/>
-                <w:id w:val="1961220263"/>
+                <w:id w:val="-1177814898"/>
                 <w:placeholder>
-                  <w:docPart w:val="E2D4A4A48373468D8032ECB70840F86C"/>
+                  <w:docPart w:val="C6F61E96AFD5433CB5E7694478B095CE"/>
                 </w:placeholder>
                 <w:dataBinding w:prefixMappings="xmlns:ns0='urn:microsoft-dynamics-nav/reports/Qlty_Non_Conformance/20403/'" w:xpath="/ns0:NavWordReportXmlPart[1]/ns0:CurrentInspection[1]/ns0:QltyInspection_No[1]" w:storeItemID="{FEA79526-4D1A-40E9-8DD9-C8C0D611AE53}"/>
                 <w15:color w:val="808080"/>
@@ -194,9 +193,9 @@
               <w:sdtPr>
                 <w:alias w:val="ReinspectionSequenceInformation"/>
                 <w:tag w:val="#BC:InsertDataItem,DataItems/CurrentInspection/ReinspectionSequenceInformation"/>
-                <w:id w:val="-602108974"/>
+                <w:id w:val="-760985544"/>
                 <w:placeholder>
-                  <w:docPart w:val="BB78FB1BCA5149F09DEE4B03B8954F17"/>
+                  <w:docPart w:val="822969A4477848D69EA4135342062BBD"/>
                 </w:placeholder>
                 <w15:dataBinding w:prefixMappings="xmlns:ns0='urn:microsoft-dynamics-nav/reports/Qlty_Certificate_of_Analysis/20401/' " w:xpath="/ns0:NavWordReportXmlPart[1]/ns0:CurrentInspection[1]/ns0:ReinspectionSequenceInformation[1]" w:storeItemID="{F00BF611-06BA-436C-902A-C0D5E8DF929B}"/>
               </w:sdtPr>
@@ -216,6 +215,338 @@
           </w:tcPr>
           <w:p/>
         </w:tc>
+        <w:sdt>
+          <w:sdtPr>
+            <w:alias w:val="QltyInspection_Description"/>
+            <w:tag w:val="#BC:InsertDataItem,DataItems/CurrentInspection/QltyInspection_Description"/>
+            <w:id w:val="-654533579"/>
+            <w:placeholder>
+              <w:docPart w:val="137E30123CC84AA5900EA21BA5DC61C2"/>
+            </w:placeholder>
+            <w:dataBinding w:prefixMappings="xmlns:ns0='urn:microsoft-dynamics-nav/reports/Qlty_Non_Conformance/20403/'" w:xpath="/ns0:NavWordReportXmlPart[1]/ns0:CurrentInspection[1]/ns0:QltyInspection_Description[1]" w:storeItemID="{FEA79526-4D1A-40E9-8DD9-C8C0D611AE53}"/>
+            <w:text/>
+          </w:sdtPr>
+          <w:sdtContent>
+            <w:tc>
+              <w:tcPr>
+                <w:tcW w:w="3724" w:type="dxa"/>
+              </w:tcPr>
+              <w:p>
+                <w:proofErr w:type="spellStart"/>
+                <w:r>
+                  <w:t>QltyInspection_Description</w:t>
+                </w:r>
+                <w:proofErr w:type="spellEnd"/>
+              </w:p>
+            </w:tc>
+          </w:sdtContent>
+        </w:sdt>
+        <w:tc>
+          <w:tcPr>
+            <w:tcW w:w="236" w:type="dxa"/>
+          </w:tcPr>
+          <w:p/>
+        </w:tc>
+        <w:sdt>
+          <w:sdtPr>
+            <w:rPr>
+              <w:lang w:val="da-DK"/>
+            </w:rPr>
+            <w:alias w:val="QltyInspection_Result_Description"/>
+            <w:tag w:val="#BC:InsertDataItem,DataItems/CurrentInspection/QltyInspection_Result_Description"/>
+            <w:id w:val="-574823321"/>
+            <w:placeholder>
+              <w:docPart w:val="137E30123CC84AA5900EA21BA5DC61C2"/>
+            </w:placeholder>
+            <w:dataBinding w:prefixMappings="xmlns:ns0='urn:microsoft-dynamics-nav/reports/Qlty_Non_Conformance/20403/'" w:xpath="/ns0:NavWordReportXmlPart[1]/ns0:CurrentInspection[1]/ns0:QltyInspection_Result_Description[1]" w:storeItemID="{FEA79526-4D1A-40E9-8DD9-C8C0D611AE53}"/>
+            <w:text/>
+          </w:sdtPr>
+          <w:sdtContent>
+            <w:tc>
+              <w:tcPr>
+                <w:tcW w:w="3441" w:type="dxa"/>
+              </w:tcPr>
+              <w:p>
+                <w:pPr>
+                  <w:rPr>
+                    <w:lang w:val="da-DK"/>
+                  </w:rPr>
+                </w:pPr>
+                <w:r>
+                  <w:rPr>
+                    <w:lang w:val="da-DK"/>
+                  </w:rPr>
+                  <w:t>QltyInspection_Result_Description</w:t>
+                </w:r>
+              </w:p>
+            </w:tc>
+          </w:sdtContent>
+        </w:sdt>
+      </w:tr>
+      <w:tr>
+        <w:tc>
+          <w:tcPr>
+            <w:tcW w:w="2819" w:type="dxa"/>
+          </w:tcPr>
+          <w:p>
+            <w:pPr>
+              <w:rPr>
+                <w:sz w:val="16"/>
+                <w:szCs w:val="16"/>
+                <w:lang w:val="da-DK"/>
+              </w:rPr>
+            </w:pPr>
+          </w:p>
+        </w:tc>
+        <w:tc>
+          <w:tcPr>
+            <w:tcW w:w="236" w:type="dxa"/>
+          </w:tcPr>
+          <w:p>
+            <w:pPr>
+              <w:rPr>
+                <w:sz w:val="16"/>
+                <w:szCs w:val="16"/>
+                <w:lang w:val="da-DK"/>
+              </w:rPr>
+            </w:pPr>
+          </w:p>
+        </w:tc>
+        <w:tc>
+          <w:tcPr>
+            <w:tcW w:w="3724" w:type="dxa"/>
+          </w:tcPr>
+          <w:p>
+            <w:pPr>
+              <w:rPr>
+                <w:sz w:val="16"/>
+                <w:szCs w:val="16"/>
+                <w:lang w:val="da-DK"/>
+              </w:rPr>
+            </w:pPr>
+          </w:p>
+        </w:tc>
+        <w:tc>
+          <w:tcPr>
+            <w:tcW w:w="236" w:type="dxa"/>
+          </w:tcPr>
+          <w:p>
+            <w:pPr>
+              <w:rPr>
+                <w:sz w:val="16"/>
+                <w:szCs w:val="16"/>
+                <w:lang w:val="da-DK"/>
+              </w:rPr>
+            </w:pPr>
+          </w:p>
+        </w:tc>
+        <w:tc>
+          <w:tcPr>
+            <w:tcW w:w="3441" w:type="dxa"/>
+          </w:tcPr>
+          <w:p>
+            <w:pPr>
+              <w:rPr>
+                <w:sz w:val="16"/>
+                <w:szCs w:val="16"/>
+                <w:lang w:val="da-DK"/>
+              </w:rPr>
+            </w:pPr>
+          </w:p>
+        </w:tc>
+      </w:tr>
+      <w:tr>
+        <w:sdt>
+          <w:sdtPr>
+            <w:rPr>
+              <w:b/>
+            </w:rPr>
+            <w:alias w:val="ItemLabel"/>
+            <w:tag w:val="#BC:InsertDataItem,Labels/ItemLabel"/>
+            <w:id w:val="-27641608"/>
+            <w:placeholder>
+              <w:docPart w:val="3BA323B2C6D14CB69AD94D6FE76E991C"/>
+            </w:placeholder>
+            <w:dataBinding w:prefixMappings="xmlns:ns0='urn:microsoft-dynamics-nav/reports/Qlty_Non_Conformance/20403/'" w:xpath="/ns0:NavWordReportXmlPart[1]/ns0:Labels[1]/ns0:ItemLabel[1]" w:storeItemID="{FEA79526-4D1A-40E9-8DD9-C8C0D611AE53}"/>
+            <w15:color w:val="808080"/>
+            <w:text/>
+          </w:sdtPr>
+          <w:sdtContent>
+            <w:tc>
+              <w:tcPr>
+                <w:tcW w:w="2819" w:type="dxa"/>
+              </w:tcPr>
+              <w:p>
+                <w:pPr>
+                  <w:tabs>
+                    <w:tab w:val="left" w:pos="2016"/>
+                  </w:tabs>
+                  <w:rPr>
+                    <w:lang w:val="da-DK"/>
+                  </w:rPr>
+                </w:pPr>
+                <w:proofErr w:type="spellStart"/>
+                <w:r>
+                  <w:rPr>
+                    <w:b/>
+                  </w:rPr>
+                  <w:t>ItemLabel</w:t>
+                </w:r>
+                <w:proofErr w:type="spellEnd"/>
+              </w:p>
+            </w:tc>
+          </w:sdtContent>
+        </w:sdt>
+        <w:tc>
+          <w:tcPr>
+            <w:tcW w:w="236" w:type="dxa"/>
+          </w:tcPr>
+          <w:p>
+            <w:pPr>
+              <w:rPr>
+                <w:b/>
+              </w:rPr>
+            </w:pPr>
+          </w:p>
+        </w:tc>
+        <w:sdt>
+          <w:sdtPr>
+            <w:rPr>
+              <w:b/>
+            </w:rPr>
+            <w:alias w:val="ItemDescriptionLabel"/>
+            <w:tag w:val="#BC:InsertDataItem,Labels/ItemDescriptionLabel"/>
+            <w:id w:val="-751035663"/>
+            <w:placeholder>
+              <w:docPart w:val="137E30123CC84AA5900EA21BA5DC61C2"/>
+            </w:placeholder>
+            <w:dataBinding w:prefixMappings="xmlns:ns0='urn:microsoft-dynamics-nav/reports/Qlty_Non_Conformance/20403/'" w:xpath="/ns0:NavWordReportXmlPart[1]/ns0:Labels[1]/ns0:ItemDescriptionLabel[1]" w:storeItemID="{FEA79526-4D1A-40E9-8DD9-C8C0D611AE53}"/>
+            <w:text/>
+          </w:sdtPr>
+          <w:sdtContent>
+            <w:tc>
+              <w:tcPr>
+                <w:tcW w:w="3724" w:type="dxa"/>
+              </w:tcPr>
+              <w:p>
+                <w:pPr>
+                  <w:rPr>
+                    <w:b/>
+                  </w:rPr>
+                </w:pPr>
+                <w:proofErr w:type="spellStart"/>
+                <w:r>
+                  <w:rPr>
+                    <w:b/>
+                  </w:rPr>
+                  <w:t>ItemDescriptionLabel</w:t>
+                </w:r>
+                <w:proofErr w:type="spellEnd"/>
+              </w:p>
+            </w:tc>
+          </w:sdtContent>
+        </w:sdt>
+        <w:tc>
+          <w:tcPr>
+            <w:tcW w:w="236" w:type="dxa"/>
+          </w:tcPr>
+          <w:p>
+            <w:pPr>
+              <w:rPr>
+                <w:b/>
+                <w:bCs/>
+                <w:lang w:val="da-DK"/>
+              </w:rPr>
+            </w:pPr>
+          </w:p>
+        </w:tc>
+        <w:tc>
+          <w:tcPr>
+            <w:tcW w:w="3441" w:type="dxa"/>
+          </w:tcPr>
+          <w:p>
+            <w:pPr>
+              <w:rPr>
+                <w:b/>
+                <w:bCs/>
+                <w:lang w:val="da-DK"/>
+              </w:rPr>
+            </w:pPr>
+            <w:sdt>
+              <w:sdtPr>
+                <w:rPr>
+                  <w:b/>
+                </w:rPr>
+                <w:alias w:val="ItemTrackingLabel"/>
+                <w:tag w:val="#BC:InsertDataItem,Labels/ItemTrackingLabel"/>
+                <w:id w:val="1082493217"/>
+                <w:placeholder>
+                  <w:docPart w:val="AE395567D8E745A1969FCD69F9E4888F"/>
+                </w:placeholder>
+                <w:dataBinding w:prefixMappings="xmlns:ns0='urn:microsoft-dynamics-nav/reports/Qlty_Non_Conformance/20403/'" w:xpath="/ns0:NavWordReportXmlPart[1]/ns0:Labels[1]/ns0:ItemTrackingLabel[1]" w:storeItemID="{FEA79526-4D1A-40E9-8DD9-C8C0D611AE53}"/>
+                <w15:color w:val="808080"/>
+                <w:text/>
+              </w:sdtPr>
+              <w:sdtContent>
+                <w:proofErr w:type="spellStart"/>
+                <w:r>
+                  <w:rPr>
+                    <w:b/>
+                  </w:rPr>
+                  <w:t>ItemTrackingLabel</w:t>
+                </w:r>
+                <w:proofErr w:type="spellEnd"/>
+              </w:sdtContent>
+            </w:sdt>
+          </w:p>
+        </w:tc>
+      </w:tr>
+      <w:tr>
+        <w:sdt>
+          <w:sdtPr>
+            <w:alias w:val="ItemIdentifier"/>
+            <w:tag w:val="#BC:InsertDataItem,DataItems/CurrentInspection/ItemIdentifier"/>
+            <w:id w:val="-428274953"/>
+            <w:placeholder>
+              <w:docPart w:val="137E30123CC84AA5900EA21BA5DC61C2"/>
+            </w:placeholder>
+            <w:dataBinding w:prefixMappings="xmlns:ns0='urn:microsoft-dynamics-nav/reports/Qlty_Non_Conformance/20403/'" w:xpath="/ns0:NavWordReportXmlPart[1]/ns0:CurrentInspection[1]/ns0:ItemIdentifier[1]" w:storeItemID="{FEA79526-4D1A-40E9-8DD9-C8C0D611AE53}"/>
+            <w:text/>
+          </w:sdtPr>
+          <w:sdtContent>
+            <w:tc>
+              <w:tcPr>
+                <w:tcW w:w="2819" w:type="dxa"/>
+              </w:tcPr>
+              <w:p>
+                <w:pPr>
+                  <w:tabs>
+                    <w:tab w:val="left" w:pos="2016"/>
+                  </w:tabs>
+                </w:pPr>
+                <w:proofErr w:type="spellStart"/>
+                <w:r>
+                  <w:t>ItemIdentifier</w:t>
+                </w:r>
+                <w:proofErr w:type="spellEnd"/>
+              </w:p>
+            </w:tc>
+          </w:sdtContent>
+        </w:sdt>
+        <w:tc>
+          <w:tcPr>
+            <w:tcW w:w="236" w:type="dxa"/>
+          </w:tcPr>
+          <w:p>
+            <w:pPr>
+              <w:rPr>
+                <w:b/>
+                <w:bCs/>
+                <w:lang w:val="da-DK"/>
+              </w:rPr>
+            </w:pPr>
+          </w:p>
+        </w:tc>
         <w:tc>
           <w:tcPr>
             <w:tcW w:w="3724" w:type="dxa"/>
@@ -224,9 +555,9 @@
             <w:sdtPr>
               <w:alias w:val="ItemDescription"/>
               <w:tag w:val="#BC:InsertDataItem,DataItems/CurrentInspection/ItemDescription"/>
-              <w:id w:val="1230270698"/>
+              <w:id w:val="-1168547911"/>
               <w:placeholder>
-                <w:docPart w:val="93E7ED20B3614802BFAF41B2DEA0F634"/>
+                <w:docPart w:val="AA43D6783F614831B81745159A5289E4"/>
               </w:placeholder>
               <w:dataBinding w:prefixMappings="xmlns:ns0='urn:microsoft-dynamics-nav/reports/Qlty_Non_Conformance/20403/'" w:xpath="/ns0:NavWordReportXmlPart[1]/ns0:CurrentInspection[1]/ns0:ItemDescription[1]" w:storeItemID="{FEA79526-4D1A-40E9-8DD9-C8C0D611AE53}"/>
               <w15:color w:val="808080"/>
@@ -247,35 +578,51 @@
           <w:tcPr>
             <w:tcW w:w="236" w:type="dxa"/>
           </w:tcPr>
-          <w:p/>
+          <w:p>
+            <w:pPr>
+              <w:rPr>
+                <w:b/>
+                <w:bCs/>
+                <w:lang w:val="da-DK"/>
+              </w:rPr>
+            </w:pPr>
+          </w:p>
         </w:tc>
-        <w:tc>
-          <w:tcPr>
-            <w:tcW w:w="3441" w:type="dxa"/>
-          </w:tcPr>
-          <w:sdt>
-            <w:sdtPr>
-              <w:alias w:val="ItemTrackingDescription"/>
-              <w:tag w:val="#BC:InsertDataItem,DataItems/CurrentInspection/ItemTrackingDescription"/>
-              <w:id w:val="-1388635032"/>
-              <w:placeholder>
-                <w:docPart w:val="B78D9227BEB54F85BD25C35C6BBB0357"/>
-              </w:placeholder>
-              <w:dataBinding w:prefixMappings="xmlns:ns0='urn:microsoft-dynamics-nav/reports/Qlty_Non_Conformance/20403/'" w:xpath="/ns0:NavWordReportXmlPart[1]/ns0:CurrentInspection[1]/ns0:ItemTrackingDescription[1]" w:storeItemID="{FEA79526-4D1A-40E9-8DD9-C8C0D611AE53}"/>
-              <w15:color w:val="808080"/>
-              <w:text/>
-            </w:sdtPr>
-            <w:sdtContent>
+        <w:sdt>
+          <w:sdtPr>
+            <w:rPr>
+              <w:lang w:val="da-DK"/>
+            </w:rPr>
+            <w:alias w:val="ItemTrackingIdentifier"/>
+            <w:tag w:val="#BC:InsertDataItem,DataItems/CurrentInspection/ItemTrackingIdentifier"/>
+            <w:id w:val="-1366745750"/>
+            <w:placeholder>
+              <w:docPart w:val="137E30123CC84AA5900EA21BA5DC61C2"/>
+            </w:placeholder>
+            <w:dataBinding w:prefixMappings="xmlns:ns0='urn:microsoft-dynamics-nav/reports/Qlty_Non_Conformance/20403/'" w:xpath="/ns0:NavWordReportXmlPart[1]/ns0:CurrentInspection[1]/ns0:ItemTrackingIdentifier[1]" w:storeItemID="{FEA79526-4D1A-40E9-8DD9-C8C0D611AE53}"/>
+            <w:text/>
+          </w:sdtPr>
+          <w:sdtContent>
+            <w:tc>
+              <w:tcPr>
+                <w:tcW w:w="3441" w:type="dxa"/>
+              </w:tcPr>
               <w:p>
-                <w:proofErr w:type="spellStart"/>
+                <w:pPr>
+                  <w:rPr>
+                    <w:lang w:val="da-DK"/>
+                  </w:rPr>
+                </w:pPr>
                 <w:r>
-                  <w:t>ItemTrackingDescription</w:t>
+                  <w:rPr>
+                    <w:lang w:val="da-DK"/>
+                  </w:rPr>
+                  <w:t>ItemTrackingIdentifier</w:t>
                 </w:r>
-                <w:proofErr w:type="spellEnd"/>
               </w:p>
-            </w:sdtContent>
-          </w:sdt>
-        </w:tc>
+            </w:tc>
+          </w:sdtContent>
+        </w:sdt>
       </w:tr>
       <w:tr>
         <w:tc>
@@ -287,6 +634,7 @@
               <w:rPr>
                 <w:sz w:val="16"/>
                 <w:szCs w:val="16"/>
+                <w:lang w:val="da-DK"/>
               </w:rPr>
             </w:pPr>
           </w:p>
@@ -300,6 +648,7 @@
               <w:rPr>
                 <w:sz w:val="16"/>
                 <w:szCs w:val="16"/>
+                <w:lang w:val="da-DK"/>
               </w:rPr>
             </w:pPr>
           </w:p>
@@ -313,6 +662,7 @@
               <w:rPr>
                 <w:sz w:val="16"/>
                 <w:szCs w:val="16"/>
+                <w:lang w:val="da-DK"/>
               </w:rPr>
             </w:pPr>
           </w:p>
@@ -326,6 +676,7 @@
               <w:rPr>
                 <w:sz w:val="16"/>
                 <w:szCs w:val="16"/>
+                <w:lang w:val="da-DK"/>
               </w:rPr>
             </w:pPr>
           </w:p>
@@ -339,6 +690,7 @@
               <w:rPr>
                 <w:sz w:val="16"/>
                 <w:szCs w:val="16"/>
+                <w:lang w:val="da-DK"/>
               </w:rPr>
             </w:pPr>
           </w:p>
@@ -347,14 +699,110 @@
       <w:tr>
         <w:sdt>
           <w:sdtPr>
-            <w:alias w:val="InspectionInformation"/>
-            <w:tag w:val="#BC:InsertDataItem,DataItems/CurrentInspection/InspectionInformation"/>
-            <w:id w:val="-289510379"/>
+            <w:rPr>
+              <w:b/>
+            </w:rPr>
+            <w:alias w:val="StatusLabel"/>
+            <w:tag w:val="#BC:InsertDataItem,Labels/StatusLabel"/>
+            <w:id w:val="-133575429"/>
             <w:placeholder>
-              <w:docPart w:val="CA9E1FFD447A4997AC966F3E99012D04"/>
+              <w:docPart w:val="137E30123CC84AA5900EA21BA5DC61C2"/>
             </w:placeholder>
-            <w:dataBinding w:prefixMappings="xmlns:ns0='urn:microsoft-dynamics-nav/reports/Qlty_Non_Conformance/20403/'" w:xpath="/ns0:NavWordReportXmlPart[1]/ns0:CurrentInspection[1]/ns0:InspectionInformation[1]" w:storeItemID="{FEA79526-4D1A-40E9-8DD9-C8C0D611AE53}"/>
-            <w15:color w:val="808080"/>
+            <w:dataBinding w:prefixMappings="xmlns:ns0='urn:microsoft-dynamics-nav/reports/Qlty_Non_Conformance/20403/'" w:xpath="/ns0:NavWordReportXmlPart[1]/ns0:Labels[1]/ns0:StatusLabel[1]" w:storeItemID="{FEA79526-4D1A-40E9-8DD9-C8C0D611AE53}"/>
+            <w:text/>
+          </w:sdtPr>
+          <w:sdtContent>
+            <w:tc>
+              <w:tcPr>
+                <w:tcW w:w="2819" w:type="dxa"/>
+              </w:tcPr>
+              <w:p>
+                <w:pPr>
+                  <w:tabs>
+                    <w:tab w:val="left" w:pos="2016"/>
+                  </w:tabs>
+                  <w:rPr>
+                    <w:lang w:val="da-DK"/>
+                  </w:rPr>
+                </w:pPr>
+                <w:proofErr w:type="spellStart"/>
+                <w:r>
+                  <w:rPr>
+                    <w:b/>
+                  </w:rPr>
+                  <w:t>StatusLabel</w:t>
+                </w:r>
+                <w:proofErr w:type="spellEnd"/>
+              </w:p>
+            </w:tc>
+          </w:sdtContent>
+        </w:sdt>
+        <w:tc>
+          <w:tcPr>
+            <w:tcW w:w="236" w:type="dxa"/>
+          </w:tcPr>
+          <w:p>
+            <w:pPr>
+              <w:rPr>
+                <w:b/>
+                <w:bCs/>
+                <w:lang w:val="da-DK"/>
+              </w:rPr>
+            </w:pPr>
+          </w:p>
+        </w:tc>
+        <w:tc>
+          <w:tcPr>
+            <w:tcW w:w="3724" w:type="dxa"/>
+          </w:tcPr>
+          <w:p>
+            <w:pPr>
+              <w:rPr>
+                <w:b/>
+                <w:bCs/>
+                <w:lang w:val="da-DK"/>
+              </w:rPr>
+            </w:pPr>
+          </w:p>
+        </w:tc>
+        <w:tc>
+          <w:tcPr>
+            <w:tcW w:w="236" w:type="dxa"/>
+          </w:tcPr>
+          <w:p>
+            <w:pPr>
+              <w:rPr>
+                <w:b/>
+                <w:bCs/>
+                <w:lang w:val="da-DK"/>
+              </w:rPr>
+            </w:pPr>
+          </w:p>
+        </w:tc>
+        <w:tc>
+          <w:tcPr>
+            <w:tcW w:w="3441" w:type="dxa"/>
+          </w:tcPr>
+          <w:p>
+            <w:pPr>
+              <w:rPr>
+                <w:b/>
+                <w:bCs/>
+              </w:rPr>
+            </w:pPr>
+          </w:p>
+        </w:tc>
+      </w:tr>
+      <w:tr>
+        <w:sdt>
+          <w:sdtPr>
+            <w:alias w:val="QltyInspection_Status"/>
+            <w:tag w:val="#BC:InsertDataItem,DataItems/CurrentInspection/QltyInspection_Status"/>
+            <w:id w:val="-1321263232"/>
+            <w:placeholder>
+              <w:docPart w:val="5BED19E250FD4930A7A040055240EDF6"/>
+            </w:placeholder>
+            <w:dataBinding w:prefixMappings="xmlns:ns0='urn:microsoft-dynamics-nav/reports/Qlty_Non_Conformance/20403/'" w:xpath="/ns0:NavWordReportXmlPart[1]/ns0:CurrentInspection[1]/ns0:QltyInspection_Status[1]" w:storeItemID="{FEA79526-4D1A-40E9-8DD9-C8C0D611AE53}"/>
             <w:text/>
           </w:sdtPr>
           <w:sdtContent>
@@ -365,7 +813,7 @@
               <w:p>
                 <w:proofErr w:type="spellStart"/>
                 <w:r>
-                  <w:t>InspectionInformation</w:t>
+                  <w:t>QltyInspection_Status</w:t>
                 </w:r>
                 <w:proofErr w:type="spellEnd"/>
               </w:p>
@@ -398,7 +846,13 @@
         </w:tc>
       </w:tr>
     </w:tbl>
-    <w:p/>
+    <w:p>
+      <w:pPr>
+        <w:rPr>
+          <w:szCs w:val="20"/>
+        </w:rPr>
+      </w:pPr>
+    </w:p>
     <w:tbl>
       <w:tblPr>
         <w:tblStyle w:val="PlainTable5"/>
@@ -466,8 +920,6 @@
             <w:rPr>
               <w:b/>
               <w:bCs/>
-              <w:i w:val="0"/>
-              <w:iCs w:val="0"/>
             </w:rPr>
             <w:alias w:val="TestValueLabel"/>
             <w:tag w:val="#BC:InsertDataItem,Labels/TestValueLabel"/>
@@ -523,15 +975,16 @@
             <w:rPr>
               <w:b/>
               <w:bCs/>
+              <w:i w:val="0"/>
+              <w:iCs w:val="0"/>
             </w:rPr>
-            <w:alias w:val="EnteredByLabel"/>
-            <w:tag w:val="#BC:InsertDataItem,Labels/EnteredByLabel"/>
-            <w:id w:val="1916361512"/>
+            <w:alias w:val="LastModifiedByLabel"/>
+            <w:tag w:val="#BC:InsertDataItem,Labels/LastModifiedByLabel"/>
+            <w:id w:val="2050332478"/>
             <w:placeholder>
-              <w:docPart w:val="7D0ED8F9FB274A7987E5102A300CA8CA"/>
+              <w:docPart w:val="DefaultPlaceholder_-1854013440"/>
             </w:placeholder>
-            <w:dataBinding w:prefixMappings="xmlns:ns0='urn:microsoft-dynamics-nav/reports/Qlty_Non_Conformance/20403/'" w:xpath="/ns0:NavWordReportXmlPart[1]/ns0:Labels[1]/ns0:EnteredByLabel[1]" w:storeItemID="{FEA79526-4D1A-40E9-8DD9-C8C0D611AE53}"/>
-            <w15:color w:val="808080"/>
+            <w:dataBinding w:prefixMappings="xmlns:ns0='urn:microsoft-dynamics-nav/reports/Qlty_Non_Conformance/20403/' " w:xpath="/ns0:NavWordReportXmlPart[1]/ns0:Labels[1]/ns0:LastModifiedByLabel[1]" w:storeItemID="{FEA79526-4D1A-40E9-8DD9-C8C0D611AE53}"/>
             <w:text/>
           </w:sdtPr>
           <w:sdtContent>
@@ -557,7 +1010,7 @@
                     <w:i w:val="0"/>
                     <w:iCs w:val="0"/>
                   </w:rPr>
-                  <w:t>EnteredByLabel</w:t>
+                  <w:t>LastModifiedByLabel</w:t>
                 </w:r>
                 <w:proofErr w:type="spellEnd"/>
               </w:p>
@@ -4509,35 +4962,6 @@
     </w:docPart>
     <w:docPart>
       <w:docPartPr>
-        <w:name w:val="7D0ED8F9FB274A7987E5102A300CA8CA"/>
-        <w:category>
-          <w:name w:val="General"/>
-          <w:gallery w:val="placeholder"/>
-        </w:category>
-        <w:types>
-          <w:type w:val="bbPlcHdr"/>
-        </w:types>
-        <w:behaviors>
-          <w:behavior w:val="content"/>
-        </w:behaviors>
-        <w:guid w:val="{5E935B92-9558-45D3-9167-CE5413AB6B2C}"/>
-      </w:docPartPr>
-      <w:docPartBody>
-        <w:p>
-          <w:pPr>
-            <w:pStyle w:val="7D0ED8F9FB274A7987E5102A300CA8CA"/>
-          </w:pPr>
-          <w:r>
-            <w:rPr>
-              <w:rStyle w:val="PlaceholderText"/>
-            </w:rPr>
-            <w:t>Click or tap here to enter text.</w:t>
-          </w:r>
-        </w:p>
-      </w:docPartBody>
-    </w:docPart>
-    <w:docPart>
-      <w:docPartPr>
         <w:name w:val="757295A992664817BF6DD2344B953BF9"/>
         <w:category>
           <w:name w:val="General"/>
@@ -4996,238 +5420,6 @@
     </w:docPart>
     <w:docPart>
       <w:docPartPr>
-        <w:name w:val="F4C688EB3CEF4B68950B4DAF91AE79AD"/>
-        <w:category>
-          <w:name w:val="General"/>
-          <w:gallery w:val="placeholder"/>
-        </w:category>
-        <w:types>
-          <w:type w:val="bbPlcHdr"/>
-        </w:types>
-        <w:behaviors>
-          <w:behavior w:val="content"/>
-        </w:behaviors>
-        <w:guid w:val="{94F0F794-D392-45E2-9D9C-1B36117D0082}"/>
-      </w:docPartPr>
-      <w:docPartBody>
-        <w:p>
-          <w:pPr>
-            <w:pStyle w:val="F4C688EB3CEF4B68950B4DAF91AE79AD"/>
-          </w:pPr>
-          <w:r>
-            <w:rPr>
-              <w:rStyle w:val="PlaceholderText"/>
-            </w:rPr>
-            <w:t>Click or tap here to enter text.</w:t>
-          </w:r>
-        </w:p>
-      </w:docPartBody>
-    </w:docPart>
-    <w:docPart>
-      <w:docPartPr>
-        <w:name w:val="858F351521DF4288BC6DE84699C419B3"/>
-        <w:category>
-          <w:name w:val="General"/>
-          <w:gallery w:val="placeholder"/>
-        </w:category>
-        <w:types>
-          <w:type w:val="bbPlcHdr"/>
-        </w:types>
-        <w:behaviors>
-          <w:behavior w:val="content"/>
-        </w:behaviors>
-        <w:guid w:val="{BF84D378-27D6-48FD-8519-D55B068FF64A}"/>
-      </w:docPartPr>
-      <w:docPartBody>
-        <w:p>
-          <w:pPr>
-            <w:pStyle w:val="858F351521DF4288BC6DE84699C419B3"/>
-          </w:pPr>
-          <w:r>
-            <w:rPr>
-              <w:rStyle w:val="PlaceholderText"/>
-            </w:rPr>
-            <w:t>Klik eller tryk her for at skrive tekst.</w:t>
-          </w:r>
-        </w:p>
-      </w:docPartBody>
-    </w:docPart>
-    <w:docPart>
-      <w:docPartPr>
-        <w:name w:val="428D3C4CCBDB485A8D59B969546424A7"/>
-        <w:category>
-          <w:name w:val="General"/>
-          <w:gallery w:val="placeholder"/>
-        </w:category>
-        <w:types>
-          <w:type w:val="bbPlcHdr"/>
-        </w:types>
-        <w:behaviors>
-          <w:behavior w:val="content"/>
-        </w:behaviors>
-        <w:guid w:val="{0DF7446F-3A29-4D79-AC92-C43A6A02769C}"/>
-      </w:docPartPr>
-      <w:docPartBody>
-        <w:p>
-          <w:pPr>
-            <w:pStyle w:val="428D3C4CCBDB485A8D59B969546424A7"/>
-          </w:pPr>
-          <w:r>
-            <w:rPr>
-              <w:rStyle w:val="PlaceholderText"/>
-            </w:rPr>
-            <w:t>Klik eller tryk her for at skrive tekst.</w:t>
-          </w:r>
-        </w:p>
-      </w:docPartBody>
-    </w:docPart>
-    <w:docPart>
-      <w:docPartPr>
-        <w:name w:val="E2D4A4A48373468D8032ECB70840F86C"/>
-        <w:category>
-          <w:name w:val="General"/>
-          <w:gallery w:val="placeholder"/>
-        </w:category>
-        <w:types>
-          <w:type w:val="bbPlcHdr"/>
-        </w:types>
-        <w:behaviors>
-          <w:behavior w:val="content"/>
-        </w:behaviors>
-        <w:guid w:val="{0CB3CC28-1563-44AA-A608-41310E616BDE}"/>
-      </w:docPartPr>
-      <w:docPartBody>
-        <w:p>
-          <w:pPr>
-            <w:pStyle w:val="E2D4A4A48373468D8032ECB70840F86C"/>
-          </w:pPr>
-          <w:r>
-            <w:rPr>
-              <w:rStyle w:val="PlaceholderText"/>
-            </w:rPr>
-            <w:t>Click or tap here to enter text.</w:t>
-          </w:r>
-        </w:p>
-      </w:docPartBody>
-    </w:docPart>
-    <w:docPart>
-      <w:docPartPr>
-        <w:name w:val="BB78FB1BCA5149F09DEE4B03B8954F17"/>
-        <w:category>
-          <w:name w:val="General"/>
-          <w:gallery w:val="placeholder"/>
-        </w:category>
-        <w:types>
-          <w:type w:val="bbPlcHdr"/>
-        </w:types>
-        <w:behaviors>
-          <w:behavior w:val="content"/>
-        </w:behaviors>
-        <w:guid w:val="{248AD187-C3E4-4AAA-B452-3EEA8DA29894}"/>
-      </w:docPartPr>
-      <w:docPartBody>
-        <w:p>
-          <w:pPr>
-            <w:pStyle w:val="BB78FB1BCA5149F09DEE4B03B8954F17"/>
-          </w:pPr>
-          <w:r>
-            <w:rPr>
-              <w:rStyle w:val="PlaceholderText"/>
-            </w:rPr>
-            <w:t>Click or tap here to enter text.</w:t>
-          </w:r>
-        </w:p>
-      </w:docPartBody>
-    </w:docPart>
-    <w:docPart>
-      <w:docPartPr>
-        <w:name w:val="93E7ED20B3614802BFAF41B2DEA0F634"/>
-        <w:category>
-          <w:name w:val="General"/>
-          <w:gallery w:val="placeholder"/>
-        </w:category>
-        <w:types>
-          <w:type w:val="bbPlcHdr"/>
-        </w:types>
-        <w:behaviors>
-          <w:behavior w:val="content"/>
-        </w:behaviors>
-        <w:guid w:val="{E9CE71B8-277C-4905-9024-CC96A2AD0ED8}"/>
-      </w:docPartPr>
-      <w:docPartBody>
-        <w:p>
-          <w:pPr>
-            <w:pStyle w:val="93E7ED20B3614802BFAF41B2DEA0F634"/>
-          </w:pPr>
-          <w:r>
-            <w:rPr>
-              <w:rStyle w:val="PlaceholderText"/>
-            </w:rPr>
-            <w:t>Klik eller tryk her for at skrive tekst.</w:t>
-          </w:r>
-        </w:p>
-      </w:docPartBody>
-    </w:docPart>
-    <w:docPart>
-      <w:docPartPr>
-        <w:name w:val="B78D9227BEB54F85BD25C35C6BBB0357"/>
-        <w:category>
-          <w:name w:val="General"/>
-          <w:gallery w:val="placeholder"/>
-        </w:category>
-        <w:types>
-          <w:type w:val="bbPlcHdr"/>
-        </w:types>
-        <w:behaviors>
-          <w:behavior w:val="content"/>
-        </w:behaviors>
-        <w:guid w:val="{CA31A10E-1D25-4723-A8E5-FE25BBEE6184}"/>
-      </w:docPartPr>
-      <w:docPartBody>
-        <w:p>
-          <w:pPr>
-            <w:pStyle w:val="B78D9227BEB54F85BD25C35C6BBB0357"/>
-          </w:pPr>
-          <w:r>
-            <w:rPr>
-              <w:rStyle w:val="PlaceholderText"/>
-            </w:rPr>
-            <w:t>Klik eller tryk her for at skrive tekst.</w:t>
-          </w:r>
-        </w:p>
-      </w:docPartBody>
-    </w:docPart>
-    <w:docPart>
-      <w:docPartPr>
-        <w:name w:val="CA9E1FFD447A4997AC966F3E99012D04"/>
-        <w:category>
-          <w:name w:val="General"/>
-          <w:gallery w:val="placeholder"/>
-        </w:category>
-        <w:types>
-          <w:type w:val="bbPlcHdr"/>
-        </w:types>
-        <w:behaviors>
-          <w:behavior w:val="content"/>
-        </w:behaviors>
-        <w:guid w:val="{AB253D86-B095-4644-A3B9-4BB92ACD1B41}"/>
-      </w:docPartPr>
-      <w:docPartBody>
-        <w:p>
-          <w:pPr>
-            <w:pStyle w:val="CA9E1FFD447A4997AC966F3E99012D04"/>
-          </w:pPr>
-          <w:r>
-            <w:rPr>
-              <w:rStyle w:val="PlaceholderText"/>
-            </w:rPr>
-            <w:t>Click or tap here to enter text.</w:t>
-          </w:r>
-        </w:p>
-      </w:docPartBody>
-    </w:docPart>
-    <w:docPart>
-      <w:docPartPr>
         <w:name w:val="93FC2D68704E4E2AAF8B06FCFE73FA2A"/>
         <w:category>
           <w:name w:val="General"/>
@@ -5371,6 +5563,238 @@
         </w:p>
       </w:docPartBody>
     </w:docPart>
+    <w:docPart>
+      <w:docPartPr>
+        <w:name w:val="5132A359BA044B319D6959C8C2BA7AEB"/>
+        <w:category>
+          <w:name w:val="General"/>
+          <w:gallery w:val="placeholder"/>
+        </w:category>
+        <w:types>
+          <w:type w:val="bbPlcHdr"/>
+        </w:types>
+        <w:behaviors>
+          <w:behavior w:val="content"/>
+        </w:behaviors>
+        <w:guid w:val="{A2846F00-DF9D-40B3-87EB-8E44500D31E4}"/>
+      </w:docPartPr>
+      <w:docPartBody>
+        <w:p>
+          <w:pPr>
+            <w:pStyle w:val="5132A359BA044B319D6959C8C2BA7AEB"/>
+          </w:pPr>
+          <w:r>
+            <w:rPr>
+              <w:rStyle w:val="PlaceholderText"/>
+            </w:rPr>
+            <w:t>Click or tap here to enter text.</w:t>
+          </w:r>
+        </w:p>
+      </w:docPartBody>
+    </w:docPart>
+    <w:docPart>
+      <w:docPartPr>
+        <w:name w:val="137E30123CC84AA5900EA21BA5DC61C2"/>
+        <w:category>
+          <w:name w:val="General"/>
+          <w:gallery w:val="placeholder"/>
+        </w:category>
+        <w:types>
+          <w:type w:val="bbPlcHdr"/>
+        </w:types>
+        <w:behaviors>
+          <w:behavior w:val="content"/>
+        </w:behaviors>
+        <w:guid w:val="{AB62903D-C0A1-4073-AA4D-39980421517C}"/>
+      </w:docPartPr>
+      <w:docPartBody>
+        <w:p>
+          <w:pPr>
+            <w:pStyle w:val="137E30123CC84AA5900EA21BA5DC61C2"/>
+          </w:pPr>
+          <w:r>
+            <w:rPr>
+              <w:rStyle w:val="PlaceholderText"/>
+            </w:rPr>
+            <w:t>Click or tap here to enter text.</w:t>
+          </w:r>
+        </w:p>
+      </w:docPartBody>
+    </w:docPart>
+    <w:docPart>
+      <w:docPartPr>
+        <w:name w:val="C6F61E96AFD5433CB5E7694478B095CE"/>
+        <w:category>
+          <w:name w:val="General"/>
+          <w:gallery w:val="placeholder"/>
+        </w:category>
+        <w:types>
+          <w:type w:val="bbPlcHdr"/>
+        </w:types>
+        <w:behaviors>
+          <w:behavior w:val="content"/>
+        </w:behaviors>
+        <w:guid w:val="{A2FFFCB0-C68E-454F-9D65-A498AC3042E3}"/>
+      </w:docPartPr>
+      <w:docPartBody>
+        <w:p>
+          <w:pPr>
+            <w:pStyle w:val="C6F61E96AFD5433CB5E7694478B095CE"/>
+          </w:pPr>
+          <w:r>
+            <w:rPr>
+              <w:rStyle w:val="PlaceholderText"/>
+            </w:rPr>
+            <w:t>Click or tap here to enter text.</w:t>
+          </w:r>
+        </w:p>
+      </w:docPartBody>
+    </w:docPart>
+    <w:docPart>
+      <w:docPartPr>
+        <w:name w:val="822969A4477848D69EA4135342062BBD"/>
+        <w:category>
+          <w:name w:val="General"/>
+          <w:gallery w:val="placeholder"/>
+        </w:category>
+        <w:types>
+          <w:type w:val="bbPlcHdr"/>
+        </w:types>
+        <w:behaviors>
+          <w:behavior w:val="content"/>
+        </w:behaviors>
+        <w:guid w:val="{FDFF60D9-ADAC-4B80-9712-0011F6162DFC}"/>
+      </w:docPartPr>
+      <w:docPartBody>
+        <w:p>
+          <w:pPr>
+            <w:pStyle w:val="822969A4477848D69EA4135342062BBD"/>
+          </w:pPr>
+          <w:r>
+            <w:rPr>
+              <w:rStyle w:val="PlaceholderText"/>
+            </w:rPr>
+            <w:t>Click or tap here to enter text.</w:t>
+          </w:r>
+        </w:p>
+      </w:docPartBody>
+    </w:docPart>
+    <w:docPart>
+      <w:docPartPr>
+        <w:name w:val="3BA323B2C6D14CB69AD94D6FE76E991C"/>
+        <w:category>
+          <w:name w:val="General"/>
+          <w:gallery w:val="placeholder"/>
+        </w:category>
+        <w:types>
+          <w:type w:val="bbPlcHdr"/>
+        </w:types>
+        <w:behaviors>
+          <w:behavior w:val="content"/>
+        </w:behaviors>
+        <w:guid w:val="{5493E8CB-DAD5-45A5-8B51-BFE6FB10F10C}"/>
+      </w:docPartPr>
+      <w:docPartBody>
+        <w:p>
+          <w:pPr>
+            <w:pStyle w:val="3BA323B2C6D14CB69AD94D6FE76E991C"/>
+          </w:pPr>
+          <w:r>
+            <w:rPr>
+              <w:rStyle w:val="PlaceholderText"/>
+            </w:rPr>
+            <w:t>Klik eller tryk her for at skrive tekst.</w:t>
+          </w:r>
+        </w:p>
+      </w:docPartBody>
+    </w:docPart>
+    <w:docPart>
+      <w:docPartPr>
+        <w:name w:val="AE395567D8E745A1969FCD69F9E4888F"/>
+        <w:category>
+          <w:name w:val="General"/>
+          <w:gallery w:val="placeholder"/>
+        </w:category>
+        <w:types>
+          <w:type w:val="bbPlcHdr"/>
+        </w:types>
+        <w:behaviors>
+          <w:behavior w:val="content"/>
+        </w:behaviors>
+        <w:guid w:val="{5A6E89C9-1FA0-4A72-94CE-6D40422A9B24}"/>
+      </w:docPartPr>
+      <w:docPartBody>
+        <w:p>
+          <w:pPr>
+            <w:pStyle w:val="AE395567D8E745A1969FCD69F9E4888F"/>
+          </w:pPr>
+          <w:r>
+            <w:rPr>
+              <w:rStyle w:val="PlaceholderText"/>
+            </w:rPr>
+            <w:t>Klik eller tryk her for at skrive tekst.</w:t>
+          </w:r>
+        </w:p>
+      </w:docPartBody>
+    </w:docPart>
+    <w:docPart>
+      <w:docPartPr>
+        <w:name w:val="AA43D6783F614831B81745159A5289E4"/>
+        <w:category>
+          <w:name w:val="General"/>
+          <w:gallery w:val="placeholder"/>
+        </w:category>
+        <w:types>
+          <w:type w:val="bbPlcHdr"/>
+        </w:types>
+        <w:behaviors>
+          <w:behavior w:val="content"/>
+        </w:behaviors>
+        <w:guid w:val="{98D0A9CC-29D1-44A0-BAA8-BDF16A3598AF}"/>
+      </w:docPartPr>
+      <w:docPartBody>
+        <w:p>
+          <w:pPr>
+            <w:pStyle w:val="AA43D6783F614831B81745159A5289E4"/>
+          </w:pPr>
+          <w:r>
+            <w:rPr>
+              <w:rStyle w:val="PlaceholderText"/>
+            </w:rPr>
+            <w:t>Klik eller tryk her for at skrive tekst.</w:t>
+          </w:r>
+        </w:p>
+      </w:docPartBody>
+    </w:docPart>
+    <w:docPart>
+      <w:docPartPr>
+        <w:name w:val="5BED19E250FD4930A7A040055240EDF6"/>
+        <w:category>
+          <w:name w:val="General"/>
+          <w:gallery w:val="placeholder"/>
+        </w:category>
+        <w:types>
+          <w:type w:val="bbPlcHdr"/>
+        </w:types>
+        <w:behaviors>
+          <w:behavior w:val="content"/>
+        </w:behaviors>
+        <w:guid w:val="{97F33F54-26F0-4B9A-AC4B-082AAEA5B20A}"/>
+      </w:docPartPr>
+      <w:docPartBody>
+        <w:p>
+          <w:pPr>
+            <w:pStyle w:val="5BED19E250FD4930A7A040055240EDF6"/>
+          </w:pPr>
+          <w:r>
+            <w:rPr>
+              <w:rStyle w:val="PlaceholderText"/>
+            </w:rPr>
+            <w:t>Click or tap here to enter text.</w:t>
+          </w:r>
+        </w:p>
+      </w:docPartBody>
+    </w:docPart>
   </w:docParts>
 </w:glossaryDocument>
 </file>
@@ -5438,6 +5862,7 @@
     <w:rsidRoot w:val="00026C03"/>
     <w:rsid w:val="000202A0"/>
     <w:rsid w:val="00020C7B"/>
+    <w:rsid w:val="00025230"/>
     <w:rsid w:val="000260BB"/>
     <w:rsid w:val="00026C03"/>
     <w:rsid w:val="00066805"/>
@@ -5446,6 +5871,7 @@
     <w:rsid w:val="00102FEE"/>
     <w:rsid w:val="00113F1C"/>
     <w:rsid w:val="00113F8A"/>
+    <w:rsid w:val="00163C44"/>
     <w:rsid w:val="001C1EF7"/>
     <w:rsid w:val="001C690C"/>
     <w:rsid w:val="001D03CD"/>
@@ -5453,6 +5879,7 @@
     <w:rsid w:val="001D563E"/>
     <w:rsid w:val="001E7DBC"/>
     <w:rsid w:val="001F0D00"/>
+    <w:rsid w:val="00211668"/>
     <w:rsid w:val="00244C05"/>
     <w:rsid w:val="002509BF"/>
     <w:rsid w:val="00255E60"/>
@@ -5460,6 +5887,7 @@
     <w:rsid w:val="00266867"/>
     <w:rsid w:val="00283BDD"/>
     <w:rsid w:val="00290699"/>
+    <w:rsid w:val="00291A22"/>
     <w:rsid w:val="002A6A1E"/>
     <w:rsid w:val="002B3DF6"/>
     <w:rsid w:val="002F2B68"/>
@@ -5469,6 +5897,7 @@
     <w:rsid w:val="0031659B"/>
     <w:rsid w:val="00317E31"/>
     <w:rsid w:val="003243DF"/>
+    <w:rsid w:val="003374B9"/>
     <w:rsid w:val="0035493E"/>
     <w:rsid w:val="0039081A"/>
     <w:rsid w:val="003A4934"/>
@@ -5490,6 +5919,7 @@
     <w:rsid w:val="00605765"/>
     <w:rsid w:val="00620CE5"/>
     <w:rsid w:val="0063561A"/>
+    <w:rsid w:val="00635DF3"/>
     <w:rsid w:val="00667A2B"/>
     <w:rsid w:val="006A3855"/>
     <w:rsid w:val="006C6748"/>
@@ -5533,10 +5963,13 @@
     <w:rsid w:val="00AC564C"/>
     <w:rsid w:val="00AC72BE"/>
     <w:rsid w:val="00AE3ED7"/>
+    <w:rsid w:val="00AF7653"/>
     <w:rsid w:val="00B20A8E"/>
     <w:rsid w:val="00B26145"/>
+    <w:rsid w:val="00B27901"/>
     <w:rsid w:val="00B33746"/>
     <w:rsid w:val="00B546AB"/>
+    <w:rsid w:val="00B66C9B"/>
     <w:rsid w:val="00BE074C"/>
     <w:rsid w:val="00BE31BD"/>
     <w:rsid w:val="00BE4D4E"/>
@@ -5554,6 +5987,8 @@
     <w:rsid w:val="00CE2A27"/>
     <w:rsid w:val="00CF2E09"/>
     <w:rsid w:val="00D17428"/>
+    <w:rsid w:val="00D32870"/>
+    <w:rsid w:val="00D35368"/>
     <w:rsid w:val="00D50F6D"/>
     <w:rsid w:val="00D527B7"/>
     <w:rsid w:val="00D855FC"/>
@@ -5572,6 +6007,7 @@
     <w:rsid w:val="00F73348"/>
     <w:rsid w:val="00F73828"/>
     <w:rsid w:val="00F83D61"/>
+    <w:rsid w:val="00F9313B"/>
     <w:rsid w:val="00FA4CB8"/>
     <w:rsid w:val="00FC34CE"/>
     <w:rsid w:val="00FD0CC1"/>
@@ -6032,7 +6468,7 @@
     <w:basedOn w:val="DefaultParagraphFont"/>
     <w:uiPriority w:val="99"/>
     <w:semiHidden/>
-    <w:rsid w:val="00DF4DAD"/>
+    <w:rsid w:val="00635DF3"/>
     <w:rPr>
       <w:color w:val="666666"/>
     </w:rPr>
@@ -6268,6 +6704,118 @@
   <w:style w:type="paragraph" w:customStyle="1" w:styleId="2C66BB5EC77246CB80F223D6F2024470">
     <w:name w:val="2C66BB5EC77246CB80F223D6F2024470"/>
     <w:rsid w:val="00DF4DAD"/>
+  </w:style>
+  <w:style w:type="paragraph" w:customStyle="1" w:styleId="FFEFABEBAA134C6295516B197AE122FF">
+    <w:name w:val="FFEFABEBAA134C6295516B197AE122FF"/>
+    <w:rsid w:val="00635DF3"/>
+  </w:style>
+  <w:style w:type="paragraph" w:customStyle="1" w:styleId="E7714D221D3B4942B0AB03BE59F657F6">
+    <w:name w:val="E7714D221D3B4942B0AB03BE59F657F6"/>
+    <w:rsid w:val="00635DF3"/>
+  </w:style>
+  <w:style w:type="paragraph" w:customStyle="1" w:styleId="ABEE5329BCE24F93BF1CCCAC36ACCA07">
+    <w:name w:val="ABEE5329BCE24F93BF1CCCAC36ACCA07"/>
+    <w:rsid w:val="00635DF3"/>
+  </w:style>
+  <w:style w:type="paragraph" w:customStyle="1" w:styleId="248E6C9994E446DDA498B5247949DE48">
+    <w:name w:val="248E6C9994E446DDA498B5247949DE48"/>
+    <w:rsid w:val="00635DF3"/>
+  </w:style>
+  <w:style w:type="paragraph" w:customStyle="1" w:styleId="E1B1D0014B8542C1B201436071FB7B83">
+    <w:name w:val="E1B1D0014B8542C1B201436071FB7B83"/>
+    <w:rsid w:val="00635DF3"/>
+  </w:style>
+  <w:style w:type="paragraph" w:customStyle="1" w:styleId="2331960ECB2D4771B32A57DA556CD760">
+    <w:name w:val="2331960ECB2D4771B32A57DA556CD760"/>
+    <w:rsid w:val="00635DF3"/>
+  </w:style>
+  <w:style w:type="paragraph" w:customStyle="1" w:styleId="7DF0DF75B87E4E4995B2A76B2D11C729">
+    <w:name w:val="7DF0DF75B87E4E4995B2A76B2D11C729"/>
+    <w:rsid w:val="00635DF3"/>
+  </w:style>
+  <w:style w:type="paragraph" w:customStyle="1" w:styleId="AB9320E1FED44B74B4C4A0EAF3A677BB">
+    <w:name w:val="AB9320E1FED44B74B4C4A0EAF3A677BB"/>
+    <w:rsid w:val="00635DF3"/>
+  </w:style>
+  <w:style w:type="paragraph" w:customStyle="1" w:styleId="A876511FDDB24737919240C444A1D101">
+    <w:name w:val="A876511FDDB24737919240C444A1D101"/>
+    <w:rsid w:val="00635DF3"/>
+  </w:style>
+  <w:style w:type="paragraph" w:customStyle="1" w:styleId="FB902D5F52924B609C14259F8031F833">
+    <w:name w:val="FB902D5F52924B609C14259F8031F833"/>
+    <w:rsid w:val="00635DF3"/>
+  </w:style>
+  <w:style w:type="paragraph" w:customStyle="1" w:styleId="6DFC02664EC6467EBE5BEA338367AB05">
+    <w:name w:val="6DFC02664EC6467EBE5BEA338367AB05"/>
+    <w:rsid w:val="00635DF3"/>
+  </w:style>
+  <w:style w:type="paragraph" w:customStyle="1" w:styleId="833AB3EE335346E7BE3F3059153B18A4">
+    <w:name w:val="833AB3EE335346E7BE3F3059153B18A4"/>
+    <w:rsid w:val="00635DF3"/>
+  </w:style>
+  <w:style w:type="paragraph" w:customStyle="1" w:styleId="ED1EA5EE08584AA384FB3406C061CC81">
+    <w:name w:val="ED1EA5EE08584AA384FB3406C061CC81"/>
+    <w:rsid w:val="00635DF3"/>
+  </w:style>
+  <w:style w:type="paragraph" w:customStyle="1" w:styleId="D6F500D6E71F46009ECD434258488A43">
+    <w:name w:val="D6F500D6E71F46009ECD434258488A43"/>
+    <w:rsid w:val="00635DF3"/>
+  </w:style>
+  <w:style w:type="paragraph" w:customStyle="1" w:styleId="F51C621634C04B4ABED366107A029356">
+    <w:name w:val="F51C621634C04B4ABED366107A029356"/>
+    <w:rsid w:val="00635DF3"/>
+  </w:style>
+  <w:style w:type="paragraph" w:customStyle="1" w:styleId="9234DFBFF2634B688213981D2F521117">
+    <w:name w:val="9234DFBFF2634B688213981D2F521117"/>
+    <w:rsid w:val="00635DF3"/>
+  </w:style>
+  <w:style w:type="paragraph" w:customStyle="1" w:styleId="A04A52F24D8E41FB963BB8FAC5F5F37E">
+    <w:name w:val="A04A52F24D8E41FB963BB8FAC5F5F37E"/>
+    <w:rsid w:val="00635DF3"/>
+  </w:style>
+  <w:style w:type="paragraph" w:customStyle="1" w:styleId="1D2E4E8A671843049E7089E74864429C">
+    <w:name w:val="1D2E4E8A671843049E7089E74864429C"/>
+    <w:rsid w:val="00635DF3"/>
+  </w:style>
+  <w:style w:type="paragraph" w:customStyle="1" w:styleId="3DFF230535994389989B0D02AE4703EB">
+    <w:name w:val="3DFF230535994389989B0D02AE4703EB"/>
+    <w:rsid w:val="00635DF3"/>
+  </w:style>
+  <w:style w:type="paragraph" w:customStyle="1" w:styleId="A990A54A1B524001BD6DE4A7DB553194">
+    <w:name w:val="A990A54A1B524001BD6DE4A7DB553194"/>
+    <w:rsid w:val="00635DF3"/>
+  </w:style>
+  <w:style w:type="paragraph" w:customStyle="1" w:styleId="5132A359BA044B319D6959C8C2BA7AEB">
+    <w:name w:val="5132A359BA044B319D6959C8C2BA7AEB"/>
+    <w:rsid w:val="00635DF3"/>
+  </w:style>
+  <w:style w:type="paragraph" w:customStyle="1" w:styleId="137E30123CC84AA5900EA21BA5DC61C2">
+    <w:name w:val="137E30123CC84AA5900EA21BA5DC61C2"/>
+    <w:rsid w:val="00635DF3"/>
+  </w:style>
+  <w:style w:type="paragraph" w:customStyle="1" w:styleId="C6F61E96AFD5433CB5E7694478B095CE">
+    <w:name w:val="C6F61E96AFD5433CB5E7694478B095CE"/>
+    <w:rsid w:val="00635DF3"/>
+  </w:style>
+  <w:style w:type="paragraph" w:customStyle="1" w:styleId="822969A4477848D69EA4135342062BBD">
+    <w:name w:val="822969A4477848D69EA4135342062BBD"/>
+    <w:rsid w:val="00635DF3"/>
+  </w:style>
+  <w:style w:type="paragraph" w:customStyle="1" w:styleId="3BA323B2C6D14CB69AD94D6FE76E991C">
+    <w:name w:val="3BA323B2C6D14CB69AD94D6FE76E991C"/>
+    <w:rsid w:val="00635DF3"/>
+  </w:style>
+  <w:style w:type="paragraph" w:customStyle="1" w:styleId="AE395567D8E745A1969FCD69F9E4888F">
+    <w:name w:val="AE395567D8E745A1969FCD69F9E4888F"/>
+    <w:rsid w:val="00635DF3"/>
+  </w:style>
+  <w:style w:type="paragraph" w:customStyle="1" w:styleId="AA43D6783F614831B81745159A5289E4">
+    <w:name w:val="AA43D6783F614831B81745159A5289E4"/>
+    <w:rsid w:val="00635DF3"/>
+  </w:style>
+  <w:style w:type="paragraph" w:customStyle="1" w:styleId="5BED19E250FD4930A7A040055240EDF6">
+    <w:name w:val="5BED19E250FD4930A7A040055240EDF6"/>
+    <w:rsid w:val="00635DF3"/>
   </w:style>
 </w:styles>
 </file>
@@ -6614,944 +7162,962 @@
 </we:webextension>
 </file>
 
-<file path=customXml/item1.xml><?xml version="1.0" encoding="utf-8"?>
+<file path=customXml/item1.xml>��< ? x m l   v e r s i o n = " 1 . 0 "   e n c o d i n g = " u t f - 1 6 " ? > + 
+ < N a v W o r d R e p o r t X m l P a r t   x m l n s = " u r n : m i c r o s o f t - d y n a m i c s - n a v / r e p o r t s / Q l t y _ N o n _ C o n f o r m a n c e / 2 0 4 0 3 / " > + 
+     < B C R e p o r t I n f o r m a t i o n > + 
+         < R e p o r t M e t a d a t a > + 
+             < E x t e n s i o n I d > E x t e n s i o n   I D < / E x t e n s i o n I d > + 
+             < E x t e n s i o n N a m e > E x t e n s i o n   N a m e < / E x t e n s i o n N a m e > + 
+             < E x t e n s i o n P u b l i s h e r > E x t e n s i o n   P u b l i s h e r < / E x t e n s i o n P u b l i s h e r > + 
+             < E x t e n s i o n V e r s i o n > E x t e n s i o n   V e r s i o n < / E x t e n s i o n V e r s i o n > + 
+             < R e p o r t I d > R e p o r t   I D < / R e p o r t I d > + 
+             < R e p o r t N a m e > R e p o r t   N a m e < / R e p o r t N a m e > + 
+             < A b o u t T h i s R e p o r t T i t l e > A b o u t   T h i s   R e p o r t   T i t l e < / A b o u t T h i s R e p o r t T i t l e > + 
+             < A b o u t T h i s R e p o r t T e x t > A b o u t   T h i s   R e p o r t   T e x t < / A b o u t T h i s R e p o r t T e x t > + 
+             < R e p o r t H e l p L i n k > R e p o r t   H e l p   L i n k < / R e p o r t H e l p L i n k > + 
+         < / R e p o r t M e t a d a t a > + 
+         < R e p o r t R e q u e s t > + 
+             < T e n a n t E n t r a I d > T e n a n t   E n t r a   I d < / T e n a n t E n t r a I d > + 
+             < E n v i r o n m e n t N a m e > E n v i r o n m e n t   N a m e < / E n v i r o n m e n t N a m e > + 
+             < E n v i r o n m e n t T y p e > E n v i r o n m e n t   T y p e < / E n v i r o n m e n t T y p e > + 
+             < C o m p a n y N a m e > C o m p a n y   N a m e < / C o m p a n y N a m e > + 
+             < C o m p a n y D i s p l a y N a m e > C o m p a n y   D i s p l a y   N a m e < / C o m p a n y D i s p l a y N a m e > + 
+             < C o m p a n y I d > C o m p a n y   I D < / C o m p a n y I d > + 
+             < U s e r N a m e > U s e r   N a m e < / U s e r N a m e > + 
+             < D a t e A n d T i m e > D a t e   a n d   T i m e < / D a t e A n d T i m e > + 
+             < L a n g u a g e > L a n g u a g e < / L a n g u a g e > + 
+             < F o r m a t R e g i o n > F o r m a t   R e g i o n < / F o r m a t R e g i o n > + 
+             < D a t e T i m e V a l u e s > + 
+                 < Y e a r > Y e a r < / Y e a r > + 
+                 < M o n t h N u m b e r > M o n t h   N u m b e r < / M o n t h N u m b e r > + 
+                 < D a y N u m b e r > D a y   N u m b e r < / D a y N u m b e r > + 
+                 < H o u r > H o u r < / H o u r > + 
+                 < M i n u t e > M i n u t e < / M i n u t e > + 
+             < / D a t e T i m e V a l u e s > + 
+         < / R e p o r t R e q u e s t > + 
+     < / B C R e p o r t I n f o r m a t i o n > + 
+     < L a b e l s > + 
+         < C o n d i t i o n L a b e l > C o n d i t i o n L a b e l < / C o n d i t i o n L a b e l > + 
+         < D a t e L a b e l > D a t e L a b e l < / D a t e L a b e l > + 
+         < F i n i s h e d B y L a b e l > F i n i s h e d B y L a b e l < / F i n i s h e d B y L a b e l > + 
+         < F i n i s h e d O n L a b e l > F i n i s h e d O n L a b e l < / F i n i s h e d O n L a b e l > + 
+         < I n s p e c t i o n D e s c r i p t i o n L a b e l > I n s p e c t i o n D e s c r i p t i o n L a b e l < / I n s p e c t i o n D e s c r i p t i o n L a b e l > + 
+         < I n s p e c t i o n L a b e l > I n s p e c t i o n L a b e l < / I n s p e c t i o n L a b e l > + 
+         < I t e m D e s c r i p t i o n L a b e l > I t e m D e s c r i p t i o n L a b e l < / I t e m D e s c r i p t i o n L a b e l > + 
+         < I t e m L a b e l > I t e m L a b e l < / I t e m L a b e l > + 
+         < I t e m T r a c k i n g L a b e l > I t e m T r a c k i n g L a b e l < / I t e m T r a c k i n g L a b e l > + 
+         < L a s t M o d i f i e d B y L a b e l > L a s t M o d i f i e d B y L a b e l < / L a s t M o d i f i e d B y L a b e l > + 
+         < P a g e L a b e l > P a g e L a b e l < / P a g e L a b e l > + 
+         < R e p o r t T i t l e L a b e l > R e p o r t T i t l e L a b e l < / R e p o r t T i t l e L a b e l > + 
+         < R e s u l t L a b e l > R e s u l t L a b e l < / R e s u l t L a b e l > + 
+         < S t a t u s L a b e l > S t a t u s L a b e l < / S t a t u s L a b e l > + 
+         < T e s t L a b e l > T e s t L a b e l < / T e s t L a b e l > + 
+         < T e s t V a l u e L a b e l > T e s t V a l u e L a b e l < / T e s t V a l u e L a b e l > + 
+     < / L a b e l s > + 
+     < C u r r e n t I n s p e c t i o n > + 
+         < A p p r o v e r N a m e L a b e l > A p p r o v e r N a m e L a b e l < / A p p r o v e r N a m e L a b e l > + 
+         < A p p r o v e r S i g n a t u r e L a b e l > A p p r o v e r S i g n a t u r e L a b e l < / A p p r o v e r S i g n a t u r e L a b e l > + 
+         < C O A C o n t a c t _ A l l > C O A C o n t a c t _ A l l < / C O A C o n t a c t _ A l l > + 
+         < C O A C o n t a c t _ R o w 1 > C O A C o n t a c t _ R o w 1 < / C O A C o n t a c t _ R o w 1 > + 
+         < C O A C o n t a c t _ R o w 2 > C O A C o n t a c t _ R o w 2 < / C O A C o n t a c t _ R o w 2 > + 
+         < C O A C o n t a c t _ R o w 3 > C O A C o n t a c t _ R o w 3 < / C O A C o n t a c t _ R o w 3 > + 
+         < C O A C o n t a c t _ R o w 4 > C O A C o n t a c t _ R o w 4 < / C O A C o n t a c t _ R o w 4 > + 
+         < C O A C o n t a c t _ R o w 5 > C O A C o n t a c t _ R o w 5 < / C O A C o n t a c t _ R o w 5 > + 
+         < C O A C o n t a c t _ R o w 6 > C O A C o n t a c t _ R o w 6 < / C O A C o n t a c t _ R o w 6 > + 
+         < C O A C o n t a c t _ R o w 7 > C O A C o n t a c t _ R o w 7 < / C O A C o n t a c t _ R o w 7 > + 
+         < C O A C o n t a c t _ R o w 8 > C O A C o n t a c t _ R o w 8 < / C O A C o n t a c t _ R o w 8 > + 
+         < C o m p a n y I n f o r m a t i o n _ A l l > C o m p a n y I n f o r m a t i o n _ A l l < / C o m p a n y I n f o r m a t i o n _ A l l > + 
+         < C o m p a n y I n f o r m a t i o n _ R o w 1 > C o m p a n y I n f o r m a t i o n _ R o w 1 < / C o m p a n y I n f o r m a t i o n _ R o w 1 > + 
+         < C o m p a n y I n f o r m a t i o n _ R o w 2 > C o m p a n y I n f o r m a t i o n _ R o w 2 < / C o m p a n y I n f o r m a t i o n _ R o w 2 > + 
+         < C o m p a n y I n f o r m a t i o n _ R o w 3 > C o m p a n y I n f o r m a t i o n _ R o w 3 < / C o m p a n y I n f o r m a t i o n _ R o w 3 > + 
+         < C o m p a n y I n f o r m a t i o n _ R o w 4 > C o m p a n y I n f o r m a t i o n _ R o w 4 < / C o m p a n y I n f o r m a t i o n _ R o w 4 > + 
+         < C o m p a n y I n f o r m a t i o n _ R o w 5 > C o m p a n y I n f o r m a t i o n _ R o w 5 < / C o m p a n y I n f o r m a t i o n _ R o w 5 > + 
+         < C o m p a n y I n f o r m a t i o n _ R o w 6 > C o m p a n y I n f o r m a t i o n _ R o w 6 < / C o m p a n y I n f o r m a t i o n _ R o w 6 > + 
+         < C o m p a n y I n f o r m a t i o n _ R o w 7 > C o m p a n y I n f o r m a t i o n _ R o w 7 < / C o m p a n y I n f o r m a t i o n _ R o w 7 > + 
+         < C o m p a n y I n f o r m a t i o n _ R o w 8 > C o m p a n y I n f o r m a t i o n _ R o w 8 < / C o m p a n y I n f o r m a t i o n _ R o w 8 > + 
+         < C o m p a n y L o g o   / > + 
+         < E m a i l L a b e l > E m a i l L a b e l < / E m a i l L a b e l > + 
+         < E m a i l V a l u e > E m a i l V a l u e < / E m a i l V a l u e > + 
+         < F i n i s h e d B y N a m e L a b e l > F i n i s h e d B y N a m e L a b e l < / F i n i s h e d B y N a m e L a b e l > + 
+         < F i n i s h e d B y S i g n a t u r e L a b e l > F i n i s h e d B y S i g n a t u r e L a b e l < / F i n i s h e d B y S i g n a t u r e L a b e l > + 
+         < H o m e P a g e L a b e l > H o m e P a g e L a b e l < / H o m e P a g e L a b e l > + 
+         < H o m e P a g e V a l u e > H o m e P a g e V a l u e < / H o m e P a g e V a l u e > + 
+         < I t e m D e s c r i p t i o n > I t e m D e s c r i p t i o n < / I t e m D e s c r i p t i o n > + 
+         < I t e m I d e n t i f i e r > I t e m I d e n t i f i e r < / I t e m I d e n t i f i e r > + 
+         < I t e m T r a c k i n g I d e n t i f i e r > I t e m T r a c k i n g I d e n t i f i e r < / I t e m T r a c k i n g I d e n t i f i e r > + 
+         < P h o n e N o L a b e l > P h o n e N o L a b e l < / P h o n e N o L a b e l > + 
+         < P h o n e N o V a l u e > P h o n e N o V a l u e < / P h o n e N o V a l u e > + 
+         < Q l t y I n s p e c t i o n T e m p l a t e _ D e s c r i p t i o n > Q l t y I n s p e c t i o n T e m p l a t e _ D e s c r i p t i o n < / Q l t y I n s p e c t i o n T e m p l a t e _ D e s c r i p t i o n > + 
+         < Q l t y I n s p e c t i o n _ D e s c r i p t i o n > Q l t y I n s p e c t i o n _ D e s c r i p t i o n < / Q l t y I n s p e c t i o n _ D e s c r i p t i o n > + 
+         < Q l t y I n s p e c t i o n _ D i r e c t o r _ N a m e > Q l t y I n s p e c t i o n _ D i r e c t o r _ N a m e < / Q l t y I n s p e c t i o n _ D i r e c t o r _ N a m e > + 
+         < Q l t y I n s p e c t i o n _ D i r e c t o r _ T i t l e > Q l t y I n s p e c t i o n _ D i r e c t o r _ T i t l e < / Q l t y I n s p e c t i o n _ D i r e c t o r _ T i t l e > + 
+         < Q l t y I n s p e c t i o n _ F i n i s h e d _ B y _ E m a i l > Q l t y I n s p e c t i o n _ F i n i s h e d _ B y _ E m a i l < / Q l t y I n s p e c t i o n _ F i n i s h e d _ B y _ E m a i l > + 
+         < Q l t y I n s p e c t i o n _ F i n i s h e d _ B y _ P h o n e > Q l t y I n s p e c t i o n _ F i n i s h e d _ B y _ P h o n e < / Q l t y I n s p e c t i o n _ F i n i s h e d _ B y _ P h o n e > + 
+         < Q l t y I n s p e c t i o n _ F i n i s h e d _ B y _ T i t l e > Q l t y I n s p e c t i o n _ F i n i s h e d _ B y _ T i t l e < / Q l t y I n s p e c t i o n _ F i n i s h e d _ B y _ T i t l e > + 
+         < Q l t y I n s p e c t i o n _ F i n i s h e d _ B y _ U s e r N a m e > Q l t y I n s p e c t i o n _ F i n i s h e d _ B y _ U s e r N a m e < / Q l t y I n s p e c t i o n _ F i n i s h e d _ B y _ U s e r N a m e > + 
+         < Q l t y I n s p e c t i o n _ F i n i s h e d _ B y _ U s e r _ I D > Q l t y I n s p e c t i o n _ F i n i s h e d _ B y _ U s e r _ I D < / Q l t y I n s p e c t i o n _ F i n i s h e d _ B y _ U s e r _ I D > + 
+         < Q l t y I n s p e c t i o n _ F i n i s h e d _ D a t e > Q l t y I n s p e c t i o n _ F i n i s h e d _ D a t e < / Q l t y I n s p e c t i o n _ F i n i s h e d _ D a t e > + 
+         < Q l t y I n s p e c t i o n _ N o > Q l t y I n s p e c t i o n _ N o < / Q l t y I n s p e c t i o n _ N o > + 
+         < Q l t y I n s p e c t i o n _ R e i n s p e c t i o n N o > Q l t y I n s p e c t i o n _ R e i n s p e c t i o n N o < / Q l t y I n s p e c t i o n _ R e i n s p e c t i o n N o > + 
+         < Q l t y I n s p e c t i o n _ R e s u l t _ C o d e > Q l t y I n s p e c t i o n _ R e s u l t _ C o d e < / Q l t y I n s p e c t i o n _ R e s u l t _ C o d e > + 
+         < Q l t y I n s p e c t i o n _ R e s u l t _ D e s c r i p t i o n > Q l t y I n s p e c t i o n _ R e s u l t _ D e s c r i p t i o n < / Q l t y I n s p e c t i o n _ R e s u l t _ D e s c r i p t i o n > + 
+         < Q l t y I n s p e c t i o n _ S o u r c e _ C u s t o m _ 1 > Q l t y I n s p e c t i o n _ S o u r c e _ C u s t o m _ 1 < / Q l t y I n s p e c t i o n _ S o u r c e _ C u s t o m _ 1 > + 
+         < Q l t y I n s p e c t i o n _ S o u r c e _ C u s t o m _ 1 0 > Q l t y I n s p e c t i o n _ S o u r c e _ C u s t o m _ 1 0 < / Q l t y I n s p e c t i o n _ S o u r c e _ C u s t o m _ 1 0 > + 
+         < Q l t y I n s p e c t i o n _ S o u r c e _ C u s t o m _ 2 > Q l t y I n s p e c t i o n _ S o u r c e _ C u s t o m _ 2 < / Q l t y I n s p e c t i o n _ S o u r c e _ C u s t o m _ 2 > + 
+         < Q l t y I n s p e c t i o n _ S o u r c e _ C u s t o m _ 3 > Q l t y I n s p e c t i o n _ S o u r c e _ C u s t o m _ 3 < / Q l t y I n s p e c t i o n _ S o u r c e _ C u s t o m _ 3 > + 
+         < Q l t y I n s p e c t i o n _ S o u r c e _ C u s t o m _ 4 > Q l t y I n s p e c t i o n _ S o u r c e _ C u s t o m _ 4 < / Q l t y I n s p e c t i o n _ S o u r c e _ C u s t o m _ 4 > + 
+         < Q l t y I n s p e c t i o n _ S o u r c e _ C u s t o m _ 5 > Q l t y I n s p e c t i o n _ S o u r c e _ C u s t o m _ 5 < / Q l t y I n s p e c t i o n _ S o u r c e _ C u s t o m _ 5 > + 
+         < Q l t y I n s p e c t i o n _ S o u r c e _ C u s t o m _ 6 > Q l t y I n s p e c t i o n _ S o u r c e _ C u s t o m _ 6 < / Q l t y I n s p e c t i o n _ S o u r c e _ C u s t o m _ 6 > + 
+         < Q l t y I n s p e c t i o n _ S o u r c e _ C u s t o m _ 7 > Q l t y I n s p e c t i o n _ S o u r c e _ C u s t o m _ 7 < / Q l t y I n s p e c t i o n _ S o u r c e _ C u s t o m _ 7 > + 
+         < Q l t y I n s p e c t i o n _ S o u r c e _ C u s t o m _ 8 > Q l t y I n s p e c t i o n _ S o u r c e _ C u s t o m _ 8 < / Q l t y I n s p e c t i o n _ S o u r c e _ C u s t o m _ 8 > + 
+         < Q l t y I n s p e c t i o n _ S o u r c e _ C u s t o m _ 9 > Q l t y I n s p e c t i o n _ S o u r c e _ C u s t o m _ 9 < / Q l t y I n s p e c t i o n _ S o u r c e _ C u s t o m _ 9 > + 
+         < Q l t y I n s p e c t i o n _ S o u r c e _ D o c u m e n t _ N o _ > Q l t y I n s p e c t i o n _ S o u r c e _ D o c u m e n t _ N o _ < / Q l t y I n s p e c t i o n _ S o u r c e _ D o c u m e n t _ N o _ > + 
+         < Q l t y I n s p e c t i o n _ S o u r c e _ I t e m _ D e s c r i p t i o n > Q l t y I n s p e c t i o n _ S o u r c e _ I t e m _ D e s c r i p t i o n < / Q l t y I n s p e c t i o n _ S o u r c e _ I t e m _ D e s c r i p t i o n > + 
+         < Q l t y I n s p e c t i o n _ S o u r c e _ I t e m _ D e s c r i p t i o n 2 > Q l t y I n s p e c t i o n _ S o u r c e _ I t e m _ D e s c r i p t i o n 2 < / Q l t y I n s p e c t i o n _ S o u r c e _ I t e m _ D e s c r i p t i o n 2 > + 
+         < Q l t y I n s p e c t i o n _ S o u r c e _ I t e m _ N o _ > Q l t y I n s p e c t i o n _ S o u r c e _ I t e m _ N o _ < / Q l t y I n s p e c t i o n _ S o u r c e _ I t e m _ N o _ > + 
+         < Q l t y I n s p e c t i o n _ S o u r c e _ L o t _ N o _ > Q l t y I n s p e c t i o n _ S o u r c e _ L o t _ N o _ < / Q l t y I n s p e c t i o n _ S o u r c e _ L o t _ N o _ > + 
+         < Q l t y I n s p e c t i o n _ S o u r c e _ P a c k a g e _ N o _ > Q l t y I n s p e c t i o n _ S o u r c e _ P a c k a g e _ N o _ < / Q l t y I n s p e c t i o n _ S o u r c e _ P a c k a g e _ N o _ > + 
+         < Q l t y I n s p e c t i o n _ S o u r c e _ S e r i a l _ N o _ > Q l t y I n s p e c t i o n _ S o u r c e _ S e r i a l _ N o _ < / Q l t y I n s p e c t i o n _ S o u r c e _ S e r i a l _ N o _ > + 
+         < Q l t y I n s p e c t i o n _ S o u r c e _ T a s k _ N o _ > Q l t y I n s p e c t i o n _ S o u r c e _ T a s k _ N o _ < / Q l t y I n s p e c t i o n _ S o u r c e _ T a s k _ N o _ > + 
+         < Q l t y I n s p e c t i o n _ S o u r c e _ V a r i a n t _ C o d e > Q l t y I n s p e c t i o n _ S o u r c e _ V a r i a n t _ C o d e < / Q l t y I n s p e c t i o n _ S o u r c e _ V a r i a n t _ C o d e > + 
+         < Q l t y I n s p e c t i o n _ S t a t u s > Q l t y I n s p e c t i o n _ S t a t u s < / Q l t y I n s p e c t i o n _ S t a t u s > + 
+         < R e i n s p e c t i o n S e q u e n c e I n f o r m a t i o n > R e i n s p e c t i o n S e q u e n c e I n f o r m a t i o n < / R e i n s p e c t i o n S e q u e n c e I n f o r m a t i o n > + 
+         < C u r r e n t I n s p e c t i o n L i n e > + 
+             < C a r r i a g e R e t u r n P e r s o n F i e l d D e t a i l s > C a r r i a g e R e t u r n P e r s o n F i e l d D e t a i l s < / C a r r i a g e R e t u r n P e r s o n F i e l d D e t a i l s > + 
+             < C o n d i t i o n L a b e l _ 1 > C o n d i t i o n L a b e l _ 1 < / C o n d i t i o n L a b e l _ 1 > + 
+             < C o n d i t i o n L a b e l _ 2 > C o n d i t i o n L a b e l _ 2 < / C o n d i t i o n L a b e l _ 2 > + 
+             < F i e l d _ C o d e > F i e l d _ C o d e < / F i e l d _ C o d e > + 
+             < F i e l d _ D e s c r i p t i o n > F i e l d _ D e s c r i p t i o n < / F i e l d _ D e s c r i p t i o n > + 
+             < F i e l d _ E n t e r e d B y N a m e A n d T i m e s t a m p > F i e l d _ E n t e r e d B y N a m e A n d T i m e s t a m p < / F i e l d _ E n t e r e d B y N a m e A n d T i m e s t a m p > + 
+             < F i e l d _ H a s E n t e r e d V a l u e > F i e l d _ H a s E n t e r e d V a l u e < / F i e l d _ H a s E n t e r e d V a l u e > + 
+             < F i e l d _ I f P e r s o n E m a i l > F i e l d _ I f P e r s o n E m a i l < / F i e l d _ I f P e r s o n E m a i l > + 
+             < F i e l d _ I f P e r s o n N a m e > F i e l d _ I f P e r s o n N a m e < / F i e l d _ I f P e r s o n N a m e > + 
+             < F i e l d _ I f P e r s o n P h o n e > F i e l d _ I f P e r s o n P h o n e < / F i e l d _ I f P e r s o n P h o n e > + 
+             < F i e l d _ I f P e r s o n T i t l e > F i e l d _ I f P e r s o n T i t l e < / F i e l d _ I f P e r s o n T i t l e > + 
+             < F i e l d _ I s L a b e l > F i e l d _ I s L a b e l < / F i e l d _ I s L a b e l > + 
+             < F i e l d _ I s P e r s o n F i e l d > F i e l d _ I s P e r s o n F i e l d < / F i e l d _ I s P e r s o n F i e l d > + 
+             < F i e l d _ I s T e x t > F i e l d _ I s T e x t < / F i e l d _ I s T e x t > + 
+             < F i e l d _ L i n e C o m m e n t a r y > F i e l d _ L i n e C o m m e n t a r y < / F i e l d _ L i n e C o m m e n t a r y > + 
+             < F i e l d _ M o d i f i e d B y U s e r E m a i l > F i e l d _ M o d i f i e d B y U s e r E m a i l < / F i e l d _ M o d i f i e d B y U s e r E m a i l > + 
+             < F i e l d _ M o d i f i e d B y U s e r I D > F i e l d _ M o d i f i e d B y U s e r I D < / F i e l d _ M o d i f i e d B y U s e r I D > + 
+             < F i e l d _ M o d i f i e d B y U s e r J o b T i t l e > F i e l d _ M o d i f i e d B y U s e r J o b T i t l e < / F i e l d _ M o d i f i e d B y U s e r J o b T i t l e > + 
+             < F i e l d _ M o d i f i e d B y U s e r N a m e > F i e l d _ M o d i f i e d B y U s e r N a m e < / F i e l d _ M o d i f i e d B y U s e r N a m e > + 
+             < F i e l d _ M o d i f i e d B y U s e r P h o n e > F i e l d _ M o d i f i e d B y U s e r P h o n e < / F i e l d _ M o d i f i e d B y U s e r P h o n e > + 
+             < F i e l d _ M o d i f i e d D a t e T i m e > F i e l d _ M o d i f i e d D a t e T i m e < / F i e l d _ M o d i f i e d D a t e T i m e > + 
+             < F i e l d _ T y p e > F i e l d _ T y p e < / F i e l d _ T y p e > + 
+             < L a b e l F i e l d _ D e s c r i p t i o n > L a b e l F i e l d _ D e s c r i p t i o n < / L a b e l F i e l d _ D e s c r i p t i o n > + 
+             < N u m e r i c _ V a l u e > N u m e r i c _ V a l u e < / N u m e r i c _ V a l u e > + 
+             < P r o m p t e d R e s u l t C a p t i o n _ 1 > P r o m p t e d R e s u l t C a p t i o n _ 1 < / P r o m p t e d R e s u l t C a p t i o n _ 1 > + 
+             < P r o m p t e d R e s u l t C a p t i o n _ 1 0 > P r o m p t e d R e s u l t C a p t i o n _ 1 0 < / P r o m p t e d R e s u l t C a p t i o n _ 1 0 > + 
+             < P r o m p t e d R e s u l t C a p t i o n _ 2 > P r o m p t e d R e s u l t C a p t i o n _ 2 < / P r o m p t e d R e s u l t C a p t i o n _ 2 > + 
+             < P r o m p t e d R e s u l t C a p t i o n _ 3 > P r o m p t e d R e s u l t C a p t i o n _ 3 < / P r o m p t e d R e s u l t C a p t i o n _ 3 > + 
+             < P r o m p t e d R e s u l t C a p t i o n _ 4 > P r o m p t e d R e s u l t C a p t i o n _ 4 < / P r o m p t e d R e s u l t C a p t i o n _ 4 > + 
+             < P r o m p t e d R e s u l t C a p t i o n _ 5 > P r o m p t e d R e s u l t C a p t i o n _ 5 < / P r o m p t e d R e s u l t C a p t i o n _ 5 > + 
+             < P r o m p t e d R e s u l t C a p t i o n _ 6 > P r o m p t e d R e s u l t C a p t i o n _ 6 < / P r o m p t e d R e s u l t C a p t i o n _ 6 > + 
+             < P r o m p t e d R e s u l t C a p t i o n _ 7 > P r o m p t e d R e s u l t C a p t i o n _ 7 < / P r o m p t e d R e s u l t C a p t i o n _ 7 > + 
+             < P r o m p t e d R e s u l t C a p t i o n _ 8 > P r o m p t e d R e s u l t C a p t i o n _ 8 < / P r o m p t e d R e s u l t C a p t i o n _ 8 > + 
+             < P r o m p t e d R e s u l t C a p t i o n _ 9 > P r o m p t e d R e s u l t C a p t i o n _ 9 < / P r o m p t e d R e s u l t C a p t i o n _ 9 > + 
+             < P r o m p t e d R e s u l t C o n d i t i o n D e s c r i p t i o n _ 1 > P r o m p t e d R e s u l t C o n d i t i o n D e s c r i p t i o n _ 1 < / P r o m p t e d R e s u l t C o n d i t i o n D e s c r i p t i o n _ 1 > + 
+             < P r o m p t e d R e s u l t C o n d i t i o n D e s c r i p t i o n _ 1 0 > P r o m p t e d R e s u l t C o n d i t i o n D e s c r i p t i o n _ 1 0 < / P r o m p t e d R e s u l t C o n d i t i o n D e s c r i p t i o n _ 1 0 > + 
+             < P r o m p t e d R e s u l t C o n d i t i o n D e s c r i p t i o n _ 2 > P r o m p t e d R e s u l t C o n d i t i o n D e s c r i p t i o n _ 2 < / P r o m p t e d R e s u l t C o n d i t i o n D e s c r i p t i o n _ 2 > + 
+             < P r o m p t e d R e s u l t C o n d i t i o n D e s c r i p t i o n _ 3 > P r o m p t e d R e s u l t C o n d i t i o n D e s c r i p t i o n _ 3 < / P r o m p t e d R e s u l t C o n d i t i o n D e s c r i p t i o n _ 3 > + 
+             < P r o m p t e d R e s u l t C o n d i t i o n D e s c r i p t i o n _ 4 > P r o m p t e d R e s u l t C o n d i t i o n D e s c r i p t i o n _ 4 < / P r o m p t e d R e s u l t C o n d i t i o n D e s c r i p t i o n _ 4 > + 
+             < P r o m p t e d R e s u l t C o n d i t i o n D e s c r i p t i o n _ 5 > P r o m p t e d R e s u l t C o n d i t i o n D e s c r i p t i o n _ 5 < / P r o m p t e d R e s u l t C o n d i t i o n D e s c r i p t i o n _ 5 > + 
+             < P r o m p t e d R e s u l t C o n d i t i o n D e s c r i p t i o n _ 6 > P r o m p t e d R e s u l t C o n d i t i o n D e s c r i p t i o n _ 6 < / P r o m p t e d R e s u l t C o n d i t i o n D e s c r i p t i o n _ 6 > + 
+             < P r o m p t e d R e s u l t C o n d i t i o n D e s c r i p t i o n _ 7 > P r o m p t e d R e s u l t C o n d i t i o n D e s c r i p t i o n _ 7 < / P r o m p t e d R e s u l t C o n d i t i o n D e s c r i p t i o n _ 7 > + 
+             < P r o m p t e d R e s u l t C o n d i t i o n D e s c r i p t i o n _ 8 > P r o m p t e d R e s u l t C o n d i t i o n D e s c r i p t i o n _ 8 < / P r o m p t e d R e s u l t C o n d i t i o n D e s c r i p t i o n _ 8 > + 
+             < P r o m p t e d R e s u l t C o n d i t i o n D e s c r i p t i o n _ 9 > P r o m p t e d R e s u l t C o n d i t i o n D e s c r i p t i o n _ 9 < / P r o m p t e d R e s u l t C o n d i t i o n D e s c r i p t i o n _ 9 > + 
+             < P r o m p t e d R e s u l t V i s i b l e _ 1 > P r o m p t e d R e s u l t V i s i b l e _ 1 < / P r o m p t e d R e s u l t V i s i b l e _ 1 > + 
+             < P r o m p t e d R e s u l t V i s i b l e _ 1 0 > P r o m p t e d R e s u l t V i s i b l e _ 1 0 < / P r o m p t e d R e s u l t V i s i b l e _ 1 0 > + 
+             < P r o m p t e d R e s u l t V i s i b l e _ 2 > P r o m p t e d R e s u l t V i s i b l e _ 2 < / P r o m p t e d R e s u l t V i s i b l e _ 2 > + 
+             < P r o m p t e d R e s u l t V i s i b l e _ 3 > P r o m p t e d R e s u l t V i s i b l e _ 3 < / P r o m p t e d R e s u l t V i s i b l e _ 3 > + 
+             < P r o m p t e d R e s u l t V i s i b l e _ 4 > P r o m p t e d R e s u l t V i s i b l e _ 4 < / P r o m p t e d R e s u l t V i s i b l e _ 4 > + 
+             < P r o m p t e d R e s u l t V i s i b l e _ 5 > P r o m p t e d R e s u l t V i s i b l e _ 5 < / P r o m p t e d R e s u l t V i s i b l e _ 5 > + 
+             < P r o m p t e d R e s u l t V i s i b l e _ 6 > P r o m p t e d R e s u l t V i s i b l e _ 6 < / P r o m p t e d R e s u l t V i s i b l e _ 6 > + 
+             < P r o m p t e d R e s u l t V i s i b l e _ 7 > P r o m p t e d R e s u l t V i s i b l e _ 7 < / P r o m p t e d R e s u l t V i s i b l e _ 7 > + 
+             < P r o m p t e d R e s u l t V i s i b l e _ 8 > P r o m p t e d R e s u l t V i s i b l e _ 8 < / P r o m p t e d R e s u l t V i s i b l e _ 8 > + 
+             < P r o m p t e d R e s u l t V i s i b l e _ 9 > P r o m p t e d R e s u l t V i s i b l e _ 9 < / P r o m p t e d R e s u l t V i s i b l e _ 9 > + 
+             < T e s t _ R e s u l t > T e s t _ R e s u l t < / T e s t _ R e s u l t > + 
+             < T e s t _ R e s u l t D e s c r i p t i o n > T e s t _ R e s u l t D e s c r i p t i o n < / T e s t _ R e s u l t D e s c r i p t i o n > + 
+             < T e s t _ V a l u e > T e s t _ V a l u e < / T e s t _ V a l u e > + 
+             < W o r d D e s c r i p t i o n > W o r d D e s c r i p t i o n < / W o r d D e s c r i p t i o n > + 
+             < W o r d M o d i f i e d B y U s e r N a m e > W o r d M o d i f i e d B y U s e r N a m e < / W o r d M o d i f i e d B y U s e r N a m e > + 
+             < W o r d M o d i f i e d D a t e T i m e > W o r d M o d i f i e d D a t e T i m e < / W o r d M o d i f i e d D a t e T i m e > + 
+             < W o r d T e s t V a l u e > W o r d T e s t V a l u e < / W o r d T e s t V a l u e > + 
+         < / C u r r e n t I n s p e c t i o n L i n e > + 
+     < / C u r r e n t I n s p e c t i o n > + 
+ < / N a v W o r d R e p o r t X m l P a r t > 
+</file>
+
+<file path=customXml/item2.xml>��< ? x m l   v e r s i o n = " 1 . 0 "   e n c o d i n g = " u t f - 1 6 " ? > < N a v W o r d R e p o r t X m l P a r t   x m l n s = " u r n : m i c r o s o f t - d y n a m i c s - b u s i n e s s c e n t r a l / i n t e r n a l / e x t e n d e d / r e p o r t s / Q l t y _ N o n _ C o n f o r m a n c e / 2 0 4 0 3 / " > + 
+     < B C R e p o r t I n f o r m a t i o n > + 
+         < R e p o r t M e t a d a t a > + 
+             < E x t e n s i o n I d > E x t e n s i o n   I D < / E x t e n s i o n I d > + 
+             < E x t e n s i o n N a m e > E x t e n s i o n   N a m e < / E x t e n s i o n N a m e > + 
+             < E x t e n s i o n P u b l i s h e r > E x t e n s i o n   P u b l i s h e r < / E x t e n s i o n P u b l i s h e r > + 
+             < E x t e n s i o n V e r s i o n > E x t e n s i o n   V e r s i o n < / E x t e n s i o n V e r s i o n > + 
+             < R e p o r t I d > R e p o r t   I D < / R e p o r t I d > + 
+             < R e p o r t N a m e > R e p o r t   N a m e < / R e p o r t N a m e > + 
+             < A b o u t T h i s R e p o r t T i t l e > A b o u t   T h i s   R e p o r t   T i t l e < / A b o u t T h i s R e p o r t T i t l e > + 
+             < A b o u t T h i s R e p o r t T e x t > A b o u t   T h i s   R e p o r t   T e x t < / A b o u t T h i s R e p o r t T e x t > + 
+             < R e p o r t H e l p L i n k > R e p o r t   H e l p   L i n k < / R e p o r t H e l p L i n k > + 
+         < / R e p o r t M e t a d a t a > + 
+         < R e p o r t R e q u e s t > + 
+             < T e n a n t E n t r a I d > T e n a n t   E n t r a   I d < / T e n a n t E n t r a I d > + 
+             < E n v i r o n m e n t N a m e > E n v i r o n m e n t   N a m e < / E n v i r o n m e n t N a m e > + 
+             < E n v i r o n m e n t T y p e > E n v i r o n m e n t   T y p e < / E n v i r o n m e n t T y p e > + 
+             < C o m p a n y N a m e > C o m p a n y   N a m e < / C o m p a n y N a m e > + 
+             < C o m p a n y D i s p l a y N a m e > C o m p a n y   D i s p l a y   N a m e < / C o m p a n y D i s p l a y N a m e > + 
+             < C o m p a n y I d > C o m p a n y   I D < / C o m p a n y I d > + 
+             < U s e r N a m e > U s e r   N a m e < / U s e r N a m e > + 
+             < D a t e A n d T i m e > D a t e   a n d   T i m e < / D a t e A n d T i m e > + 
+             < L a n g u a g e > L a n g u a g e < / L a n g u a g e > + 
+             < F o r m a t R e g i o n > F o r m a t   R e g i o n < / F o r m a t R e g i o n > + 
+             < D a t e T i m e V a l u e s > + 
+                 < Y e a r > Y e a r < / Y e a r > + 
+                 < M o n t h N u m b e r > M o n t h   N u m b e r < / M o n t h N u m b e r > + 
+                 < D a y N u m b e r > D a y   N u m b e r < / D a y N u m b e r > + 
+                 < H o u r > H o u r < / H o u r > + 
+                 < M i n u t e > M i n u t e < / M i n u t e > + 
+             < / D a t e T i m e V a l u e s > + 
+         < / R e p o r t R e q u e s t > + 
+     < / B C R e p o r t I n f o r m a t i o n > + 
+     < L a b e l s > + 
+         < C o n d i t i o n L a b e l   E l e m e n t T y p e = " P a r a m e t e r "   E l e m e n t I d = " 1 4 2 4 6 4 8 2 8 8 "   D a t a T y p e = " S t r i n g " > C o n d i t i o n L a b e l < / C o n d i t i o n L a b e l > + 
+         < D a t e L a b e l   E l e m e n t T y p e = " P a r a m e t e r "   E l e m e n t I d = " 7 9 3 8 1 7 7 7 7 "   D a t a T y p e = " S t r i n g " > D a t e L a b e l < / D a t e L a b e l > + 
+         < F i n i s h e d B y L a b e l   E l e m e n t T y p e = " P a r a m e t e r "   E l e m e n t I d = " 1 2 1 8 3 5 9 1 8 "   D a t a T y p e = " S t r i n g " > F i n i s h e d B y L a b e l < / F i n i s h e d B y L a b e l > + 
+         < F i n i s h e d O n L a b e l   E l e m e n t T y p e = " P a r a m e t e r "   E l e m e n t I d = " 1 9 3 5 3 2 6 4 3 2 "   D a t a T y p e = " S t r i n g " > F i n i s h e d O n L a b e l < / F i n i s h e d O n L a b e l > + 
+         < I n s p e c t i o n D e s c r i p t i o n L a b e l   E l e m e n t T y p e = " P a r a m e t e r "   E l e m e n t I d = " 3 8 1 4 2 6 1 5 5 "   D a t a T y p e = " S t r i n g " > I n s p e c t i o n D e s c r i p t i o n L a b e l < / I n s p e c t i o n D e s c r i p t i o n L a b e l > + 
+         < I n s p e c t i o n L a b e l   E l e m e n t T y p e = " P a r a m e t e r "   E l e m e n t I d = " 1 5 4 9 8 3 1 5 2 5 "   D a t a T y p e = " S t r i n g " > I n s p e c t i o n L a b e l < / I n s p e c t i o n L a b e l > + 
+         < I t e m D e s c r i p t i o n L a b e l   E l e m e n t T y p e = " P a r a m e t e r "   E l e m e n t I d = " 1 5 6 7 1 7 4 7 2 8 "   D a t a T y p e = " S t r i n g " > I t e m D e s c r i p t i o n L a b e l < / I t e m D e s c r i p t i o n L a b e l > + 
+         < I t e m L a b e l   E l e m e n t T y p e = " P a r a m e t e r "   E l e m e n t I d = " 1 0 8 2 0 2 8 9 7 4 "   D a t a T y p e = " S t r i n g " > I t e m L a b e l < / I t e m L a b e l > + 
+         < I t e m T r a c k i n g L a b e l   E l e m e n t T y p e = " P a r a m e t e r "   E l e m e n t I d = " 9 3 5 5 3 4 6 7 1 "   D a t a T y p e = " S t r i n g " > I t e m T r a c k i n g L a b e l < / I t e m T r a c k i n g L a b e l > + 
+         < L a s t M o d i f i e d B y L a b e l   E l e m e n t T y p e = " P a r a m e t e r "   E l e m e n t I d = " 9 3 1 4 2 8 2 9 1 "   D a t a T y p e = " S t r i n g " > L a s t M o d i f i e d B y L a b e l < / L a s t M o d i f i e d B y L a b e l > + 
+         < P a g e L a b e l   E l e m e n t T y p e = " P a r a m e t e r "   E l e m e n t I d = " 1 8 8 0 8 2 7 5 0 4 "   D a t a T y p e = " S t r i n g " > P a g e L a b e l < / P a g e L a b e l > + 
+         < R e p o r t T i t l e L a b e l   E l e m e n t T y p e = " P a r a m e t e r "   E l e m e n t I d = " 1 2 9 7 0 8 9 6 2 7 "   D a t a T y p e = " S t r i n g " > R e p o r t T i t l e L a b e l < / R e p o r t T i t l e L a b e l > + 
+         < R e s u l t L a b e l   E l e m e n t T y p e = " P a r a m e t e r "   E l e m e n t I d = " 4 0 7 6 0 6 8 8 6 "   D a t a T y p e = " S t r i n g " > R e s u l t L a b e l < / R e s u l t L a b e l > + 
+         < S t a t u s L a b e l   E l e m e n t T y p e = " P a r a m e t e r "   E l e m e n t I d = " 2 0 3 8 7 0 9 6 2 5 "   D a t a T y p e = " S t r i n g " > S t a t u s L a b e l < / S t a t u s L a b e l > + 
+         < T e s t L a b e l   E l e m e n t T y p e = " P a r a m e t e r "   E l e m e n t I d = " 1 5 2 2 4 8 5 9 "   D a t a T y p e = " S t r i n g " > T e s t L a b e l < / T e s t L a b e l > + 
+         < T e s t V a l u e L a b e l   E l e m e n t T y p e = " P a r a m e t e r "   E l e m e n t I d = " 1 1 6 2 1 3 2 5 7 0 "   D a t a T y p e = " S t r i n g " > T e s t V a l u e L a b e l < / T e s t V a l u e L a b e l > + 
+     < / L a b e l s > + 
+     < T o o l t i p s > + 
+         < T o o l t i p   c o l u m n = " Q l t y I n s p e c t i o n T e m p l a t e _ D e s c r i p t i o n "   E l e m e n t I d = " 1 6 5 2 0 6 9 5 9 8 " > + 
+             < T o o l t i p T e x t   l a n g = " e n - U S " > S p e c i f i e s   a n   e x p l a n a t i o n   o f   t h e   Q u a l i t y   I n s p e c t i o n   T e m p l a t e .   Y o u   c a n   e n t e r   a   m a x i m u m   o f   1 0 0   c h a r a c t e r s ,   b o t h   n u m b e r s   a n d   l e t t e r s . < / T o o l t i p T e x t > + 
+         < / T o o l t i p > + 
+         < T o o l t i p   c o l u m n = " Q l t y I n s p e c t i o n _ D e s c r i p t i o n "   E l e m e n t I d = " 7 3 9 0 1 9 9 1 0 " > + 
+             < T o o l t i p T e x t   l a n g = " e n - U S " > S p e c i f i e s   a   d e s c r i p t i o n   o f   t h e   Q u a l i t y   I n s p e c t i o n   i t s e l f . < / T o o l t i p T e x t > + 
+         < / T o o l t i p > + 
+         < T o o l t i p   c o l u m n = " Q l t y I n s p e c t i o n _ S t a t u s "   E l e m e n t I d = " 8 5 1 7 5 2 7 6 8 " > + 
+             < T o o l t i p T e x t   l a n g = " e n - U S " > S p e c i f i e s   t h e   s t a t u s   o f   t h e   i n s p e c t i o n .   N o   a d d i t i o n a l   c h a n g e s   c a n   b e   m a d e   t o   a   f i n i s h e d   Q u a l i t y   I n s p e c t i o n . < / T o o l t i p T e x t > + 
+         < / T o o l t i p > + 
+         < T o o l t i p   c o l u m n = " Q l t y I n s p e c t i o n _ R e s u l t _ C o d e "   E l e m e n t I d = " 1 8 0 7 0 7 7 0 6 5 " > + 
+             < T o o l t i p T e x t   l a n g = " e n - U S " > S p e c i f i e s   t h e   r e s u l t   i s   a u t o m a t i c a l l y   d e t e r m i n e d   b a s e d   o n   t h e   t e s t   v a l u e   a n d   r e s u l t   c o n f i g u r a t i o n . < / T o o l t i p T e x t > + 
+         < / T o o l t i p > + 
+         < T o o l t i p   c o l u m n = " Q l t y I n s p e c t i o n _ R e s u l t _ D e s c r i p t i o n "   E l e m e n t I d = " 8 1 0 5 3 8 1 8 8 " > + 
+             < T o o l t i p T e x t   l a n g = " e n - U S " > S p e c i f i e s   t h e   r e s u l t   d e s c r i p t i o n   f o r   t h i s   t e s t   r e s u l t .   T h e   r e s u l t   i s   a u t o m a t i c a l l y   d e t e r m i n e d   b a s e d   o n   t h e   t e s t   v a l u e   a n d   r e s u l t   c o n f i g u r a t i o n . < / T o o l t i p T e x t > + 
+         < / T o o l t i p > + 
+         < T o o l t i p   c o l u m n = " Q l t y I n s p e c t i o n _ N o "   E l e m e n t I d = " 2 1 2 0 6 1 5 7 4 9 " > + 
+             < T o o l t i p T e x t   l a n g = " e n - U S " > S p e c i f i e s   t h e   q u a l i t y   i n s p e c t i o n   d o c u m e n t   n u m b e r . < / T o o l t i p T e x t > + 
+         < / T o o l t i p > + 
+         < T o o l t i p   c o l u m n = " Q l t y I n s p e c t i o n _ R e i n s p e c t i o n N o "   E l e m e n t I d = " 7 5 1 7 3 5 6 " > + 
+             < T o o l t i p T e x t   l a n g = " e n - U S " > S p e c i f i e s   t h e   r e - i n s p e c t i o n   c o u n t e r . < / T o o l t i p T e x t > + 
+         < / T o o l t i p > + 
+         < T o o l t i p   c o l u m n = " Q l t y I n s p e c t i o n _ F i n i s h e d _ B y _ U s e r _ I D "   E l e m e n t I d = " 1 7 5 0 5 1 6 3 3 8 " > + 
+             < T o o l t i p T e x t   l a n g = " e n - U S " > S p e c i f i e s   t h e   u s e r   t h a t   f i n i s h e d   t h e   i n s p e c t i o n . < / T o o l t i p T e x t > + 
+         < / T o o l t i p > + 
+         < T o o l t i p   c o l u m n = " Q l t y I n s p e c t i o n _ F i n i s h e d _ D a t e "   E l e m e n t I d = " 1 8 3 4 1 2 2 7 6 5 " > + 
+             < T o o l t i p T e x t   l a n g = " e n - U S " > S p e c i f i e s   t h e   d a t e   t h a t   t h e   i n s p e c t i o n   w a s   f i n i s h e d . < / T o o l t i p T e x t > + 
+         < / T o o l t i p > + 
+         < T o o l t i p   c o l u m n = " Q l t y I n s p e c t i o n _ S o u r c e _ I t e m _ N o _ "   E l e m e n t I d = " 1 2 6 8 0 5 0 5 1 8 " > + 
+             < T o o l t i p T e x t   l a n g = " e n - U S " > S p e c i f i e s   t h e   i t e m   t h a t   t h e   Q u a l i t y   I n s p e c t i o n   i s   f o r .   W h e n   u s e d   w i t h   p r o d u c t i o n   o r d e r s   t h i s   t y p i c a l l y   r e f e r s   t o   t h e   i t e m   b e i n g   p r o d u c e d . < / T o o l t i p T e x t > + 
+         < / T o o l t i p > + 
+         < T o o l t i p   c o l u m n = " Q l t y I n s p e c t i o n _ S o u r c e _ I t e m _ D e s c r i p t i o n "   E l e m e n t I d = " 6 4 6 8 9 0 6 3 0 " > + 
+             < T o o l t i p T e x t   l a n g = " e n - U S " > S p e c i f i e s   a   d e s c r i p t i o n   o f   t h e   i t e m . < / T o o l t i p T e x t > + 
+         < / T o o l t i p > + 
+         < T o o l t i p   c o l u m n = " Q l t y I n s p e c t i o n _ S o u r c e _ I t e m _ D e s c r i p t i o n 2 "   E l e m e n t I d = " 1 2 7 9 3 6 9 3 5 2 " > + 
+             < T o o l t i p T e x t   l a n g = " e n - U S " > S p e c i f i e s   i n f o r m a t i o n   i n   a d d i t i o n   t o   t h e   d e s c r i p t i o n . < / T o o l t i p T e x t > + 
+         < / T o o l t i p > + 
+         < T o o l t i p   c o l u m n = " Q l t y I n s p e c t i o n _ S o u r c e _ V a r i a n t _ C o d e "   E l e m e n t I d = " 1 6 0 8 4 0 3 8 2 1 " > + 
+             < T o o l t i p T e x t   l a n g = " e n - U S " > S p e c i f i e s   t h e   i t e m   v a r i a n t   t h a t   t h e   Q u a l i t y   I n s p e c t i o n   i s   f o r .   W h e n   u s e d   w i t h   p r o d u c t i o n   o r d e r s   t h i s   t y p i c a l l y   r e f e r s   t o   t h e   i t e m   b e i n g   p r o d u c e d . < / T o o l t i p T e x t > + 
+         < / T o o l t i p > + 
+         < T o o l t i p   c o l u m n = " Q l t y I n s p e c t i o n _ S o u r c e _ L o t _ N o _ "   E l e m e n t I d = " 1 1 2 3 5 5 1 3 1 2 " > + 
+             < T o o l t i p T e x t   l a n g = " e n - U S " > S p e c i f i e s   t h e   l o t   n u m b e r   t h a t   t h e   q u a l i t y   i n s p e c t i o n   i s   f o r .   T h i s   i s   o n l y   u s e d   f o r   l o t   t r a c k e d   i t e m s . < / T o o l t i p T e x t > + 
+         < / T o o l t i p > + 
+         < T o o l t i p   c o l u m n = " Q l t y I n s p e c t i o n _ S o u r c e _ S e r i a l _ N o _ "   E l e m e n t I d = " 1 5 2 0 5 9 1 4 4 7 " > + 
+             < T o o l t i p T e x t   l a n g = " e n - U S " > S p e c i f i e s   t h e   s e r i a l   n u m b e r   t h a t   t h e   q u a l i t y   i n s p e c t i o n   i s   f o r .   T h i s   i s   o n l y   u s e d   f o r   s e r i a l   t r a c k e d   i t e m s . < / T o o l t i p T e x t > + 
+         < / T o o l t i p > + 
+         < T o o l t i p   c o l u m n = " Q l t y I n s p e c t i o n _ S o u r c e _ P a c k a g e _ N o _ "   E l e m e n t I d = " 1 9 6 1 1 2 9 9 7 " > + 
+             < T o o l t i p T e x t   l a n g = " e n - U S " > S p e c i f i e s   t h e   p a c k a g e   n u m b e r   t h a t   t h e   q u a l i t y   i n s p e c t i o n   i s   f o r .   T h i s   i s   o n l y   u s e d   f o r   p a c k a g e   t r a c k e d   i t e m s . < / T o o l t i p T e x t > + 
+         < / T o o l t i p > + 
+         < T o o l t i p   c o l u m n = " Q l t y I n s p e c t i o n _ S o u r c e _ D o c u m e n t _ N o _ "   E l e m e n t I d = " 1 6 7 5 9 1 6 2 8 8 " > + 
+             < T o o l t i p T e x t   l a n g = " e n - U S " > S p e c i f i e s   a   r e f e r e n c e   t o   t h e   d o c u m e n t   t h a t   t h i s   Q u a l i t y   I n s p e c t i o n   i s   r e f e r r i n g   t o .   T h i s   t y p i c a l l y   r e f e r s   t o   a   p r o d u c t i o n   o r d e r   d o c u m e n t   n u m b e r . < / T o o l t i p T e x t > + 
+         < / T o o l t i p > + 
+         < T o o l t i p   c o l u m n = " Q l t y I n s p e c t i o n _ S o u r c e _ T a s k _ N o _ "   E l e m e n t I d = " 3 8 4 6 4 4 1 8 2 " > + 
+             < T o o l t i p T e x t   l a n g = " e n - U S " > S p e c i f i e s   a   r e f e r e n c e   t o   t h e   s o u r c e   t a s k   n o .   t h a t   t h i s   Q u a l i t y   I n s p e c t i o n   i s   r e f e r r i n g   t o .   T h i s   t y p i c a l l y   r e f e r s   t o   a n   o p e r a t i o n . < / T o o l t i p T e x t > + 
+         < / T o o l t i p > + 
+         < T o o l t i p   c o l u m n = " Q l t y I n s p e c t i o n _ S o u r c e _ C u s t o m _ 1 "   E l e m e n t I d = " 5 4 6 4 5 3 7 6 5 " > + 
+             < T o o l t i p T e x t   l a n g = " e n - U S " > S p e c i f i e s   a d d i t i o n a l   i n f o r m a t i o n   f r o m   a   s o u r c e   r e c o r d . < / T o o l t i p T e x t > + 
+         < / T o o l t i p > + 
+         < T o o l t i p   c o l u m n = " Q l t y I n s p e c t i o n _ S o u r c e _ C u s t o m _ 2 "   E l e m e n t I d = " 1 8 3 5 4 2 3 6 8 0 " > + 
+             < T o o l t i p T e x t   l a n g = " e n - U S " > S p e c i f i e s   a d d i t i o n a l   i n f o r m a t i o n   f r o m   a   s o u r c e   r e c o r d . < / T o o l t i p T e x t > + 
+         < / T o o l t i p > + 
+         < T o o l t i p   c o l u m n = " Q l t y I n s p e c t i o n _ S o u r c e _ C u s t o m _ 3 "   E l e m e n t I d = " 1 8 2 1 8 4 6 9 9 9 " > + 
+             < T o o l t i p T e x t   l a n g = " e n - U S " > S p e c i f i e s   a d d i t i o n a l   i n f o r m a t i o n   f r o m   a   s o u r c e   r e c o r d . < / T o o l t i p T e x t > + 
+         < / T o o l t i p > + 
+         < T o o l t i p   c o l u m n = " Q l t y I n s p e c t i o n _ S o u r c e _ C u s t o m _ 4 "   E l e m e n t I d = " 1 3 6 6 6 3 6 0 8 6 " > + 
+             < T o o l t i p T e x t   l a n g = " e n - U S " > S p e c i f i e s   a d d i t i o n a l   i n f o r m a t i o n   f r o m   a   s o u r c e   r e c o r d . < / T o o l t i p T e x t > + 
+         < / T o o l t i p > + 
+         < T o o l t i p   c o l u m n = " Q l t y I n s p e c t i o n _ S o u r c e _ C u s t o m _ 5 "   E l e m e n t I d = " 2 0 0 4 3 3 2 7 0 3 " > + 
+             < T o o l t i p T e x t   l a n g = " e n - U S " > S p e c i f i e s   a d d i t i o n a l   i n f o r m a t i o n   f r o m   a   s o u r c e   r e c o r d . < / T o o l t i p T e x t > + 
+         < / T o o l t i p > + 
+         < T o o l t i p   c o l u m n = " Q l t y I n s p e c t i o n _ S o u r c e _ C u s t o m _ 6 "   E l e m e n t I d = " 9 1 2 4 2 8 5 2 " > + 
+             < T o o l t i p T e x t   l a n g = " e n - U S " > S p e c i f i e s   a d d i t i o n a l   i n f o r m a t i o n   f r o m   a   s o u r c e   r e c o r d . < / T o o l t i p T e x t > + 
+         < / T o o l t i p > + 
+         < T o o l t i p   c o l u m n = " Q l t y I n s p e c t i o n _ S o u r c e _ C u s t o m _ 7 "   E l e m e n t I d = " 7 2 8 9 3 9 4 6 9 " > + 
+             < T o o l t i p T e x t   l a n g = " e n - U S " > S p e c i f i e s   a d d i t i o n a l   i n f o r m a t i o n   f r o m   a   s o u r c e   r e c o r d . < / T o o l t i p T e x t > + 
+         < / T o o l t i p > + 
+         < T o o l t i p   c o l u m n = " Q l t y I n s p e c t i o n _ S o u r c e _ C u s t o m _ 8 "   E l e m e n t I d = " 3 7 7 5 4 4 7 4 2 " > + 
+             < T o o l t i p T e x t   l a n g = " e n - U S " > S p e c i f i e s   a d d i t i o n a l   i n f o r m a t i o n   f r o m   a   s o u r c e   r e c o r d . < / T o o l t i p T e x t > + 
+         < / T o o l t i p > + 
+         < T o o l t i p   c o l u m n = " Q l t y I n s p e c t i o n _ S o u r c e _ C u s t o m _ 9 "   E l e m e n t I d = " 2 6 0 1 5 1 8 7 5 " > + 
+             < T o o l t i p T e x t   l a n g = " e n - U S " > S p e c i f i e s   a d d i t i o n a l   i n f o r m a t i o n   f r o m   a   s o u r c e   r e c o r d . < / T o o l t i p T e x t > + 
+         < / T o o l t i p > + 
+         < T o o l t i p   c o l u m n = " Q l t y I n s p e c t i o n _ S o u r c e _ C u s t o m _ 1 0 "   E l e m e n t I d = " 1 5 3 7 6 5 2 9 2 5 " > + 
+             < T o o l t i p T e x t   l a n g = " e n - U S " > S p e c i f i e s   a d d i t i o n a l   i n f o r m a t i o n   f r o m   a   s o u r c e   r e c o r d . < / T o o l t i p T e x t > + 
+         < / T o o l t i p > + 
+         < T o o l t i p   c o l u m n = " I t e m D e s c r i p t i o n "   E l e m e n t I d = " 1 9 6 5 3 9 3 7 9 0 " > + 
+             < T o o l t i p T e x t   l a n g = " e n - U S " > S p e c i f i e s   a   d e s c r i p t i o n   o f   t h e   i t e m . < / T o o l t i p T e x t > + 
+         < / T o o l t i p > + 
+         < T o o l t i p   c o l u m n = " F i e l d _ C o d e "   E l e m e n t I d = " 1 3 2 7 2 5 5 7 3 " > + 
+             < T o o l t i p T e x t   l a n g = " e n - U S " > S p e c i f i e s   t h e   f i e l d / q u e s t i o n / m e t r i c   i n   t h i s   t e s t . < / T o o l t i p T e x t > + 
+         < / T o o l t i p > + 
+         < T o o l t i p   c o l u m n = " F i e l d _ D e s c r i p t i o n "   E l e m e n t I d = " 1 4 6 8 6 2 1 2 9 8 " > + 
+             < T o o l t i p T e x t   l a n g = " e n - U S " > S p e c i f i e s   a   d e s c r i p t i o n   o f   t h e   f i e l d   a s   i t   i s   u s e d   o n   t h e   t e s t . < / T o o l t i p T e x t > + 
+         < / T o o l t i p > + 
+         < T o o l t i p   c o l u m n = " N u m e r i c _ V a l u e "   E l e m e n t I d = " 4 6 0 4 1 2 6 4 6 " > + 
+             < T o o l t i p T e x t   l a n g = " e n - U S " > S p e c i f i e s   a n   e v a l u a t e d   n u m e r i c   v a l u e   o f   T e s t   V a l u e   f o r   u s e   i n   c a l c u l a t i o n s   a n d   a n a l y s i s .   T h i s   v a l u e   i s   a u t o m a t i c a l l y   c a l c u l a t e d   w h e n   t h e   T e s t   V a l u e   i s   e n t e r e d   o r   m o d i f i e d   b a s e d   o n   t h e   c o n f i g u r a t i o n   o f   t h e   T e s t   V a l u e   a n d   i s   n o t   d i r e c t l y   e d i t a b l e . < / T o o l t i p T e x t > + 
+         < / T o o l t i p > + 
+         < T o o l t i p   c o l u m n = " F i e l d _ T y p e "   E l e m e n t I d = " 1 3 2 8 1 6 4 0 1 6 " > + 
+             < T o o l t i p T e x t   l a n g = " e n - U S " > S p e c i f i e s   t h e   d a t a   t y p e   o f   t h e   v a l u e s   y o u   c a n   e n t e r   o r   s e l e c t   f o r   t h i s   t e s t .   U s e   D e c i m a l   f o r   n u m e r i c a l   m e a s u r e m e n t s .   U s e   C h o i c e   t o   g i v e   a   l i s t   o f   o p t i o n s   t o   c h o o s e   f r o m .   I f   y o u   w a n t   t o   c h o o s e   o p t i o n s   f r o m   a n   e x i s t i n g   t a b l e ,   u s e   T a b l e   L o o k u p . < / T o o l t i p T e x t > + 
+         < / T o o l t i p > + 
+         < T o o l t i p   c o l u m n = " T e s t _ R e s u l t "   E l e m e n t I d = " 1 2 7 1 0 6 2 1 4 1 " > + 
+             < T o o l t i p T e x t   l a n g = " e n - U S " > S p e c i f i e s   t h e   r e s u l t   i s   a u t o m a t i c a l l y   d e t e r m i n e d   b a s e d   o n   t h e   t e s t   v a l u e   a n d   r e s u l t   c o n f i g u r a t i o n . < / T o o l t i p T e x t > + 
+         < / T o o l t i p > + 
+     < / T o o l t i p s > + 
+     < C u r r e n t I n s p e c t i o n   E l e m e n t T y p e = " D a t a I t e m "   E l e m e n t I d = " 1 7 4 7 8 9 7 9 7 8 " > + 
+         < A p p r o v e r N a m e L a b e l   E l e m e n t T y p e = " C o l u m n "   E l e m e n t I d = " 1 8 9 7 9 9 2 7 8 5 "   D a t a T y p e = " T e x t " > A p p r o v e r N a m e L a b e l < / A p p r o v e r N a m e L a b e l > + 
+         < A p p r o v e r S i g n a t u r e L a b e l   E l e m e n t T y p e = " C o l u m n "   E l e m e n t I d = " 1 0 3 4 5 1 7 9 4 "   D a t a T y p e = " T e x t " > A p p r o v e r S i g n a t u r e L a b e l < / A p p r o v e r S i g n a t u r e L a b e l > + 
+         < C O A C o n t a c t _ A l l   E l e m e n t T y p e = " C o l u m n "   E l e m e n t I d = " 1 5 9 3 9 3 0 3 4 6 "   D a t a T y p e = " T e x t " > C O A C o n t a c t _ A l l < / C O A C o n t a c t _ A l l > + 
+         < C O A C o n t a c t _ R o w 1   E l e m e n t T y p e = " C o l u m n "   E l e m e n t I d = " 1 2 7 0 2 3 9 7 3 2 "   D a t a T y p e = " T e x t " > C O A C o n t a c t _ R o w 1 < / C O A C o n t a c t _ R o w 1 > + 
+         < C O A C o n t a c t _ R o w 2   E l e m e n t T y p e = " C o l u m n "   E l e m e n t I d = " 6 4 2 8 5 0 1 1 9 "   D a t a T y p e = " T e x t " > C O A C o n t a c t _ R o w 2 < / C O A C o n t a c t _ R o w 2 > + 
+         < C O A C o n t a c t _ R o w 3   E l e m e n t T y p e = " C o l u m n "   E l e m e n t I d = " 5 1 5 3 5 0 2 "   D a t a T y p e = " T e x t " > C O A C o n t a c t _ R o w 3 < / C O A C o n t a c t _ R o w 3 > + 
+         < C O A C o n t a c t _ R o w 4   E l e m e n t T y p e = " C o l u m n "   E l e m e n t I d = " 1 1 1 1 6 3 7 7 1 3 "   D a t a T y p e = " T e x t " > C O A C o n t a c t _ R o w 4 < / C O A C o n t a c t _ R o w 4 > + 
+         < C O A C o n t a c t _ R o w 5   E l e m e n t T y p e = " C o l u m n "   E l e m e n t I d = " 4 7 3 9 4 1 0 9 6 "   D a t a T y p e = " T e x t " > C O A C o n t a c t _ R o w 5 < / C O A C o n t a c t _ R o w 5 > + 
+         < C O A C o n t a c t _ R o w 6   E l e m e n t T y p e = " C o l u m n "   E l e m e n t I d = " 1 9 0 7 9 3 6 3 4 9 "   D a t a T y p e = " T e x t " > C O A C o n t a c t _ R o w 6 < / C O A C o n t a c t _ R o w 6 > + 
+         < C O A C o n t a c t _ R o w 7   E l e m e n t T y p e = " C o l u m n "   E l e m e n t I d = " 1 7 4 9 3 3 4 3 3 0 "   D a t a T y p e = " T e x t " > C O A C o n t a c t _ R o w 7 < / C O A C o n t a c t _ R o w 7 > + 
+         < C O A C o n t a c t _ R o w 8   E l e m e n t T y p e = " C o l u m n "   E l e m e n t I d = " 1 4 3 9 1 4 8 7 5 5 "   D a t a T y p e = " T e x t " > C O A C o n t a c t _ R o w 8 < / C O A C o n t a c t _ R o w 8 > + 
+         < C o m p a n y I n f o r m a t i o n _ A l l   E l e m e n t T y p e = " C o l u m n "   E l e m e n t I d = " 7 6 1 9 7 4 8 2 4 "   D a t a T y p e = " T e x t " > C o m p a n y I n f o r m a t i o n _ A l l < / C o m p a n y I n f o r m a t i o n _ A l l > + 
+         < C o m p a n y I n f o r m a t i o n _ R o w 1   E l e m e n t T y p e = " C o l u m n "   E l e m e n t I d = " 1 8 4 3 2 1 2 8 9 4 "   D a t a T y p e = " T e x t " > C o m p a n y I n f o r m a t i o n _ R o w 1 < / C o m p a n y I n f o r m a t i o n _ R o w 1 > + 
+         < C o m p a n y I n f o r m a t i o n _ R o w 2   E l e m e n t T y p e = " C o l u m n "   E l e m e n t I d = " 1 8 1 4 0 5 7 7 8 5 "   D a t a T y p e = " T e x t " > C o m p a n y I n f o r m a t i o n _ R o w 2 < / C o m p a n y I n f o r m a t i o n _ R o w 2 > + 
+         < C o m p a n y I n f o r m a t i o n _ R o w 3   E l e m e n t T y p e = " C o l u m n "   E l e m e n t I d = " 1 1 7 6 3 6 1 1 6 8 "   D a t a T y p e = " T e x t " > C o m p a n y I n f o r m a t i o n _ R o w 3 < / C o m p a n y I n f o r m a t i o n _ R o w 3 > + 
+         < C o m p a n y I n f o r m a t i o n _ R o w 4   E l e m e n t T y p e = " C o l u m n "   E l e m e n t I d = " 1 3 4 5 2 7 0 1 9 1 "   D a t a T y p e = " T e x t " > C o m p a n y I n f o r m a t i o n _ R o w 4 < / C o m p a n y I n f o r m a t i o n _ R o w 4 > + 
+         < C o m p a n y I n f o r m a t i o n _ R o w 5   E l e m e n t T y p e = " C o l u m n "   E l e m e n t I d = " 7 0 7 5 7 3 5 7 4 "   D a t a T y p e = " T e x t " > C o m p a n y I n f o r m a t i o n _ R o w 5 < / C o m p a n y I n f o r m a t i o n _ R o w 5 > + 
+         < C o m p a n y I n f o r m a t i o n _ R o w 6   E l e m e n t T y p e = " C o l u m n "   E l e m e n t I d = " 6 9 8 7 6 9 5 7 "   D a t a T y p e = " T e x t " > C o m p a n y I n f o r m a t i o n _ R o w 6 < / C o m p a n y I n f o r m a t i o n _ R o w 6 > + 
+         < C o m p a n y I n f o r m a t i o n _ R o w 7   E l e m e n t T y p e = " C o l u m n "   E l e m e n t I d = " 5 6 7 8 1 9 6 6 0 "   D a t a T y p e = " T e x t " > C o m p a n y I n f o r m a t i o n _ R o w 7 < / C o m p a n y I n f o r m a t i o n _ R o w 7 > + 
+         < C o m p a n y I n f o r m a t i o n _ R o w 8   E l e m e n t T y p e = " C o l u m n "   E l e m e n t I d = " 3 9 8 9 1 0 6 3 7 "   D a t a T y p e = " T e x t " > C o m p a n y I n f o r m a t i o n _ R o w 8 < / C o m p a n y I n f o r m a t i o n _ R o w 8 > + 
+         < C o m p a n y L o g o   E l e m e n t T y p e = " C o l u m n "   E l e m e n t I d = " 2 3 7 6 9 1 5 1 "   D a t a T y p e = " B l o b " / > + 
+         < E m a i l L a b e l   E l e m e n t T y p e = " C o l u m n "   E l e m e n t I d = " 7 7 1 8 8 7 1 3 5 "   D a t a T y p e = " T e x t " > E m a i l L a b e l < / E m a i l L a b e l > + 
+         < E m a i l V a l u e   E l e m e n t T y p e = " C o l u m n "   E l e m e n t I d = " 3 8 8 1 2 2 7 6 2 "   D a t a T y p e = " T e x t " > E m a i l V a l u e < / E m a i l V a l u e > + 
+         < F i n i s h e d B y N a m e L a b e l   E l e m e n t T y p e = " C o l u m n "   E l e m e n t I d = " 2 1 0 1 0 0 9 6 5 1 "   D a t a T y p e = " T e x t " > F i n i s h e d B y N a m e L a b e l < / F i n i s h e d B y N a m e L a b e l > + 
+         < F i n i s h e d B y S i g n a t u r e L a b e l   E l e m e n t T y p e = " C o l u m n "   E l e m e n t I d = " 2 0 7 1 3 1 2 7 2 2 "   D a t a T y p e = " T e x t " > F i n i s h e d B y S i g n a t u r e L a b e l < / F i n i s h e d B y S i g n a t u r e L a b e l > + 
+         < H o m e P a g e L a b e l   E l e m e n t T y p e = " C o l u m n "   E l e m e n t I d = " 4 6 2 3 7 4 2 3 1 "   D a t a T y p e = " T e x t " > H o m e P a g e L a b e l < / H o m e P a g e L a b e l > + 
+         < H o m e P a g e V a l u e   E l e m e n t T y p e = " C o l u m n "   E l e m e n t I d = " 5 3 3 5 1 4 0 3 4 "   D a t a T y p e = " T e x t " > H o m e P a g e V a l u e < / H o m e P a g e V a l u e > + 
+         < I t e m D e s c r i p t i o n   E l e m e n t T y p e = " C o l u m n "   E l e m e n t I d = " 1 9 6 5 3 9 3 7 9 0 "   D a t a T y p e = " T e x t " > I t e m D e s c r i p t i o n < / I t e m D e s c r i p t i o n > + 
+         < I t e m I d e n t i f i e r   E l e m e n t T y p e = " C o l u m n "   E l e m e n t I d = " 5 0 6 2 1 1 7 7 1 "   D a t a T y p e = " T e x t " > I t e m I d e n t i f i e r < / I t e m I d e n t i f i e r > + 
+         < I t e m T r a c k i n g I d e n t i f i e r   E l e m e n t T y p e = " C o l u m n "   E l e m e n t I d = " 7 9 0 2 0 8 2 0 4 "   D a t a T y p e = " T e x t " > I t e m T r a c k i n g I d e n t i f i e r < / I t e m T r a c k i n g I d e n t i f i e r > + 
+         < P h o n e N o L a b e l   E l e m e n t T y p e = " C o l u m n "   E l e m e n t I d = " 1 6 1 4 5 2 6 0 7 8 "   D a t a T y p e = " T e x t " > P h o n e N o L a b e l < / P h o n e N o L a b e l > + 
+         < P h o n e N o V a l u e   E l e m e n t T y p e = " C o l u m n "   E l e m e n t I d = " 1 2 8 6 6 4 9 7 8 1 "   D a t a T y p e = " T e x t " > P h o n e N o V a l u e < / P h o n e N o V a l u e > + 
+         < Q l t y I n s p e c t i o n T e m p l a t e _ D e s c r i p t i o n   E l e m e n t T y p e = " C o l u m n "   E l e m e n t I d = " 1 6 5 2 0 6 9 5 9 8 "   D a t a T y p e = " T e x t " > Q l t y I n s p e c t i o n T e m p l a t e _ D e s c r i p t i o n < / Q l t y I n s p e c t i o n T e m p l a t e _ D e s c r i p t i o n > + 
+         < Q l t y I n s p e c t i o n _ D e s c r i p t i o n   E l e m e n t T y p e = " C o l u m n "   E l e m e n t I d = " 7 3 9 0 1 9 9 1 0 "   D a t a T y p e = " T e x t " > Q l t y I n s p e c t i o n _ D e s c r i p t i o n < / Q l t y I n s p e c t i o n _ D e s c r i p t i o n > + 
+         < Q l t y I n s p e c t i o n _ D i r e c t o r _ N a m e   E l e m e n t T y p e = " C o l u m n "   E l e m e n t I d = " 1 2 5 9 7 6 1 4 6 0 "   D a t a T y p e = " T e x t " > Q l t y I n s p e c t i o n _ D i r e c t o r _ N a m e < / Q l t y I n s p e c t i o n _ D i r e c t o r _ N a m e > + 
+         < Q l t y I n s p e c t i o n _ D i r e c t o r _ T i t l e   E l e m e n t T y p e = " C o l u m n "   E l e m e n t I d = " 2 6 7 7 1 7 5 2 5 "   D a t a T y p e = " T e x t " > Q l t y I n s p e c t i o n _ D i r e c t o r _ T i t l e < / Q l t y I n s p e c t i o n _ D i r e c t o r _ T i t l e > + 
+         < Q l t y I n s p e c t i o n _ F i n i s h e d _ B y _ E m a i l   E l e m e n t T y p e = " C o l u m n "   E l e m e n t I d = " 1 5 2 1 1 3 4 6 3 1 "   D a t a T y p e = " T e x t " > Q l t y I n s p e c t i o n _ F i n i s h e d _ B y _ E m a i l < / Q l t y I n s p e c t i o n _ F i n i s h e d _ B y _ E m a i l > + 
+         < Q l t y I n s p e c t i o n _ F i n i s h e d _ B y _ P h o n e   E l e m e n t T y p e = " C o l u m n "   E l e m e n t I d = " 3 4 7 5 5 7 6 2 5 "   D a t a T y p e = " T e x t " > Q l t y I n s p e c t i o n _ F i n i s h e d _ B y _ P h o n e < / Q l t y I n s p e c t i o n _ F i n i s h e d _ B y _ P h o n e > + 
+         < Q l t y I n s p e c t i o n _ F i n i s h e d _ B y _ T i t l e   E l e m e n t T y p e = " C o l u m n "   E l e m e n t I d = " 4 6 0 0 4 5 6 8 3 "   D a t a T y p e = " T e x t " > Q l t y I n s p e c t i o n _ F i n i s h e d _ B y _ T i t l e < / Q l t y I n s p e c t i o n _ F i n i s h e d _ B y _ T i t l e > + 
+         < Q l t y I n s p e c t i o n _ F i n i s h e d _ B y _ U s e r N a m e   E l e m e n t T y p e = " C o l u m n "   E l e m e n t I d = " 1 9 5 3 6 1 2 5 3 1 "   D a t a T y p e = " T e x t " > Q l t y I n s p e c t i o n _ F i n i s h e d _ B y _ U s e r N a m e < / Q l t y I n s p e c t i o n _ F i n i s h e d _ B y _ U s e r N a m e > + 
+         < Q l t y I n s p e c t i o n _ F i n i s h e d _ B y _ U s e r _ I D   E l e m e n t T y p e = " C o l u m n "   E l e m e n t I d = " 1 7 5 0 5 1 6 3 3 8 "   D a t a T y p e = " C o d e " > Q l t y I n s p e c t i o n _ F i n i s h e d _ B y _ U s e r _ I D < / Q l t y I n s p e c t i o n _ F i n i s h e d _ B y _ U s e r _ I D > + 
+         < Q l t y I n s p e c t i o n _ F i n i s h e d _ D a t e   E l e m e n t T y p e = " C o l u m n "   E l e m e n t I d = " 1 8 3 4 1 2 2 7 6 5 "   D a t a T y p e = " D a t e T i m e " > Q l t y I n s p e c t i o n _ F i n i s h e d _ D a t e < / Q l t y I n s p e c t i o n _ F i n i s h e d _ D a t e > + 
+         < Q l t y I n s p e c t i o n _ N o   E l e m e n t T y p e = " C o l u m n "   E l e m e n t I d = " 2 1 2 0 6 1 5 7 4 9 "   D a t a T y p e = " C o d e " > Q l t y I n s p e c t i o n _ N o < / Q l t y I n s p e c t i o n _ N o > + 
+         < Q l t y I n s p e c t i o n _ R e i n s p e c t i o n N o   E l e m e n t T y p e = " C o l u m n "   E l e m e n t I d = " 7 5 1 7 3 5 6 "   D a t a T y p e = " I n t e g e r " > Q l t y I n s p e c t i o n _ R e i n s p e c t i o n N o < / Q l t y I n s p e c t i o n _ R e i n s p e c t i o n N o > + 
+         < Q l t y I n s p e c t i o n _ R e s u l t _ C o d e   E l e m e n t T y p e = " C o l u m n "   E l e m e n t I d = " 1 8 0 7 0 7 7 0 6 5 "   D a t a T y p e = " C o d e " > Q l t y I n s p e c t i o n _ R e s u l t _ C o d e < / Q l t y I n s p e c t i o n _ R e s u l t _ C o d e > + 
+         < Q l t y I n s p e c t i o n _ R e s u l t _ D e s c r i p t i o n   E l e m e n t T y p e = " C o l u m n "   E l e m e n t I d = " 8 1 0 5 3 8 1 8 8 "   D a t a T y p e = " T e x t " > Q l t y I n s p e c t i o n _ R e s u l t _ D e s c r i p t i o n < / Q l t y I n s p e c t i o n _ R e s u l t _ D e s c r i p t i o n > + 
+         < Q l t y I n s p e c t i o n _ S o u r c e _ C u s t o m _ 1   E l e m e n t T y p e = " C o l u m n "   E l e m e n t I d = " 5 4 6 4 5 3 7 6 5 "   D a t a T y p e = " T e x t " > Q l t y I n s p e c t i o n _ S o u r c e _ C u s t o m _ 1 < / Q l t y I n s p e c t i o n _ S o u r c e _ C u s t o m _ 1 > + 
+         < Q l t y I n s p e c t i o n _ S o u r c e _ C u s t o m _ 1 0   E l e m e n t T y p e = " C o l u m n "   E l e m e n t I d = " 1 5 3 7 6 5 2 9 2 5 "   D a t a T y p e = " D e c i m a l " > Q l t y I n s p e c t i o n _ S o u r c e _ C u s t o m _ 1 0 < / Q l t y I n s p e c t i o n _ S o u r c e _ C u s t o m _ 1 0 > + 
+         < Q l t y I n s p e c t i o n _ S o u r c e _ C u s t o m _ 2   E l e m e n t T y p e = " C o l u m n "   E l e m e n t I d = " 1 8 3 5 4 2 3 6 8 0 "   D a t a T y p e = " T e x t " > Q l t y I n s p e c t i o n _ S o u r c e _ C u s t o m _ 2 < / Q l t y I n s p e c t i o n _ S o u r c e _ C u s t o m _ 2 > + 
+         < Q l t y I n s p e c t i o n _ S o u r c e _ C u s t o m _ 3   E l e m e n t T y p e = " C o l u m n "   E l e m e n t I d = " 1 8 2 1 8 4 6 9 9 9 "   D a t a T y p e = " T e x t " > Q l t y I n s p e c t i o n _ S o u r c e _ C u s t o m _ 3 < / Q l t y I n s p e c t i o n _ S o u r c e _ C u s t o m _ 3 > + 
+         < Q l t y I n s p e c t i o n _ S o u r c e _ C u s t o m _ 4   E l e m e n t T y p e = " C o l u m n "   E l e m e n t I d = " 1 3 6 6 6 3 6 0 8 6 "   D a t a T y p e = " T e x t " > Q l t y I n s p e c t i o n _ S o u r c e _ C u s t o m _ 4 < / Q l t y I n s p e c t i o n _ S o u r c e _ C u s t o m _ 4 > + 
+         < Q l t y I n s p e c t i o n _ S o u r c e _ C u s t o m _ 5   E l e m e n t T y p e = " C o l u m n "   E l e m e n t I d = " 2 0 0 4 3 3 2 7 0 3 "   D a t a T y p e = " T e x t " > Q l t y I n s p e c t i o n _ S o u r c e _ C u s t o m _ 5 < / Q l t y I n s p e c t i o n _ S o u r c e _ C u s t o m _ 5 > + 
+         < Q l t y I n s p e c t i o n _ S o u r c e _ C u s t o m _ 6   E l e m e n t T y p e = " C o l u m n "   E l e m e n t I d = " 9 1 2 4 2 8 5 2 "   D a t a T y p e = " T e x t " > Q l t y I n s p e c t i o n _ S o u r c e _ C u s t o m _ 6 < / Q l t y I n s p e c t i o n _ S o u r c e _ C u s t o m _ 6 > + 
+         < Q l t y I n s p e c t i o n _ S o u r c e _ C u s t o m _ 7   E l e m e n t T y p e = " C o l u m n "   E l e m e n t I d = " 7 2 8 9 3 9 4 6 9 "   D a t a T y p e = " I n t e g e r " > Q l t y I n s p e c t i o n _ S o u r c e _ C u s t o m _ 7 < / Q l t y I n s p e c t i o n _ S o u r c e _ C u s t o m _ 7 > + 
+         < Q l t y I n s p e c t i o n _ S o u r c e _ C u s t o m _ 8   E l e m e n t T y p e = " C o l u m n "   E l e m e n t I d = " 3 7 7 5 4 4 7 4 2 "   D a t a T y p e = " I n t e g e r " > Q l t y I n s p e c t i o n _ S o u r c e _ C u s t o m _ 8 < / Q l t y I n s p e c t i o n _ S o u r c e _ C u s t o m _ 8 > + 
+         < Q l t y I n s p e c t i o n _ S o u r c e _ C u s t o m _ 9   E l e m e n t T y p e = " C o l u m n "   E l e m e n t I d = " 2 6 0 1 5 1 8 7 5 "   D a t a T y p e = " D e c i m a l " > Q l t y I n s p e c t i o n _ S o u r c e _ C u s t o m _ 9 < / Q l t y I n s p e c t i o n _ S o u r c e _ C u s t o m _ 9 > + 
+         < Q l t y I n s p e c t i o n _ S o u r c e _ D o c u m e n t _ N o _   E l e m e n t T y p e = " C o l u m n "   E l e m e n t I d = " 1 6 7 5 9 1 6 2 8 8 "   D a t a T y p e = " C o d e " > Q l t y I n s p e c t i o n _ S o u r c e _ D o c u m e n t _ N o _ < / Q l t y I n s p e c t i o n _ S o u r c e _ D o c u m e n t _ N o _ > + 
+         < Q l t y I n s p e c t i o n _ S o u r c e _ I t e m _ D e s c r i p t i o n   E l e m e n t T y p e = " C o l u m n "   E l e m e n t I d = " 6 4 6 8 9 0 6 3 0 "   D a t a T y p e = " T e x t " > Q l t y I n s p e c t i o n _ S o u r c e _ I t e m _ D e s c r i p t i o n < / Q l t y I n s p e c t i o n _ S o u r c e _ I t e m _ D e s c r i p t i o n > + 
+         < Q l t y I n s p e c t i o n _ S o u r c e _ I t e m _ D e s c r i p t i o n 2   E l e m e n t T y p e = " C o l u m n "   E l e m e n t I d = " 1 2 7 9 3 6 9 3 5 2 "   D a t a T y p e = " T e x t " > Q l t y I n s p e c t i o n _ S o u r c e _ I t e m _ D e s c r i p t i o n 2 < / Q l t y I n s p e c t i o n _ S o u r c e _ I t e m _ D e s c r i p t i o n 2 > + 
+         < Q l t y I n s p e c t i o n _ S o u r c e _ I t e m _ N o _   E l e m e n t T y p e = " C o l u m n "   E l e m e n t I d = " 1 2 6 8 0 5 0 5 1 8 "   D a t a T y p e = " C o d e " > Q l t y I n s p e c t i o n _ S o u r c e _ I t e m _ N o _ < / Q l t y I n s p e c t i o n _ S o u r c e _ I t e m _ N o _ > + 
+         < Q l t y I n s p e c t i o n _ S o u r c e _ L o t _ N o _   E l e m e n t T y p e = " C o l u m n "   E l e m e n t I d = " 1 1 2 3 5 5 1 3 1 2 "   D a t a T y p e = " C o d e " > Q l t y I n s p e c t i o n _ S o u r c e _ L o t _ N o _ < / Q l t y I n s p e c t i o n _ S o u r c e _ L o t _ N o _ > + 
+         < Q l t y I n s p e c t i o n _ S o u r c e _ P a c k a g e _ N o _   E l e m e n t T y p e = " C o l u m n "   E l e m e n t I d = " 1 9 6 1 1 2 9 9 7 "   D a t a T y p e = " C o d e " > Q l t y I n s p e c t i o n _ S o u r c e _ P a c k a g e _ N o _ < / Q l t y I n s p e c t i o n _ S o u r c e _ P a c k a g e _ N o _ > + 
+         < Q l t y I n s p e c t i o n _ S o u r c e _ S e r i a l _ N o _   E l e m e n t T y p e = " C o l u m n "   E l e m e n t I d = " 1 5 2 0 5 9 1 4 4 7 "   D a t a T y p e = " C o d e " > Q l t y I n s p e c t i o n _ S o u r c e _ S e r i a l _ N o _ < / Q l t y I n s p e c t i o n _ S o u r c e _ S e r i a l _ N o _ > + 
+         < Q l t y I n s p e c t i o n _ S o u r c e _ T a s k _ N o _   E l e m e n t T y p e = " C o l u m n "   E l e m e n t I d = " 3 8 4 6 4 4 1 8 2 "   D a t a T y p e = " C o d e " > Q l t y I n s p e c t i o n _ S o u r c e _ T a s k _ N o _ < / Q l t y I n s p e c t i o n _ S o u r c e _ T a s k _ N o _ > + 
+         < Q l t y I n s p e c t i o n _ S o u r c e _ V a r i a n t _ C o d e   E l e m e n t T y p e = " C o l u m n "   E l e m e n t I d = " 1 6 0 8 4 0 3 8 2 1 "   D a t a T y p e = " C o d e " > Q l t y I n s p e c t i o n _ S o u r c e _ V a r i a n t _ C o d e < / Q l t y I n s p e c t i o n _ S o u r c e _ V a r i a n t _ C o d e > + 
+         < Q l t y I n s p e c t i o n _ S t a t u s   E l e m e n t T y p e = " C o l u m n "   E l e m e n t I d = " 8 5 1 7 5 2 7 6 8 "   D a t a T y p e = " E n u m " > Q l t y I n s p e c t i o n _ S t a t u s < / Q l t y I n s p e c t i o n _ S t a t u s > + 
+         < R e i n s p e c t i o n S e q u e n c e I n f o r m a t i o n   E l e m e n t T y p e = " C o l u m n "   E l e m e n t I d = " 7 4 9 5 1 6 5 4 3 "   D a t a T y p e = " T e x t " > R e i n s p e c t i o n S e q u e n c e I n f o r m a t i o n < / R e i n s p e c t i o n S e q u e n c e I n f o r m a t i o n > + 
+         < C u r r e n t I n s p e c t i o n L i n e   E l e m e n t T y p e = " D a t a I t e m "   E l e m e n t I d = " 1 1 9 3 2 1 9 5 9 6 " > + 
+             < C a r r i a g e R e t u r n P e r s o n F i e l d D e t a i l s   E l e m e n t T y p e = " C o l u m n "   E l e m e n t I d = " 9 9 8 2 6 3 6 9 8 "   D a t a T y p e = " T e x t " > C a r r i a g e R e t u r n P e r s o n F i e l d D e t a i l s < / C a r r i a g e R e t u r n P e r s o n F i e l d D e t a i l s > + 
+             < C o n d i t i o n L a b e l _ 1   E l e m e n t T y p e = " C o l u m n "   E l e m e n t I d = " 1 2 2 7 8 8 1 1 9 4 "   D a t a T y p e = " T e x t " > C o n d i t i o n L a b e l _ 1 < / C o n d i t i o n L a b e l _ 1 > + 
+             < C o n d i t i o n L a b e l _ 2   E l e m e n t T y p e = " C o l u m n "   E l e m e n t I d = " 1 8 6 5 5 7 7 8 1 1 "   D a t a T y p e = " T e x t " > C o n d i t i o n L a b e l _ 2 < / C o n d i t i o n L a b e l _ 2 > + 
+             < F i e l d _ C o d e   E l e m e n t T y p e = " C o l u m n "   E l e m e n t I d = " 1 3 2 7 2 5 5 7 3 "   D a t a T y p e = " C o d e " > F i e l d _ C o d e < / F i e l d _ C o d e > + 
+             < F i e l d _ D e s c r i p t i o n   E l e m e n t T y p e = " C o l u m n "   E l e m e n t I d = " 1 4 6 8 6 2 1 2 9 8 "   D a t a T y p e = " T e x t " > F i e l d _ D e s c r i p t i o n < / F i e l d _ D e s c r i p t i o n > + 
+             < F i e l d _ E n t e r e d B y N a m e A n d T i m e s t a m p   E l e m e n t T y p e = " C o l u m n "   E l e m e n t I d = " 1 0 6 8 4 2 0 5 9 2 "   D a t a T y p e = " T e x t " > F i e l d _ E n t e r e d B y N a m e A n d T i m e s t a m p < / F i e l d _ E n t e r e d B y N a m e A n d T i m e s t a m p > + 
+             < F i e l d _ H a s E n t e r e d V a l u e   E l e m e n t T y p e = " C o l u m n "   E l e m e n t I d = " 1 7 1 6 2 6 5 8 2 4 "   D a t a T y p e = " B o o l e a n " > F i e l d _ H a s E n t e r e d V a l u e < / F i e l d _ H a s E n t e r e d V a l u e > + 
+             < F i e l d _ I f P e r s o n E m a i l   E l e m e n t T y p e = " C o l u m n "   E l e m e n t I d = " 1 3 4 6 0 5 7 6 5 0 "   D a t a T y p e = " T e x t " > F i e l d _ I f P e r s o n E m a i l < / F i e l d _ I f P e r s o n E m a i l > + 
+             < F i e l d _ I f P e r s o n N a m e   E l e m e n t T y p e = " C o l u m n "   E l e m e n t I d = " 4 1 4 7 0 2 4 4 3 "   D a t a T y p e = " T e x t " > F i e l d _ I f P e r s o n N a m e < / F i e l d _ I f P e r s o n N a m e > + 
+             < F i e l d _ I f P e r s o n P h o n e   E l e m e n t T y p e = " C o l u m n "   E l e m e n t I d = " 1 9 7 4 1 8 8 4 6 2 "   D a t a T y p e = " T e x t " > F i e l d _ I f P e r s o n P h o n e < / F i e l d _ I f P e r s o n P h o n e > + 
+             < F i e l d _ I f P e r s o n T i t l e   E l e m e n t T y p e = " C o l u m n "   E l e m e n t I d = " 1 0 0 4 6 0 9 5 4 2 "   D a t a T y p e = " T e x t " > F i e l d _ I f P e r s o n T i t l e < / F i e l d _ I f P e r s o n T i t l e > + 
+             < F i e l d _ I s L a b e l   E l e m e n t T y p e = " C o l u m n "   E l e m e n t I d = " 2 0 4 3 1 9 3 9 4 0 "   D a t a T y p e = " B o o l e a n " > F i e l d _ I s L a b e l < / F i e l d _ I s L a b e l > + 
+             < F i e l d _ I s P e r s o n F i e l d   E l e m e n t T y p e = " C o l u m n "   E l e m e n t I d = " 4 3 4 5 4 6 6 1 1 "   D a t a T y p e = " B o o l e a n " > F i e l d _ I s P e r s o n F i e l d < / F i e l d _ I s P e r s o n F i e l d > + 
+             < F i e l d _ I s T e x t   E l e m e n t T y p e = " C o l u m n "   E l e m e n t I d = " 5 9 3 6 9 2 0 1 "   D a t a T y p e = " B o o l e a n " > F i e l d _ I s T e x t < / F i e l d _ I s T e x t > + 
+             < F i e l d _ L i n e C o m m e n t a r y   E l e m e n t T y p e = " C o l u m n "   E l e m e n t I d = " 1 8 5 3 8 0 0 2 5 7 "   D a t a T y p e = " T e x t " > F i e l d _ L i n e C o m m e n t a r y < / F i e l d _ L i n e C o m m e n t a r y > + 
+             < F i e l d _ M o d i f i e d B y U s e r E m a i l   E l e m e n t T y p e = " C o l u m n "   E l e m e n t I d = " 2 0 5 3 4 9 0 5 4 5 "   D a t a T y p e = " T e x t " > F i e l d _ M o d i f i e d B y U s e r E m a i l < / F i e l d _ M o d i f i e d B y U s e r E m a i l > + 
+             < F i e l d _ M o d i f i e d B y U s e r I D   E l e m e n t T y p e = " C o l u m n "   E l e m e n t I d = " 1 3 6 3 9 8 7 2 2 2 "   D a t a T y p e = " C o d e " > F i e l d _ M o d i f i e d B y U s e r I D < / F i e l d _ M o d i f i e d B y U s e r I D > + 
+             < F i e l d _ M o d i f i e d B y U s e r J o b T i t l e   E l e m e n t T y p e = " C o l u m n "   E l e m e n t I d = " 7 1 3 3 5 4 3 4 0 "   D a t a T y p e = " T e x t " > F i e l d _ M o d i f i e d B y U s e r J o b T i t l e < / F i e l d _ M o d i f i e d B y U s e r J o b T i t l e > + 
+             < F i e l d _ M o d i f i e d B y U s e r N a m e   E l e m e n t T y p e = " C o l u m n "   E l e m e n t I d = " 7 9 8 2 2 1 9 1 6 "   D a t a T y p e = " T e x t " > F i e l d _ M o d i f i e d B y U s e r N a m e < / F i e l d _ M o d i f i e d B y U s e r N a m e > + 
+             < F i e l d _ M o d i f i e d B y U s e r P h o n e   E l e m e n t T y p e = " C o l u m n "   E l e m e n t I d = " 1 2 9 4 9 7 8 5 4 5 "   D a t a T y p e = " T e x t " > F i e l d _ M o d i f i e d B y U s e r P h o n e < / F i e l d _ M o d i f i e d B y U s e r P h o n e > + 
+             < F i e l d _ M o d i f i e d D a t e T i m e   E l e m e n t T y p e = " C o l u m n "   E l e m e n t I d = " 1 6 5 4 4 9 3 6 9 6 "   D a t a T y p e = " D a t e T i m e " > F i e l d _ M o d i f i e d D a t e T i m e < / F i e l d _ M o d i f i e d D a t e T i m e > + 
+             < F i e l d _ T y p e   E l e m e n t T y p e = " C o l u m n "   E l e m e n t I d = " 1 3 2 8 1 6 4 0 1 6 "   D a t a T y p e = " E n u m " > F i e l d _ T y p e < / F i e l d _ T y p e > + 
+             < L a b e l F i e l d _ D e s c r i p t i o n   E l e m e n t T y p e = " C o l u m n "   E l e m e n t I d = " 3 2 9 5 4 9 8 4 0 "   D a t a T y p e = " T e x t " > L a b e l F i e l d _ D e s c r i p t i o n < / L a b e l F i e l d _ D e s c r i p t i o n > + 
+             < N u m e r i c _ V a l u e   E l e m e n t T y p e = " C o l u m n "   E l e m e n t I d = " 4 6 0 4 1 2 6 4 6 "   D a t a T y p e = " D e c i m a l " > N u m e r i c _ V a l u e < / N u m e r i c _ V a l u e > + 
+             < P r o m p t e d R e s u l t C a p t i o n _ 1   E l e m e n t T y p e = " C o l u m n "   E l e m e n t I d = " 1 5 4 8 2 0 5 1 6 9 "   D a t a T y p e = " T e x t " > P r o m p t e d R e s u l t C a p t i o n _ 1 < / P r o m p t e d R e s u l t C a p t i o n _ 1 > + 
+             < P r o m p t e d R e s u l t C a p t i o n _ 1 0   E l e m e n t T y p e = " C o l u m n "   E l e m e n t I d = " 6 6 5 1 3 7 3 2 1 "   D a t a T y p e = " T e x t " > P r o m p t e d R e s u l t C a p t i o n _ 1 0 < / P r o m p t e d R e s u l t C a p t i o n _ 1 0 > + 
+             < P r o m p t e d R e s u l t C a p t i o n _ 2   E l e m e n t T y p e = " C o l u m n "   E l e m e n t I d = " 2 1 0 9 0 6 5 5 1 0 "   D a t a T y p e = " T e x t " > P r o m p t e d R e s u l t C a p t i o n _ 2 < / P r o m p t e d R e s u l t C a p t i o n _ 2 > + 
+             < P r o m p t e d R e s u l t C a p t i o n _ 3   E l e m e n t T y p e = " C o l u m n "   E l e m e n t I d = " 1 4 7 1 3 6 8 8 9 3 "   D a t a T y p e = " T e x t " > P r o m p t e d R e s u l t C a p t i o n _ 3 < / P r o m p t e d R e s u l t C a p t i o n _ 3 > + 
+             < P r o m p t e d R e s u l t C a p t i o n _ 4   E l e m e n t T y p e = " C o l u m n "   E l e m e n t I d = " 8 3 3 6 7 2 2 7 6 "   D a t a T y p e = " T e x t " > P r o m p t e d R e s u l t C a p t i o n _ 4 < / P r o m p t e d R e s u l t C a p t i o n _ 4 > + 
+             < P r o m p t e d R e s u l t C a p t i o n _ 5   E l e m e n t T y p e = " C o l u m n "   E l e m e n t I d = " 1 9 5 9 7 5 6 5 9 "   D a t a T y p e = " T e x t " > P r o m p t e d R e s u l t C a p t i o n _ 5 < / P r o m p t e d R e s u l t C a p t i o n _ 5 > + 
+             < P r o m p t e d R e s u l t C a p t i o n _ 6   E l e m e n t T y p e = " C o l u m n "   E l e m e n t I d = " 4 4 1 7 2 0 9 5 8 "   D a t a T y p e = " T e x t " > P r o m p t e d R e s u l t C a p t i o n _ 6 < / P r o m p t e d R e s u l t C a p t i o n _ 6 > + 
+             < P r o m p t e d R e s u l t C a p t i o n _ 7   E l e m e n t T y p e = " C o l u m n "   E l e m e n t I d = " 1 0 7 9 4 1 7 5 7 5 "   D a t a T y p e = " T e x t " > P r o m p t e d R e s u l t C a p t i o n _ 7 < / P r o m p t e d R e s u l t C a p t i o n _ 7 > + 
+             < P r o m p t e d R e s u l t C a p t i o n _ 8   E l e m e n t T y p e = " C o l u m n "   E l e m e n t I d = " 1 0 3 9 0 2 9 1 2 "   D a t a T y p e = " T e x t " > P r o m p t e d R e s u l t C a p t i o n _ 8 < / P r o m p t e d R e s u l t C a p t i o n _ 8 > + 
+             < P r o m p t e d R e s u l t C a p t i o n _ 9   E l e m e n t T y p e = " C o l u m n "   E l e m e n t I d = " 7 4 1 5 9 9 5 2 9 "   D a t a T y p e = " T e x t " > P r o m p t e d R e s u l t C a p t i o n _ 9 < / P r o m p t e d R e s u l t C a p t i o n _ 9 > + 
+             < P r o m p t e d R e s u l t C o n d i t i o n D e s c r i p t i o n _ 1   E l e m e n t T y p e = " C o l u m n "   E l e m e n t I d = " 1 7 7 6 7 4 4 4 3 4 "   D a t a T y p e = " T e x t " > P r o m p t e d R e s u l t C o n d i t i o n D e s c r i p t i o n _ 1 < / P r o m p t e d R e s u l t C o n d i t i o n D e s c r i p t i o n _ 1 > + 
+             < P r o m p t e d R e s u l t C o n d i t i o n D e s c r i p t i o n _ 1 0   E l e m e n t T y p e = " C o l u m n "   E l e m e n t I d = " 1 0 2 8 7 8 8 8 8 2 "   D a t a T y p e = " T e x t " > P r o m p t e d R e s u l t C o n d i t i o n D e s c r i p t i o n _ 1 0 < / P r o m p t e d R e s u l t C o n d i t i o n D e s c r i p t i o n _ 1 0 > + 
+             < P r o m p t e d R e s u l t C o n d i t i o n D e s c r i p t i o n _ 2   E l e m e n t T y p e = " C o l u m n "   E l e m e n t I d = " 1 1 3 9 0 4 7 8 1 7 "   D a t a T y p e = " T e x t " > P r o m p t e d R e s u l t C o n d i t i o n D e s c r i p t i o n _ 2 < / P r o m p t e d R e s u l t C o n d i t i o n D e s c r i p t i o n _ 2 > + 
+             < P r o m p t e d R e s u l t C o n d i t i o n D e s c r i p t i o n _ 3   E l e m e n t T y p e = " C o l u m n "   E l e m e n t I d = " 5 0 1 3 5 1 2 0 0 "   D a t a T y p e = " T e x t " > P r o m p t e d R e s u l t C o n d i t i o n D e s c r i p t i o n _ 3 < / P r o m p t e d R e s u l t C o n d i t i o n D e s c r i p t i o n _ 3 > + 
+             < P r o m p t e d R e s u l t C o n d i t i o n D e s c r i p t i o n _ 4   E l e m e n t T y p e = " C o l u m n "   E l e m e n t I d = " 6 7 0 2 6 0 2 2 3 "   D a t a T y p e = " T e x t " > P r o m p t e d R e s u l t C o n d i t i o n D e s c r i p t i o n _ 4 < / P r o m p t e d R e s u l t C o n d i t i o n D e s c r i p t i o n _ 4 > + 
+             < P r o m p t e d R e s u l t C o n d i t i o n D e s c r i p t i o n _ 5   E l e m e n t T y p e = " C o l u m n "   E l e m e n t I d = " 3 2 5 6 3 6 0 6 "   D a t a T y p e = " T e x t " > P r o m p t e d R e s u l t C o n d i t i o n D e s c r i p t i o n _ 5 < / P r o m p t e d R e s u l t C o n d i t i o n D e s c r i p t i o n _ 5 > + 
+             < P r o m p t e d R e s u l t C o n d i t i o n D e s c r i p t i o n _ 6   E l e m e n t T y p e = " C o l u m n "   E l e m e n t I d = " 6 0 5 1 3 3 0 1 1 "   D a t a T y p e = " T e x t " > P r o m p t e d R e s u l t C o n d i t i o n D e s c r i p t i o n _ 6 < / P r o m p t e d R e s u l t C o n d i t i o n D e s c r i p t i o n _ 6 > + 
+             < P r o m p t e d R e s u l t C o n d i t i o n D e s c r i p t i o n _ 7   E l e m e n t T y p e = " C o l u m n "   E l e m e n t I d = " 1 2 4 2 8 2 9 6 2 8 "   D a t a T y p e = " T e x t " > P r o m p t e d R e s u l t C o n d i t i o n D e s c r i p t i o n _ 7 < / P r o m p t e d R e s u l t C o n d i t i o n D e s c r i p t i o n _ 7 > + 
+             < P r o m p t e d R e s u l t C o n d i t i o n D e s c r i p t i o n _ 8   E l e m e n t T y p e = " C o l u m n "   E l e m e n t I d = " 1 0 7 3 9 2 0 6 0 5 "   D a t a T y p e = " T e x t " > P r o m p t e d R e s u l t C o n d i t i o n D e s c r i p t i o n _ 8 < / P r o m p t e d R e s u l t C o n d i t i o n D e s c r i p t i o n _ 8 > + 
+             < P r o m p t e d R e s u l t C o n d i t i o n D e s c r i p t i o n _ 9   E l e m e n t T y p e = " C o l u m n "   E l e m e n t I d = " 1 7 1 1 6 1 7 2 2 2 "   D a t a T y p e = " T e x t " > P r o m p t e d R e s u l t C o n d i t i o n D e s c r i p t i o n _ 9 < / P r o m p t e d R e s u l t C o n d i t i o n D e s c r i p t i o n _ 9 > + 
+             < P r o m p t e d R e s u l t V i s i b l e _ 1   E l e m e n t T y p e = " C o l u m n "   E l e m e n t I d = " 1 3 9 9 7 0 4 4 1 7 "   D a t a T y p e = " B o o l e a n " > P r o m p t e d R e s u l t V i s i b l e _ 1 < / P r o m p t e d R e s u l t V i s i b l e _ 1 > + 
+             < P r o m p t e d R e s u l t V i s i b l e _ 1 0   E l e m e n t T y p e = " C o l u m n "   E l e m e n t I d = " 6 6 3 6 8 2 6 1 7 "   D a t a T y p e = " B o o l e a n " > P r o m p t e d R e s u l t V i s i b l e _ 1 0 < / P r o m p t e d R e s u l t V i s i b l e _ 1 0 > + 
+             < P r o m p t e d R e s u l t V i s i b l e _ 2   E l e m e n t T y p e = " C o l u m n "   E l e m e n t I d = " 2 0 3 7 4 0 1 0 3 4 "   D a t a T y p e = " B o o l e a n " > P r o m p t e d R e s u l t V i s i b l e _ 2 < / P r o m p t e d R e s u l t V i s i b l e _ 2 > + 
+             < P r o m p t e d R e s u l t V i s i b l e _ 3   E l e m e n t T y p e = " C o l u m n "   E l e m e n t I d = " 1 6 1 9 8 6 9 6 4 5 "   D a t a T y p e = " B o o l e a n " > P r o m p t e d R e s u l t V i s i b l e _ 3 < / P r o m p t e d R e s u l t V i s i b l e _ 3 > + 
+             < P r o m p t e d R e s u l t V i s i b l e _ 4   E l e m e n t T y p e = " C o l u m n "   E l e m e n t I d = " 9 8 2 1 7 3 0 2 8 "   D a t a T y p e = " B o o l e a n " > P r o m p t e d R e s u l t V i s i b l e _ 4 < / P r o m p t e d R e s u l t V i s i b l e _ 4 > + 
+             < P r o m p t e d R e s u l t V i s i b l e _ 5   E l e m e n t T y p e = " C o l u m n "   E l e m e n t I d = " 3 4 4 4 7 6 4 1 1 "   D a t a T y p e = " B o o l e a n " > P r o m p t e d R e s u l t V i s i b l e _ 5 < / P r o m p t e d R e s u l t V i s i b l e _ 5 > + 
+             < P r o m p t e d R e s u l t V i s i b l e _ 6   E l e m e n t T y p e = " C o l u m n "   E l e m e n t I d = " 2 9 3 2 2 0 2 0 6 "   D a t a T y p e = " B o o l e a n " > P r o m p t e d R e s u l t V i s i b l e _ 6 < / P r o m p t e d R e s u l t V i s i b l e _ 6 > + 
+             < P r o m p t e d R e s u l t V i s i b l e _ 7   E l e m e n t T y p e = " C o l u m n "   E l e m e n t I d = " 9 3 0 9 1 6 8 2 3 "   D a t a T y p e = " B o o l e a n " > P r o m p t e d R e s u l t V i s i b l e _ 7 < / P r o m p t e d R e s u l t V i s i b l e _ 7 > + 
+             < P r o m p t e d R e s u l t V i s i b l e _ 8   E l e m e n t T y p e = " C o l u m n "   E l e m e n t I d = " 4 4 5 9 7 8 4 0 "   D a t a T y p e = " B o o l e a n " > P r o m p t e d R e s u l t V i s i b l e _ 8 < / P r o m p t e d R e s u l t V i s i b l e _ 8 > + 
+             < P r o m p t e d R e s u l t V i s i b l e _ 9   E l e m e n t T y p e = " C o l u m n "   E l e m e n t I d = " 5 9 3 0 9 8 7 7 7 "   D a t a T y p e = " B o o l e a n " > P r o m p t e d R e s u l t V i s i b l e _ 9 < / P r o m p t e d R e s u l t V i s i b l e _ 9 > + 
+             < T e s t _ R e s u l t   E l e m e n t T y p e = " C o l u m n "   E l e m e n t I d = " 1 2 7 1 0 6 2 1 4 1 "   D a t a T y p e = " C o d e " > T e s t _ R e s u l t < / T e s t _ R e s u l t > + 
+             < T e s t _ R e s u l t D e s c r i p t i o n   E l e m e n t T y p e = " C o l u m n "   E l e m e n t I d = " 1 9 4 3 4 5 8 6 8 5 "   D a t a T y p e = " T e x t " > T e s t _ R e s u l t D e s c r i p t i o n < / T e s t _ R e s u l t D e s c r i p t i o n > + 
+             < T e s t _ V a l u e   E l e m e n t T y p e = " C o l u m n "   E l e m e n t I d = " 8 1 3 5 6 4 5 2 1 "   D a t a T y p e = " T e x t " > T e s t _ V a l u e < / T e s t _ V a l u e > + 
+             < W o r d D e s c r i p t i o n   E l e m e n t T y p e = " C o l u m n "   E l e m e n t I d = " 5 4 4 0 8 2 0 6 7 "   D a t a T y p e = " T e x t " > W o r d D e s c r i p t i o n < / W o r d D e s c r i p t i o n > + 
+             < W o r d M o d i f i e d B y U s e r N a m e   E l e m e n t T y p e = " C o l u m n "   E l e m e n t I d = " 1 6 2 5 9 3 3 4 7 9 "   D a t a T y p e = " T e x t " > W o r d M o d i f i e d B y U s e r N a m e < / W o r d M o d i f i e d B y U s e r N a m e > + 
+             < W o r d M o d i f i e d D a t e T i m e   E l e m e n t T y p e = " C o l u m n "   E l e m e n t I d = " 2 0 8 1 0 1 2 8 7 5 "   D a t a T y p e = " T e x t " > W o r d M o d i f i e d D a t e T i m e < / W o r d M o d i f i e d D a t e T i m e > + 
+             < W o r d T e s t V a l u e   E l e m e n t T y p e = " C o l u m n "   E l e m e n t I d = " 1 4 4 7 8 2 4 1 2 2 "   D a t a T y p e = " T e x t " > W o r d T e s t V a l u e < / W o r d T e s t V a l u e > + 
+         < / C u r r e n t I n s p e c t i o n L i n e > + 
+     < / C u r r e n t I n s p e c t i o n > + 
+ < / N a v W o r d R e p o r t X m l P a r t > 
+</file>
+
+<file path=customXml/item3.xml><?xml version="1.0" encoding="utf-8"?>
 <b:Sources xmlns:b="http://schemas.openxmlformats.org/officeDocument/2006/bibliography" xmlns="http://schemas.openxmlformats.org/officeDocument/2006/bibliography" SelectedStyle="\APASixthEditionOfficeOnline.xsl" StyleName="APA" Version="6"/>
 </file>
 
-<file path=customXml/item2.xml>��< ? x m l   v e r s i o n = " 1 . 0 "   e n c o d i n g = " u t f - 1 6 " ? > < N a v W o r d R e p o r t X m l P a r t   x m l n s = " u r n : m i c r o s o f t - d y n a m i c s - b u s i n e s s c e n t r a l / i n t e r n a l / e x t e n d e d / r e p o r t s / Q l t y _ N o n _ C o n f o r m a n c e / 2 0 4 0 3 / " > - 
-     < B C R e p o r t I n f o r m a t i o n > - 
-         < R e p o r t M e t a d a t a > - 
-             < E x t e n s i o n I d > E x t e n s i o n   I D < / E x t e n s i o n I d > - 
-             < E x t e n s i o n N a m e > E x t e n s i o n   N a m e < / E x t e n s i o n N a m e > - 
-             < E x t e n s i o n P u b l i s h e r > E x t e n s i o n   P u b l i s h e r < / E x t e n s i o n P u b l i s h e r > - 
-             < E x t e n s i o n V e r s i o n > E x t e n s i o n   V e r s i o n < / E x t e n s i o n V e r s i o n > - 
-             < R e p o r t I d > R e p o r t   I D < / R e p o r t I d > - 
-             < R e p o r t N a m e > R e p o r t   N a m e < / R e p o r t N a m e > - 
-             < A b o u t T h i s R e p o r t T i t l e > A b o u t   T h i s   R e p o r t   T i t l e < / A b o u t T h i s R e p o r t T i t l e > - 
-             < A b o u t T h i s R e p o r t T e x t > A b o u t   T h i s   R e p o r t   T e x t < / A b o u t T h i s R e p o r t T e x t > - 
-             < R e p o r t H e l p L i n k > R e p o r t   H e l p   L i n k < / R e p o r t H e l p L i n k > - 
-         < / R e p o r t M e t a d a t a > - 
-         < R e p o r t R e q u e s t > - 
-             < T e n a n t E n t r a I d > T e n a n t   E n t r a   I d < / T e n a n t E n t r a I d > - 
-             < E n v i r o n m e n t N a m e > E n v i r o n m e n t   N a m e < / E n v i r o n m e n t N a m e > - 
-             < E n v i r o n m e n t T y p e > E n v i r o n m e n t   T y p e < / E n v i r o n m e n t T y p e > - 
-             < C o m p a n y N a m e > C o m p a n y   N a m e < / C o m p a n y N a m e > - 
-             < C o m p a n y D i s p l a y N a m e > C o m p a n y   D i s p l a y   N a m e < / C o m p a n y D i s p l a y N a m e > - 
-             < C o m p a n y I d > C o m p a n y   I D < / C o m p a n y I d > - 
-             < U s e r N a m e > U s e r   N a m e < / U s e r N a m e > - 
-             < D a t e A n d T i m e > D a t e   a n d   T i m e < / D a t e A n d T i m e > - 
-             < L a n g u a g e > L a n g u a g e < / L a n g u a g e > - 
-             < F o r m a t R e g i o n > F o r m a t   R e g i o n < / F o r m a t R e g i o n > - 
-             < D a t e T i m e V a l u e s > - 
-                 < Y e a r > Y e a r < / Y e a r > - 
-                 < M o n t h N u m b e r > M o n t h   N u m b e r < / M o n t h N u m b e r > - 
-                 < D a y N u m b e r > D a y   N u m b e r < / D a y N u m b e r > - 
-                 < H o u r > H o u r < / H o u r > - 
-                 < M i n u t e > M i n u t e < / M i n u t e > - 
-             < / D a t e T i m e V a l u e s > - 
-         < / R e p o r t R e q u e s t > - 
-     < / B C R e p o r t I n f o r m a t i o n > - 
-     < L a b e l s > - 
-         < C o n d i t i o n L a b e l   E l e m e n t T y p e = " P a r a m e t e r "   E l e m e n t I d = " 1 4 2 4 6 4 8 2 8 8 "   D a t a T y p e = " S t r i n g " > C o n d i t i o n L a b e l < / C o n d i t i o n L a b e l > - 
-         < D a t e L a b e l   E l e m e n t T y p e = " P a r a m e t e r "   E l e m e n t I d = " 7 9 3 8 1 7 7 7 7 "   D a t a T y p e = " S t r i n g " > D a t e L a b e l < / D a t e L a b e l > - 
-         < E n t e r e d B y L a b e l   E l e m e n t T y p e = " P a r a m e t e r "   E l e m e n t I d = " 1 9 1 0 3 3 1 8 8 9 "   D a t a T y p e = " S t r i n g " > E n t e r e d B y L a b e l < / E n t e r e d B y L a b e l > - 
-         < F i n i s h e d B y L a b e l   E l e m e n t T y p e = " P a r a m e t e r "   E l e m e n t I d = " 1 2 1 8 3 5 9 1 8 "   D a t a T y p e = " S t r i n g " > F i n i s h e d B y L a b e l < / F i n i s h e d B y L a b e l > - 
-         < F i n i s h e d O n L a b e l   E l e m e n t T y p e = " P a r a m e t e r "   E l e m e n t I d = " 1 9 3 5 3 2 6 4 3 2 "   D a t a T y p e = " S t r i n g " > F i n i s h e d O n L a b e l < / F i n i s h e d O n L a b e l > - 
-         < I n s p e c t i o n L a b e l   E l e m e n t T y p e = " P a r a m e t e r "   E l e m e n t I d = " 1 5 4 9 8 3 1 5 2 5 "   D a t a T y p e = " S t r i n g " > I n s p e c t i o n L a b e l < / I n s p e c t i o n L a b e l > - 
-         < I t e m L a b e l   E l e m e n t T y p e = " P a r a m e t e r "   E l e m e n t I d = " 1 0 8 2 0 2 8 9 7 4 "   D a t a T y p e = " S t r i n g " > I t e m L a b e l < / I t e m L a b e l > - 
-         < I t e m T r a c k i n g L a b e l   E l e m e n t T y p e = " P a r a m e t e r "   E l e m e n t I d = " 9 3 5 5 3 4 6 7 1 "   D a t a T y p e = " S t r i n g " > I t e m T r a c k i n g L a b e l < / I t e m T r a c k i n g L a b e l > - 
-         < P a g e L a b e l   E l e m e n t T y p e = " P a r a m e t e r "   E l e m e n t I d = " 1 8 8 0 8 2 7 5 0 4 "   D a t a T y p e = " S t r i n g " > P a g e L a b e l < / P a g e L a b e l > - 
-         < R e p o r t T i t l e L a b e l   E l e m e n t T y p e = " P a r a m e t e r "   E l e m e n t I d = " 1 2 9 7 0 8 9 6 2 7 "   D a t a T y p e = " S t r i n g " > R e p o r t T i t l e L a b e l < / R e p o r t T i t l e L a b e l > - 
-         < R e s u l t L a b e l   E l e m e n t T y p e = " P a r a m e t e r "   E l e m e n t I d = " 4 0 7 6 0 6 8 8 6 "   D a t a T y p e = " S t r i n g " > R e s u l t L a b e l < / R e s u l t L a b e l > - 
-         < T e s t L a b e l   E l e m e n t T y p e = " P a r a m e t e r "   E l e m e n t I d = " 1 5 2 2 4 8 5 9 "   D a t a T y p e = " S t r i n g " > T e s t L a b e l < / T e s t L a b e l > - 
-         < T e s t V a l u e L a b e l   E l e m e n t T y p e = " P a r a m e t e r "   E l e m e n t I d = " 1 1 6 2 1 3 2 5 7 0 "   D a t a T y p e = " S t r i n g " > T e s t V a l u e L a b e l < / T e s t V a l u e L a b e l > - 
-     < / L a b e l s > - 
-     < T o o l t i p s > - 
-         < T o o l t i p   c o l u m n = " Q l t y I n s p e c t i o n T e m p l a t e _ D e s c r i p t i o n "   E l e m e n t I d = " 1 6 5 2 0 6 9 5 9 8 " > - 
-             < T o o l t i p T e x t   l a n g = " e n - U S " > S p e c i f i e s   a n   e x p l a n a t i o n   o f   t h e   Q u a l i t y   I n s p e c t i o n   T e m p l a t e .   Y o u   c a n   e n t e r   a   m a x i m u m   o f   1 0 0   c h a r a c t e r s ,   b o t h   n u m b e r s   a n d   l e t t e r s . < / T o o l t i p T e x t > - 
-         < / T o o l t i p > - 
-         < T o o l t i p   c o l u m n = " Q l t y I n s p e c t i o n _ D e s c r i p t i o n "   E l e m e n t I d = " 7 3 9 0 1 9 9 1 0 " > - 
-             < T o o l t i p T e x t   l a n g = " e n - U S " > S p e c i f i e s   a   d e s c r i p t i o n   o f   t h e   Q u a l i t y   I n s p e c t i o n   i t s e l f . < / T o o l t i p T e x t > - 
-         < / T o o l t i p > - 
-         < T o o l t i p   c o l u m n = " Q l t y I n s p e c t i o n _ S t a t u s "   E l e m e n t I d = " 8 5 1 7 5 2 7 6 8 " > - 
-             < T o o l t i p T e x t   l a n g = " e n - U S " > S p e c i f i e s   t h e   s t a t u s   o f   t h e   i n s p e c t i o n .   N o   a d d i t i o n a l   c h a n g e s   c a n   b e   m a d e   t o   a   f i n i s h e d   Q u a l i t y   I n s p e c t i o n . < / T o o l t i p T e x t > - 
-         < / T o o l t i p > - 
-         < T o o l t i p   c o l u m n = " Q l t y I n s p e c t i o n _ R e s u l t _ C o d e "   E l e m e n t I d = " 1 8 0 7 0 7 7 0 6 5 " > - 
-             < T o o l t i p T e x t   l a n g = " e n - U S " > S p e c i f i e s   t h e   r e s u l t   i s   a u t o m a t i c a l l y   d e t e r m i n e d   b a s e d   o n   t h e   t e s t   v a l u e   a n d   r e s u l t   c o n f i g u r a t i o n . < / T o o l t i p T e x t > - 
-         < / T o o l t i p > - 
-         < T o o l t i p   c o l u m n = " Q l t y I n s p e c t i o n _ R e s u l t _ D e s c r i p t i o n "   E l e m e n t I d = " 8 1 0 5 3 8 1 8 8 " > - 
-             < T o o l t i p T e x t   l a n g = " e n - U S " > S p e c i f i e s   t h e   r e s u l t   d e s c r i p t i o n   f o r   t h i s   t e s t   r e s u l t .   T h e   r e s u l t   i s   a u t o m a t i c a l l y   d e t e r m i n e d   b a s e d   o n   t h e   t e s t   v a l u e   a n d   r e s u l t   c o n f i g u r a t i o n . < / T o o l t i p T e x t > - 
-         < / T o o l t i p > - 
-         < T o o l t i p   c o l u m n = " Q l t y I n s p e c t i o n _ N o "   E l e m e n t I d = " 2 1 2 0 6 1 5 7 4 9 " > - 
-             < T o o l t i p T e x t   l a n g = " e n - U S " > S p e c i f i e s   t h e   q u a l i t y   i n s p e c t i o n   d o c u m e n t   n u m b e r . < / T o o l t i p T e x t > - 
-         < / T o o l t i p > - 
-         < T o o l t i p   c o l u m n = " Q l t y I n s p e c t i o n _ R e i n s p e c t i o n N o "   E l e m e n t I d = " 7 5 1 7 3 5 6 " > - 
-             < T o o l t i p T e x t   l a n g = " e n - U S " > S p e c i f i e s   t h e   r e - i n s p e c t i o n   c o u n t e r . < / T o o l t i p T e x t > - 
-         < / T o o l t i p > - 
-         < T o o l t i p   c o l u m n = " Q l t y I n s p e c t i o n _ F i n i s h e d _ B y _ U s e r _ I D "   E l e m e n t I d = " 1 7 5 0 5 1 6 3 3 8 " > - 
-             < T o o l t i p T e x t   l a n g = " e n - U S " > S p e c i f i e s   t h e   u s e r   t h a t   f i n i s h e d   t h e   i n s p e c t i o n . < / T o o l t i p T e x t > - 
-         < / T o o l t i p > - 
-         < T o o l t i p   c o l u m n = " Q l t y I n s p e c t i o n _ F i n i s h e d _ D a t e "   E l e m e n t I d = " 1 8 3 4 1 2 2 7 6 5 " > - 
-             < T o o l t i p T e x t   l a n g = " e n - U S " > S p e c i f i e s   t h e   d a t e   t h a t   t h e   i n s p e c t i o n   w a s   f i n i s h e d . < / T o o l t i p T e x t > - 
-         < / T o o l t i p > - 
-         < T o o l t i p   c o l u m n = " Q l t y I n s p e c t i o n _ S o u r c e _ I t e m _ N o _ "   E l e m e n t I d = " 1 2 6 8 0 5 0 5 1 8 " > - 
-             < T o o l t i p T e x t   l a n g = " e n - U S " > S p e c i f i e s   t h e   i t e m   t h a t   t h e   Q u a l i t y   I n s p e c t i o n   i s   f o r .   W h e n   u s e d   w i t h   p r o d u c t i o n   o r d e r s   t h i s   t y p i c a l l y   r e f e r s   t o   t h e   i t e m   b e i n g   p r o d u c e d . < / T o o l t i p T e x t > - 
-         < / T o o l t i p > - 
-         < T o o l t i p   c o l u m n = " Q l t y I n s p e c t i o n _ S o u r c e _ I t e m _ D e s c r i p t i o n "   E l e m e n t I d = " 6 4 6 8 9 0 6 3 0 " > - 
-             < T o o l t i p T e x t   l a n g = " e n - U S " > S p e c i f i e s   a   d e s c r i p t i o n   o f   t h e   i t e m . < / T o o l t i p T e x t > - 
-         < / T o o l t i p > - 
-         < T o o l t i p   c o l u m n = " Q l t y I n s p e c t i o n _ S o u r c e _ I t e m _ D e s c r i p t i o n 2 "   E l e m e n t I d = " 1 2 7 9 3 6 9 3 5 2 " > - 
-             < T o o l t i p T e x t   l a n g = " e n - U S " > S p e c i f i e s   i n f o r m a t i o n   i n   a d d i t i o n   t o   t h e   d e s c r i p t i o n . < / T o o l t i p T e x t > - 
-         < / T o o l t i p > - 
-         < T o o l t i p   c o l u m n = " Q l t y I n s p e c t i o n _ S o u r c e _ V a r i a n t _ C o d e "   E l e m e n t I d = " 1 6 0 8 4 0 3 8 2 1 " > - 
-             < T o o l t i p T e x t   l a n g = " e n - U S " > S p e c i f i e s   t h e   i t e m   v a r i a n t   t h a t   t h e   Q u a l i t y   I n s p e c t i o n   i s   f o r .   W h e n   u s e d   w i t h   p r o d u c t i o n   o r d e r s   t h i s   t y p i c a l l y   r e f e r s   t o   t h e   i t e m   b e i n g   p r o d u c e d . < / T o o l t i p T e x t > - 
-         < / T o o l t i p > - 
-         < T o o l t i p   c o l u m n = " Q l t y I n s p e c t i o n _ S o u r c e _ L o t _ N o _ "   E l e m e n t I d = " 1 1 2 3 5 5 1 3 1 2 " > - 
-             < T o o l t i p T e x t   l a n g = " e n - U S " > S p e c i f i e s   t h e   l o t   n u m b e r   t h a t   t h e   q u a l i t y   i n s p e c t i o n   i s   f o r .   T h i s   i s   o n l y   u s e d   f o r   l o t   t r a c k e d   i t e m s . < / T o o l t i p T e x t > - 
-         < / T o o l t i p > - 
-         < T o o l t i p   c o l u m n = " Q l t y I n s p e c t i o n _ S o u r c e _ S e r i a l _ N o _ "   E l e m e n t I d = " 1 5 2 0 5 9 1 4 4 7 " > - 
-             < T o o l t i p T e x t   l a n g = " e n - U S " > S p e c i f i e s   t h e   s e r i a l   n u m b e r   t h a t   t h e   q u a l i t y   i n s p e c t i o n   i s   f o r .   T h i s   i s   o n l y   u s e d   f o r   s e r i a l   t r a c k e d   i t e m s . < / T o o l t i p T e x t > - 
-         < / T o o l t i p > - 
-         < T o o l t i p   c o l u m n = " Q l t y I n s p e c t i o n _ S o u r c e _ P a c k a g e _ N o _ "   E l e m e n t I d = " 1 9 6 1 1 2 9 9 7 " > - 
-             < T o o l t i p T e x t   l a n g = " e n - U S " > S p e c i f i e s   t h e   p a c k a g e   n u m b e r   t h a t   t h e   q u a l i t y   i n s p e c t i o n   i s   f o r .   T h i s   i s   o n l y   u s e d   f o r   p a c k a g e   t r a c k e d   i t e m s . < / T o o l t i p T e x t > - 
-         < / T o o l t i p > - 
-         < T o o l t i p   c o l u m n = " Q l t y I n s p e c t i o n _ S o u r c e _ D o c u m e n t _ N o _ "   E l e m e n t I d = " 1 6 7 5 9 1 6 2 8 8 " > - 
-             < T o o l t i p T e x t   l a n g = " e n - U S " > S p e c i f i e s   a   r e f e r e n c e   t o   t h e   d o c u m e n t   t h a t   t h i s   Q u a l i t y   I n s p e c t i o n   i s   r e f e r r i n g   t o .   T h i s   t y p i c a l l y   r e f e r s   t o   a   p r o d u c t i o n   o r d e r   d o c u m e n t   n u m b e r . < / T o o l t i p T e x t > - 
-         < / T o o l t i p > - 
-         < T o o l t i p   c o l u m n = " Q l t y I n s p e c t i o n _ S o u r c e _ T a s k _ N o _ "   E l e m e n t I d = " 3 8 4 6 4 4 1 8 2 " > - 
-             < T o o l t i p T e x t   l a n g = " e n - U S " > S p e c i f i e s   a   r e f e r e n c e   t o   t h e   s o u r c e   t a s k   n o .   t h a t   t h i s   Q u a l i t y   I n s p e c t i o n   i s   r e f e r r i n g   t o .   T h i s   t y p i c a l l y   r e f e r s   t o   a n   o p e r a t i o n . < / T o o l t i p T e x t > - 
-         < / T o o l t i p > - 
-         < T o o l t i p   c o l u m n = " Q l t y I n s p e c t i o n _ S o u r c e _ C u s t o m _ 1 "   E l e m e n t I d = " 5 4 6 4 5 3 7 6 5 " > - 
-             < T o o l t i p T e x t   l a n g = " e n - U S " > S p e c i f i e s   a d d i t i o n a l   i n f o r m a t i o n   f r o m   a   s o u r c e   r e c o r d . < / T o o l t i p T e x t > - 
-         < / T o o l t i p > - 
-         < T o o l t i p   c o l u m n = " Q l t y I n s p e c t i o n _ S o u r c e _ C u s t o m _ 2 "   E l e m e n t I d = " 1 8 3 5 4 2 3 6 8 0 " > - 
-             < T o o l t i p T e x t   l a n g = " e n - U S " > S p e c i f i e s   a d d i t i o n a l   i n f o r m a t i o n   f r o m   a   s o u r c e   r e c o r d . < / T o o l t i p T e x t > - 
-         < / T o o l t i p > - 
-         < T o o l t i p   c o l u m n = " Q l t y I n s p e c t i o n _ S o u r c e _ C u s t o m _ 3 "   E l e m e n t I d = " 1 8 2 1 8 4 6 9 9 9 " > - 
-             < T o o l t i p T e x t   l a n g = " e n - U S " > S p e c i f i e s   a d d i t i o n a l   i n f o r m a t i o n   f r o m   a   s o u r c e   r e c o r d . < / T o o l t i p T e x t > - 
-         < / T o o l t i p > - 
-         < T o o l t i p   c o l u m n = " Q l t y I n s p e c t i o n _ S o u r c e _ C u s t o m _ 4 "   E l e m e n t I d = " 1 3 6 6 6 3 6 0 8 6 " > - 
-             < T o o l t i p T e x t   l a n g = " e n - U S " > S p e c i f i e s   a d d i t i o n a l   i n f o r m a t i o n   f r o m   a   s o u r c e   r e c o r d . < / T o o l t i p T e x t > - 
-         < / T o o l t i p > - 
-         < T o o l t i p   c o l u m n = " Q l t y I n s p e c t i o n _ S o u r c e _ C u s t o m _ 5 "   E l e m e n t I d = " 2 0 0 4 3 3 2 7 0 3 " > - 
-             < T o o l t i p T e x t   l a n g = " e n - U S " > S p e c i f i e s   a d d i t i o n a l   i n f o r m a t i o n   f r o m   a   s o u r c e   r e c o r d . < / T o o l t i p T e x t > - 
-         < / T o o l t i p > - 
-         < T o o l t i p   c o l u m n = " Q l t y I n s p e c t i o n _ S o u r c e _ C u s t o m _ 6 "   E l e m e n t I d = " 9 1 2 4 2 8 5 2 " > - 
-             < T o o l t i p T e x t   l a n g = " e n - U S " > S p e c i f i e s   a d d i t i o n a l   i n f o r m a t i o n   f r o m   a   s o u r c e   r e c o r d . < / T o o l t i p T e x t > - 
-         < / T o o l t i p > - 
-         < T o o l t i p   c o l u m n = " Q l t y I n s p e c t i o n _ S o u r c e _ C u s t o m _ 7 "   E l e m e n t I d = " 7 2 8 9 3 9 4 6 9 " > - 
-             < T o o l t i p T e x t   l a n g = " e n - U S " > S p e c i f i e s   a d d i t i o n a l   i n f o r m a t i o n   f r o m   a   s o u r c e   r e c o r d . < / T o o l t i p T e x t > - 
-         < / T o o l t i p > - 
-         < T o o l t i p   c o l u m n = " Q l t y I n s p e c t i o n _ S o u r c e _ C u s t o m _ 8 "   E l e m e n t I d = " 3 7 7 5 4 4 7 4 2 " > - 
-             < T o o l t i p T e x t   l a n g = " e n - U S " > S p e c i f i e s   a d d i t i o n a l   i n f o r m a t i o n   f r o m   a   s o u r c e   r e c o r d . < / T o o l t i p T e x t > - 
-         < / T o o l t i p > - 
-         < T o o l t i p   c o l u m n = " Q l t y I n s p e c t i o n _ S o u r c e _ C u s t o m _ 9 "   E l e m e n t I d = " 2 6 0 1 5 1 8 7 5 " > - 
-             < T o o l t i p T e x t   l a n g = " e n - U S " > S p e c i f i e s   a d d i t i o n a l   i n f o r m a t i o n   f r o m   a   s o u r c e   r e c o r d . < / T o o l t i p T e x t > - 
-         < / T o o l t i p > - 
-         < T o o l t i p   c o l u m n = " Q l t y I n s p e c t i o n _ S o u r c e _ C u s t o m _ 1 0 "   E l e m e n t I d = " 1 5 3 7 6 5 2 9 2 5 " > - 
-             < T o o l t i p T e x t   l a n g = " e n - U S " > S p e c i f i e s   a d d i t i o n a l   i n f o r m a t i o n   f r o m   a   s o u r c e   r e c o r d . < / T o o l t i p T e x t > - 
-         < / T o o l t i p > - 
-         < T o o l t i p   c o l u m n = " F i e l d _ C o d e "   E l e m e n t I d = " 1 3 2 7 2 5 5 7 3 " > - 
-             < T o o l t i p T e x t   l a n g = " e n - U S " > S p e c i f i e s   t h e   f i e l d / q u e s t i o n / m e t r i c   i n   t h i s   t e s t . < / T o o l t i p T e x t > - 
-         < / T o o l t i p > - 
-         < T o o l t i p   c o l u m n = " F i e l d _ D e s c r i p t i o n "   E l e m e n t I d = " 1 4 6 8 6 2 1 2 9 8 " > - 
-             < T o o l t i p T e x t   l a n g = " e n - U S " > S p e c i f i e s   a   d e s c r i p t i o n   o f   t h e   f i e l d   a s   i t   i s   u s e d   o n   t h e   t e s t . < / T o o l t i p T e x t > - 
-         < / T o o l t i p > - 
-         < T o o l t i p   c o l u m n = " N u m e r i c _ V a l u e "   E l e m e n t I d = " 4 6 0 4 1 2 6 4 6 " > - 
-             < T o o l t i p T e x t   l a n g = " e n - U S " > S p e c i f i e s   a n   e v a l u a t e d   n u m e r i c   v a l u e   o f   T e s t   V a l u e   f o r   u s e   i n   c a l c u l a t i o n s   a n d   a n a l y s i s .   T h i s   v a l u e   i s   a u t o m a t i c a l l y   c a l c u l a t e d   w h e n   t h e   T e s t   V a l u e   i s   e n t e r e d   o r   m o d i f i e d   b a s e d   o n   t h e   c o n f i g u r a t i o n   o f   t h e   T e s t   V a l u e   a n d   i s   n o t   d i r e c t l y   e d i t a b l e . < / T o o l t i p T e x t > - 
-         < / T o o l t i p > - 
-         < T o o l t i p   c o l u m n = " F i e l d _ T y p e "   E l e m e n t I d = " 1 3 2 8 1 6 4 0 1 6 " > - 
-             < T o o l t i p T e x t   l a n g = " e n - U S " > S p e c i f i e s   t h e   d a t a   t y p e   o f   t h e   v a l u e s   y o u   c a n   e n t e r   o r   s e l e c t   f o r   t h i s   t e s t .   U s e   D e c i m a l   f o r   n u m e r i c a l   m e a s u r e m e n t s .   U s e   C h o i c e   t o   g i v e   a   l i s t   o f   o p t i o n s   t o   c h o o s e   f r o m .   I f   y o u   w a n t   t o   c h o o s e   o p t i o n s   f r o m   a n   e x i s t i n g   t a b l e ,   u s e   T a b l e   L o o k u p . < / T o o l t i p T e x t > - 
-         < / T o o l t i p > - 
-         < T o o l t i p   c o l u m n = " T e s t _ R e s u l t "   E l e m e n t I d = " 1 2 7 1 0 6 2 1 4 1 " > - 
-             < T o o l t i p T e x t   l a n g = " e n - U S " > S p e c i f i e s   t h e   r e s u l t   i s   a u t o m a t i c a l l y   d e t e r m i n e d   b a s e d   o n   t h e   t e s t   v a l u e   a n d   r e s u l t   c o n f i g u r a t i o n . < / T o o l t i p T e x t > - 
-         < / T o o l t i p > - 
-     < / T o o l t i p s > - 
-     < C u r r e n t I n s p e c t i o n   E l e m e n t T y p e = " D a t a I t e m "   E l e m e n t I d = " 1 7 4 7 8 9 7 9 7 8 " > - 
-         < A p p r o v e r N a m e L a b e l   E l e m e n t T y p e = " C o l u m n "   E l e m e n t I d = " 1 8 9 7 9 9 2 7 8 5 "   D a t a T y p e = " T e x t " > A p p r o v e r N a m e L a b e l < / A p p r o v e r N a m e L a b e l > - 
-         < A p p r o v e r S i g n a t u r e L a b e l   E l e m e n t T y p e = " C o l u m n "   E l e m e n t I d = " 1 0 3 4 5 1 7 9 4 "   D a t a T y p e = " T e x t " > A p p r o v e r S i g n a t u r e L a b e l < / A p p r o v e r S i g n a t u r e L a b e l > - 
-         < C O A C o n t a c t _ A l l   E l e m e n t T y p e = " C o l u m n "   E l e m e n t I d = " 1 5 9 3 9 3 0 3 4 6 "   D a t a T y p e = " T e x t " > C O A C o n t a c t _ A l l < / C O A C o n t a c t _ A l l > - 
-         < C O A C o n t a c t _ R o w 1   E l e m e n t T y p e = " C o l u m n "   E l e m e n t I d = " 1 2 7 0 2 3 9 7 3 2 "   D a t a T y p e = " T e x t " > C O A C o n t a c t _ R o w 1 < / C O A C o n t a c t _ R o w 1 > - 
-         < C O A C o n t a c t _ R o w 2   E l e m e n t T y p e = " C o l u m n "   E l e m e n t I d = " 6 4 2 8 5 0 1 1 9 "   D a t a T y p e = " T e x t " > C O A C o n t a c t _ R o w 2 < / C O A C o n t a c t _ R o w 2 > - 
-         < C O A C o n t a c t _ R o w 3   E l e m e n t T y p e = " C o l u m n "   E l e m e n t I d = " 5 1 5 3 5 0 2 "   D a t a T y p e = " T e x t " > C O A C o n t a c t _ R o w 3 < / C O A C o n t a c t _ R o w 3 > - 
-         < C O A C o n t a c t _ R o w 4   E l e m e n t T y p e = " C o l u m n "   E l e m e n t I d = " 1 1 1 1 6 3 7 7 1 3 "   D a t a T y p e = " T e x t " > C O A C o n t a c t _ R o w 4 < / C O A C o n t a c t _ R o w 4 > - 
-         < C O A C o n t a c t _ R o w 5   E l e m e n t T y p e = " C o l u m n "   E l e m e n t I d = " 4 7 3 9 4 1 0 9 6 "   D a t a T y p e = " T e x t " > C O A C o n t a c t _ R o w 5 < / C O A C o n t a c t _ R o w 5 > - 
-         < C O A C o n t a c t _ R o w 6   E l e m e n t T y p e = " C o l u m n "   E l e m e n t I d = " 1 9 0 7 9 3 6 3 4 9 "   D a t a T y p e = " T e x t " > C O A C o n t a c t _ R o w 6 < / C O A C o n t a c t _ R o w 6 > - 
-         < C O A C o n t a c t _ R o w 7   E l e m e n t T y p e = " C o l u m n "   E l e m e n t I d = " 1 7 4 9 3 3 4 3 3 0 "   D a t a T y p e = " T e x t " > C O A C o n t a c t _ R o w 7 < / C O A C o n t a c t _ R o w 7 > - 
-         < C O A C o n t a c t _ R o w 8   E l e m e n t T y p e = " C o l u m n "   E l e m e n t I d = " 1 4 3 9 1 4 8 7 5 5 "   D a t a T y p e = " T e x t " > C O A C o n t a c t _ R o w 8 < / C O A C o n t a c t _ R o w 8 > - 
-         < C o m p a n y I n f o r m a t i o n _ A l l   E l e m e n t T y p e = " C o l u m n "   E l e m e n t I d = " 7 6 1 9 7 4 8 2 4 "   D a t a T y p e = " T e x t " > C o m p a n y I n f o r m a t i o n _ A l l < / C o m p a n y I n f o r m a t i o n _ A l l > - 
-         < C o m p a n y I n f o r m a t i o n _ R o w 1   E l e m e n t T y p e = " C o l u m n "   E l e m e n t I d = " 1 8 4 3 2 1 2 8 9 4 "   D a t a T y p e = " T e x t " > C o m p a n y I n f o r m a t i o n _ R o w 1 < / C o m p a n y I n f o r m a t i o n _ R o w 1 > - 
-         < C o m p a n y I n f o r m a t i o n _ R o w 2   E l e m e n t T y p e = " C o l u m n "   E l e m e n t I d = " 1 8 1 4 0 5 7 7 8 5 "   D a t a T y p e = " T e x t " > C o m p a n y I n f o r m a t i o n _ R o w 2 < / C o m p a n y I n f o r m a t i o n _ R o w 2 > - 
-         < C o m p a n y I n f o r m a t i o n _ R o w 3   E l e m e n t T y p e = " C o l u m n "   E l e m e n t I d = " 1 1 7 6 3 6 1 1 6 8 "   D a t a T y p e = " T e x t " > C o m p a n y I n f o r m a t i o n _ R o w 3 < / C o m p a n y I n f o r m a t i o n _ R o w 3 > - 
-         < C o m p a n y I n f o r m a t i o n _ R o w 4   E l e m e n t T y p e = " C o l u m n "   E l e m e n t I d = " 1 3 4 5 2 7 0 1 9 1 "   D a t a T y p e = " T e x t " > C o m p a n y I n f o r m a t i o n _ R o w 4 < / C o m p a n y I n f o r m a t i o n _ R o w 4 > - 
-         < C o m p a n y I n f o r m a t i o n _ R o w 5   E l e m e n t T y p e = " C o l u m n "   E l e m e n t I d = " 7 0 7 5 7 3 5 7 4 "   D a t a T y p e = " T e x t " > C o m p a n y I n f o r m a t i o n _ R o w 5 < / C o m p a n y I n f o r m a t i o n _ R o w 5 > - 
-         < C o m p a n y I n f o r m a t i o n _ R o w 6   E l e m e n t T y p e = " C o l u m n "   E l e m e n t I d = " 6 9 8 7 6 9 5 7 "   D a t a T y p e = " T e x t " > C o m p a n y I n f o r m a t i o n _ R o w 6 < / C o m p a n y I n f o r m a t i o n _ R o w 6 > - 
-         < C o m p a n y I n f o r m a t i o n _ R o w 7   E l e m e n t T y p e = " C o l u m n "   E l e m e n t I d = " 5 6 7 8 1 9 6 6 0 "   D a t a T y p e = " T e x t " > C o m p a n y I n f o r m a t i o n _ R o w 7 < / C o m p a n y I n f o r m a t i o n _ R o w 7 > - 
-         < C o m p a n y I n f o r m a t i o n _ R o w 8   E l e m e n t T y p e = " C o l u m n "   E l e m e n t I d = " 3 9 8 9 1 0 6 3 7 "   D a t a T y p e = " T e x t " > C o m p a n y I n f o r m a t i o n _ R o w 8 < / C o m p a n y I n f o r m a t i o n _ R o w 8 > - 
-         < C o m p a n y L o g o   E l e m e n t T y p e = " C o l u m n "   E l e m e n t I d = " 2 3 7 6 9 1 5 1 "   D a t a T y p e = " B l o b " / > - 
-         < E m a i l L a b e l   E l e m e n t T y p e = " C o l u m n "   E l e m e n t I d = " 7 7 1 8 8 7 1 3 5 "   D a t a T y p e = " T e x t " > E m a i l L a b e l < / E m a i l L a b e l > - 
-         < E m a i l V a l u e   E l e m e n t T y p e = " C o l u m n "   E l e m e n t I d = " 3 8 8 1 2 2 7 6 2 "   D a t a T y p e = " T e x t " > E m a i l V a l u e < / E m a i l V a l u e > - 
-         < F i n i s h e d B y N a m e L a b e l   E l e m e n t T y p e = " C o l u m n "   E l e m e n t I d = " 2 1 0 1 0 0 9 6 5 1 "   D a t a T y p e = " T e x t " > F i n i s h e d B y N a m e L a b e l < / F i n i s h e d B y N a m e L a b e l > - 
-         < F i n i s h e d B y S i g n a t u r e L a b e l   E l e m e n t T y p e = " C o l u m n "   E l e m e n t I d = " 2 0 7 1 3 1 2 7 2 2 "   D a t a T y p e = " T e x t " > F i n i s h e d B y S i g n a t u r e L a b e l < / F i n i s h e d B y S i g n a t u r e L a b e l > - 
-         < H o m e P a g e L a b e l   E l e m e n t T y p e = " C o l u m n "   E l e m e n t I d = " 4 6 2 3 7 4 2 3 1 "   D a t a T y p e = " T e x t " > H o m e P a g e L a b e l < / H o m e P a g e L a b e l > - 
-         < H o m e P a g e V a l u e   E l e m e n t T y p e = " C o l u m n "   E l e m e n t I d = " 5 3 3 5 1 4 0 3 4 "   D a t a T y p e = " T e x t " > H o m e P a g e V a l u e < / H o m e P a g e V a l u e > - 
-         < I n s p e c t i o n I n f o r m a t i o n   E l e m e n t T y p e = " C o l u m n "   E l e m e n t I d = " 1 5 3 2 8 6 0 1 9 9 "   D a t a T y p e = " T e x t " > I n s p e c t i o n I n f o r m a t i o n < / I n s p e c t i o n I n f o r m a t i o n > - 
-         < I t e m D e s c r i p t i o n   E l e m e n t T y p e = " C o l u m n "   E l e m e n t I d = " 1 9 6 5 3 9 3 7 9 0 "   D a t a T y p e = " T e x t " > I t e m D e s c r i p t i o n < / I t e m D e s c r i p t i o n > - 
-         < I t e m T r a c k i n g D e s c r i p t i o n   E l e m e n t T y p e = " C o l u m n "   E l e m e n t I d = " 1 1 1 7 1 0 3 3 4 5 "   D a t a T y p e = " T e x t " > I t e m T r a c k i n g D e s c r i p t i o n < / I t e m T r a c k i n g D e s c r i p t i o n > - 
-         < P h o n e N o L a b e l   E l e m e n t T y p e = " C o l u m n "   E l e m e n t I d = " 1 6 1 4 5 2 6 0 7 8 "   D a t a T y p e = " T e x t " > P h o n e N o L a b e l < / P h o n e N o L a b e l > - 
-         < P h o n e N o V a l u e   E l e m e n t T y p e = " C o l u m n "   E l e m e n t I d = " 1 2 8 6 6 4 9 7 8 1 "   D a t a T y p e = " T e x t " > P h o n e N o V a l u e < / P h o n e N o V a l u e > - 
-         < Q l t y I n s p e c t i o n T e m p l a t e _ D e s c r i p t i o n   E l e m e n t T y p e = " C o l u m n "   E l e m e n t I d = " 1 6 5 2 0 6 9 5 9 8 "   D a t a T y p e = " T e x t " > Q l t y I n s p e c t i o n T e m p l a t e _ D e s c r i p t i o n < / Q l t y I n s p e c t i o n T e m p l a t e _ D e s c r i p t i o n > - 
-         < Q l t y I n s p e c t i o n _ D e s c r i p t i o n   E l e m e n t T y p e = " C o l u m n "   E l e m e n t I d = " 7 3 9 0 1 9 9 1 0 "   D a t a T y p e = " T e x t " > Q l t y I n s p e c t i o n _ D e s c r i p t i o n < / Q l t y I n s p e c t i o n _ D e s c r i p t i o n > - 
-         < Q l t y I n s p e c t i o n _ D i r e c t o r _ N a m e   E l e m e n t T y p e = " C o l u m n "   E l e m e n t I d = " 1 2 5 9 7 6 1 4 6 0 "   D a t a T y p e = " T e x t " > Q l t y I n s p e c t i o n _ D i r e c t o r _ N a m e < / Q l t y I n s p e c t i o n _ D i r e c t o r _ N a m e > - 
-         < Q l t y I n s p e c t i o n _ D i r e c t o r _ T i t l e   E l e m e n t T y p e = " C o l u m n "   E l e m e n t I d = " 2 6 7 7 1 7 5 2 5 "   D a t a T y p e = " T e x t " > Q l t y I n s p e c t i o n _ D i r e c t o r _ T i t l e < / Q l t y I n s p e c t i o n _ D i r e c t o r _ T i t l e > - 
-         < Q l t y I n s p e c t i o n _ F i n i s h e d _ B y _ E m a i l   E l e m e n t T y p e = " C o l u m n "   E l e m e n t I d = " 1 5 2 1 1 3 4 6 3 1 "   D a t a T y p e = " T e x t " > Q l t y I n s p e c t i o n _ F i n i s h e d _ B y _ E m a i l < / Q l t y I n s p e c t i o n _ F i n i s h e d _ B y _ E m a i l > - 
-         < Q l t y I n s p e c t i o n _ F i n i s h e d _ B y _ P h o n e   E l e m e n t T y p e = " C o l u m n "   E l e m e n t I d = " 3 4 7 5 5 7 6 2 5 "   D a t a T y p e = " T e x t " > Q l t y I n s p e c t i o n _ F i n i s h e d _ B y _ P h o n e < / Q l t y I n s p e c t i o n _ F i n i s h e d _ B y _ P h o n e > - 
-         < Q l t y I n s p e c t i o n _ F i n i s h e d _ B y _ T i t l e   E l e m e n t T y p e = " C o l u m n "   E l e m e n t I d = " 4 6 0 0 4 5 6 8 3 "   D a t a T y p e = " T e x t " > Q l t y I n s p e c t i o n _ F i n i s h e d _ B y _ T i t l e < / Q l t y I n s p e c t i o n _ F i n i s h e d _ B y _ T i t l e > - 
-         < Q l t y I n s p e c t i o n _ F i n i s h e d _ B y _ U s e r N a m e   E l e m e n t T y p e = " C o l u m n "   E l e m e n t I d = " 1 9 5 3 6 1 2 5 3 1 "   D a t a T y p e = " T e x t " > Q l t y I n s p e c t i o n _ F i n i s h e d _ B y _ U s e r N a m e < / Q l t y I n s p e c t i o n _ F i n i s h e d _ B y _ U s e r N a m e > - 
-         < Q l t y I n s p e c t i o n _ F i n i s h e d _ B y _ U s e r _ I D   E l e m e n t T y p e = " C o l u m n "   E l e m e n t I d = " 1 7 5 0 5 1 6 3 3 8 "   D a t a T y p e = " C o d e " > Q l t y I n s p e c t i o n _ F i n i s h e d _ B y _ U s e r _ I D < / Q l t y I n s p e c t i o n _ F i n i s h e d _ B y _ U s e r _ I D > - 
-         < Q l t y I n s p e c t i o n _ F i n i s h e d _ D a t e   E l e m e n t T y p e = " C o l u m n "   E l e m e n t I d = " 1 8 3 4 1 2 2 7 6 5 "   D a t a T y p e = " D a t e T i m e " > Q l t y I n s p e c t i o n _ F i n i s h e d _ D a t e < / Q l t y I n s p e c t i o n _ F i n i s h e d _ D a t e > - 
-         < Q l t y I n s p e c t i o n _ N o   E l e m e n t T y p e = " C o l u m n "   E l e m e n t I d = " 2 1 2 0 6 1 5 7 4 9 "   D a t a T y p e = " C o d e " > Q l t y I n s p e c t i o n _ N o < / Q l t y I n s p e c t i o n _ N o > - 
-         < Q l t y I n s p e c t i o n _ R e i n s p e c t i o n N o   E l e m e n t T y p e = " C o l u m n "   E l e m e n t I d = " 7 5 1 7 3 5 6 "   D a t a T y p e = " I n t e g e r " > Q l t y I n s p e c t i o n _ R e i n s p e c t i o n N o < / Q l t y I n s p e c t i o n _ R e i n s p e c t i o n N o > - 
-         < Q l t y I n s p e c t i o n _ R e s u l t _ C o d e   E l e m e n t T y p e = " C o l u m n "   E l e m e n t I d = " 1 8 0 7 0 7 7 0 6 5 "   D a t a T y p e = " C o d e " > Q l t y I n s p e c t i o n _ R e s u l t _ C o d e < / Q l t y I n s p e c t i o n _ R e s u l t _ C o d e > - 
-         < Q l t y I n s p e c t i o n _ R e s u l t _ D e s c r i p t i o n   E l e m e n t T y p e = " C o l u m n "   E l e m e n t I d = " 8 1 0 5 3 8 1 8 8 "   D a t a T y p e = " T e x t " > Q l t y I n s p e c t i o n _ R e s u l t _ D e s c r i p t i o n < / Q l t y I n s p e c t i o n _ R e s u l t _ D e s c r i p t i o n > - 
-         < Q l t y I n s p e c t i o n _ S o u r c e _ C u s t o m _ 1   E l e m e n t T y p e = " C o l u m n "   E l e m e n t I d = " 5 4 6 4 5 3 7 6 5 "   D a t a T y p e = " T e x t " > Q l t y I n s p e c t i o n _ S o u r c e _ C u s t o m _ 1 < / Q l t y I n s p e c t i o n _ S o u r c e _ C u s t o m _ 1 > - 
-         < Q l t y I n s p e c t i o n _ S o u r c e _ C u s t o m _ 1 0   E l e m e n t T y p e = " C o l u m n "   E l e m e n t I d = " 1 5 3 7 6 5 2 9 2 5 "   D a t a T y p e = " D e c i m a l " > Q l t y I n s p e c t i o n _ S o u r c e _ C u s t o m _ 1 0 < / Q l t y I n s p e c t i o n _ S o u r c e _ C u s t o m _ 1 0 > - 
-         < Q l t y I n s p e c t i o n _ S o u r c e _ C u s t o m _ 2   E l e m e n t T y p e = " C o l u m n "   E l e m e n t I d = " 1 8 3 5 4 2 3 6 8 0 "   D a t a T y p e = " T e x t " > Q l t y I n s p e c t i o n _ S o u r c e _ C u s t o m _ 2 < / Q l t y I n s p e c t i o n _ S o u r c e _ C u s t o m _ 2 > - 
-         < Q l t y I n s p e c t i o n _ S o u r c e _ C u s t o m _ 3   E l e m e n t T y p e = " C o l u m n "   E l e m e n t I d = " 1 8 2 1 8 4 6 9 9 9 "   D a t a T y p e = " T e x t " > Q l t y I n s p e c t i o n _ S o u r c e _ C u s t o m _ 3 < / Q l t y I n s p e c t i o n _ S o u r c e _ C u s t o m _ 3 > - 
-         < Q l t y I n s p e c t i o n _ S o u r c e _ C u s t o m _ 4   E l e m e n t T y p e = " C o l u m n "   E l e m e n t I d = " 1 3 6 6 6 3 6 0 8 6 "   D a t a T y p e = " T e x t " > Q l t y I n s p e c t i o n _ S o u r c e _ C u s t o m _ 4 < / Q l t y I n s p e c t i o n _ S o u r c e _ C u s t o m _ 4 > - 
-         < Q l t y I n s p e c t i o n _ S o u r c e _ C u s t o m _ 5   E l e m e n t T y p e = " C o l u m n "   E l e m e n t I d = " 2 0 0 4 3 3 2 7 0 3 "   D a t a T y p e = " T e x t " > Q l t y I n s p e c t i o n _ S o u r c e _ C u s t o m _ 5 < / Q l t y I n s p e c t i o n _ S o u r c e _ C u s t o m _ 5 > - 
-         < Q l t y I n s p e c t i o n _ S o u r c e _ C u s t o m _ 6   E l e m e n t T y p e = " C o l u m n "   E l e m e n t I d = " 9 1 2 4 2 8 5 2 "   D a t a T y p e = " T e x t " > Q l t y I n s p e c t i o n _ S o u r c e _ C u s t o m _ 6 < / Q l t y I n s p e c t i o n _ S o u r c e _ C u s t o m _ 6 > - 
-         < Q l t y I n s p e c t i o n _ S o u r c e _ C u s t o m _ 7   E l e m e n t T y p e = " C o l u m n "   E l e m e n t I d = " 7 2 8 9 3 9 4 6 9 "   D a t a T y p e = " I n t e g e r " > Q l t y I n s p e c t i o n _ S o u r c e _ C u s t o m _ 7 < / Q l t y I n s p e c t i o n _ S o u r c e _ C u s t o m _ 7 > - 
-         < Q l t y I n s p e c t i o n _ S o u r c e _ C u s t o m _ 8   E l e m e n t T y p e = " C o l u m n "   E l e m e n t I d = " 3 7 7 5 4 4 7 4 2 "   D a t a T y p e = " I n t e g e r " > Q l t y I n s p e c t i o n _ S o u r c e _ C u s t o m _ 8 < / Q l t y I n s p e c t i o n _ S o u r c e _ C u s t o m _ 8 > - 
-         < Q l t y I n s p e c t i o n _ S o u r c e _ C u s t o m _ 9   E l e m e n t T y p e = " C o l u m n "   E l e m e n t I d = " 2 6 0 1 5 1 8 7 5 "   D a t a T y p e = " D e c i m a l " > Q l t y I n s p e c t i o n _ S o u r c e _ C u s t o m _ 9 < / Q l t y I n s p e c t i o n _ S o u r c e _ C u s t o m _ 9 > - 
-         < Q l t y I n s p e c t i o n _ S o u r c e _ D o c u m e n t _ N o _   E l e m e n t T y p e = " C o l u m n "   E l e m e n t I d = " 1 6 7 5 9 1 6 2 8 8 "   D a t a T y p e = " C o d e " > Q l t y I n s p e c t i o n _ S o u r c e _ D o c u m e n t _ N o _ < / Q l t y I n s p e c t i o n _ S o u r c e _ D o c u m e n t _ N o _ > - 
-         < Q l t y I n s p e c t i o n _ S o u r c e _ I t e m _ D e s c r i p t i o n   E l e m e n t T y p e = " C o l u m n "   E l e m e n t I d = " 6 4 6 8 9 0 6 3 0 "   D a t a T y p e = " T e x t " > Q l t y I n s p e c t i o n _ S o u r c e _ I t e m _ D e s c r i p t i o n < / Q l t y I n s p e c t i o n _ S o u r c e _ I t e m _ D e s c r i p t i o n > - 
-         < Q l t y I n s p e c t i o n _ S o u r c e _ I t e m _ D e s c r i p t i o n 2   E l e m e n t T y p e = " C o l u m n "   E l e m e n t I d = " 1 2 7 9 3 6 9 3 5 2 "   D a t a T y p e = " T e x t " > Q l t y I n s p e c t i o n _ S o u r c e _ I t e m _ D e s c r i p t i o n 2 < / Q l t y I n s p e c t i o n _ S o u r c e _ I t e m _ D e s c r i p t i o n 2 > - 
-         < Q l t y I n s p e c t i o n _ S o u r c e _ I t e m _ N o _   E l e m e n t T y p e = " C o l u m n "   E l e m e n t I d = " 1 2 6 8 0 5 0 5 1 8 "   D a t a T y p e = " C o d e " > Q l t y I n s p e c t i o n _ S o u r c e _ I t e m _ N o _ < / Q l t y I n s p e c t i o n _ S o u r c e _ I t e m _ N o _ > - 
-         < Q l t y I n s p e c t i o n _ S o u r c e _ L o t _ N o _   E l e m e n t T y p e = " C o l u m n "   E l e m e n t I d = " 1 1 2 3 5 5 1 3 1 2 "   D a t a T y p e = " C o d e " > Q l t y I n s p e c t i o n _ S o u r c e _ L o t _ N o _ < / Q l t y I n s p e c t i o n _ S o u r c e _ L o t _ N o _ > - 
-         < Q l t y I n s p e c t i o n _ S o u r c e _ P a c k a g e _ N o _   E l e m e n t T y p e = " C o l u m n "   E l e m e n t I d = " 1 9 6 1 1 2 9 9 7 "   D a t a T y p e = " C o d e " > Q l t y I n s p e c t i o n _ S o u r c e _ P a c k a g e _ N o _ < / Q l t y I n s p e c t i o n _ S o u r c e _ P a c k a g e _ N o _ > - 
-         < Q l t y I n s p e c t i o n _ S o u r c e _ S e r i a l _ N o _   E l e m e n t T y p e = " C o l u m n "   E l e m e n t I d = " 1 5 2 0 5 9 1 4 4 7 "   D a t a T y p e = " C o d e " > Q l t y I n s p e c t i o n _ S o u r c e _ S e r i a l _ N o _ < / Q l t y I n s p e c t i o n _ S o u r c e _ S e r i a l _ N o _ > - 
-         < Q l t y I n s p e c t i o n _ S o u r c e _ T a s k _ N o _   E l e m e n t T y p e = " C o l u m n "   E l e m e n t I d = " 3 8 4 6 4 4 1 8 2 "   D a t a T y p e = " C o d e " > Q l t y I n s p e c t i o n _ S o u r c e _ T a s k _ N o _ < / Q l t y I n s p e c t i o n _ S o u r c e _ T a s k _ N o _ > - 
-         < Q l t y I n s p e c t i o n _ S o u r c e _ V a r i a n t _ C o d e   E l e m e n t T y p e = " C o l u m n "   E l e m e n t I d = " 1 6 0 8 4 0 3 8 2 1 "   D a t a T y p e = " C o d e " > Q l t y I n s p e c t i o n _ S o u r c e _ V a r i a n t _ C o d e < / Q l t y I n s p e c t i o n _ S o u r c e _ V a r i a n t _ C o d e > - 
-         < Q l t y I n s p e c t i o n _ S t a t u s   E l e m e n t T y p e = " C o l u m n "   E l e m e n t I d = " 8 5 1 7 5 2 7 6 8 "   D a t a T y p e = " E n u m " > Q l t y I n s p e c t i o n _ S t a t u s < / Q l t y I n s p e c t i o n _ S t a t u s > - 
-         < R e i n s p e c t i o n S e q u e n c e I n f o r m a t i o n   E l e m e n t T y p e = " C o l u m n "   E l e m e n t I d = " 7 4 9 5 1 6 5 4 3 "   D a t a T y p e = " T e x t " > R e i n s p e c t i o n S e q u e n c e I n f o r m a t i o n < / R e i n s p e c t i o n S e q u e n c e I n f o r m a t i o n > - 
-         < C u r r e n t I n s p e c t i o n L i n e   E l e m e n t T y p e = " D a t a I t e m "   E l e m e n t I d = " 1 1 9 3 2 1 9 5 9 6 " > - 
-             < C a r r i a g e R e t u r n P e r s o n F i e l d D e t a i l s   E l e m e n t T y p e = " C o l u m n "   E l e m e n t I d = " 9 9 8 2 6 3 6 9 8 "   D a t a T y p e = " T e x t " > C a r r i a g e R e t u r n P e r s o n F i e l d D e t a i l s < / C a r r i a g e R e t u r n P e r s o n F i e l d D e t a i l s > - 
-             < C o n d i t i o n L a b e l _ 1   E l e m e n t T y p e = " C o l u m n "   E l e m e n t I d = " 1 2 2 7 8 8 1 1 9 4 "   D a t a T y p e = " T e x t " > C o n d i t i o n L a b e l _ 1 < / C o n d i t i o n L a b e l _ 1 > - 
-             < C o n d i t i o n L a b e l _ 2   E l e m e n t T y p e = " C o l u m n "   E l e m e n t I d = " 1 8 6 5 5 7 7 8 1 1 "   D a t a T y p e = " T e x t " > C o n d i t i o n L a b e l _ 2 < / C o n d i t i o n L a b e l _ 2 > - 
-             < F i e l d _ C o d e   E l e m e n t T y p e = " C o l u m n "   E l e m e n t I d = " 1 3 2 7 2 5 5 7 3 "   D a t a T y p e = " C o d e " > F i e l d _ C o d e < / F i e l d _ C o d e > - 
-             < F i e l d _ D e s c r i p t i o n   E l e m e n t T y p e = " C o l u m n "   E l e m e n t I d = " 1 4 6 8 6 2 1 2 9 8 "   D a t a T y p e = " T e x t " > F i e l d _ D e s c r i p t i o n < / F i e l d _ D e s c r i p t i o n > - 
-             < F i e l d _ E n t e r e d B y N a m e A n d T i m e s t a m p   E l e m e n t T y p e = " C o l u m n "   E l e m e n t I d = " 1 0 6 8 4 2 0 5 9 2 "   D a t a T y p e = " T e x t " > F i e l d _ E n t e r e d B y N a m e A n d T i m e s t a m p < / F i e l d _ E n t e r e d B y N a m e A n d T i m e s t a m p > - 
-             < F i e l d _ H a s E n t e r e d V a l u e   E l e m e n t T y p e = " C o l u m n "   E l e m e n t I d = " 1 7 1 6 2 6 5 8 2 4 "   D a t a T y p e = " B o o l e a n " > F i e l d _ H a s E n t e r e d V a l u e < / F i e l d _ H a s E n t e r e d V a l u e > - 
-             < F i e l d _ I f P e r s o n E m a i l   E l e m e n t T y p e = " C o l u m n "   E l e m e n t I d = " 1 3 4 6 0 5 7 6 5 0 "   D a t a T y p e = " T e x t " > F i e l d _ I f P e r s o n E m a i l < / F i e l d _ I f P e r s o n E m a i l > - 
-             < F i e l d _ I f P e r s o n N a m e   E l e m e n t T y p e = " C o l u m n "   E l e m e n t I d = " 4 1 4 7 0 2 4 4 3 "   D a t a T y p e = " T e x t " > F i e l d _ I f P e r s o n N a m e < / F i e l d _ I f P e r s o n N a m e > - 
-             < F i e l d _ I f P e r s o n P h o n e   E l e m e n t T y p e = " C o l u m n "   E l e m e n t I d = " 1 9 7 4 1 8 8 4 6 2 "   D a t a T y p e = " T e x t " > F i e l d _ I f P e r s o n P h o n e < / F i e l d _ I f P e r s o n P h o n e > - 
-             < F i e l d _ I f P e r s o n T i t l e   E l e m e n t T y p e = " C o l u m n "   E l e m e n t I d = " 1 0 0 4 6 0 9 5 4 2 "   D a t a T y p e = " T e x t " > F i e l d _ I f P e r s o n T i t l e < / F i e l d _ I f P e r s o n T i t l e > - 
-             < F i e l d _ I s L a b e l   E l e m e n t T y p e = " C o l u m n "   E l e m e n t I d = " 2 0 4 3 1 9 3 9 4 0 "   D a t a T y p e = " B o o l e a n " > F i e l d _ I s L a b e l < / F i e l d _ I s L a b e l > - 
-             < F i e l d _ I s P e r s o n F i e l d   E l e m e n t T y p e = " C o l u m n "   E l e m e n t I d = " 4 3 4 5 4 6 6 1 1 "   D a t a T y p e = " B o o l e a n " > F i e l d _ I s P e r s o n F i e l d < / F i e l d _ I s P e r s o n F i e l d > - 
-             < F i e l d _ I s T e x t   E l e m e n t T y p e = " C o l u m n "   E l e m e n t I d = " 5 9 3 6 9 2 0 1 "   D a t a T y p e = " B o o l e a n " > F i e l d _ I s T e x t < / F i e l d _ I s T e x t > - 
-             < F i e l d _ L i n e C o m m e n t a r y   E l e m e n t T y p e = " C o l u m n "   E l e m e n t I d = " 1 8 5 3 8 0 0 2 5 7 "   D a t a T y p e = " T e x t " > F i e l d _ L i n e C o m m e n t a r y < / F i e l d _ L i n e C o m m e n t a r y > - 
-             < F i e l d _ M o d i f i e d B y U s e r E m a i l   E l e m e n t T y p e = " C o l u m n "   E l e m e n t I d = " 2 0 5 3 4 9 0 5 4 5 "   D a t a T y p e = " T e x t " > F i e l d _ M o d i f i e d B y U s e r E m a i l < / F i e l d _ M o d i f i e d B y U s e r E m a i l > - 
-             < F i e l d _ M o d i f i e d B y U s e r I D   E l e m e n t T y p e = " C o l u m n "   E l e m e n t I d = " 1 3 6 3 9 8 7 2 2 2 "   D a t a T y p e = " C o d e " > F i e l d _ M o d i f i e d B y U s e r I D < / F i e l d _ M o d i f i e d B y U s e r I D > - 
-             < F i e l d _ M o d i f i e d B y U s e r J o b T i t l e   E l e m e n t T y p e = " C o l u m n "   E l e m e n t I d = " 7 1 3 3 5 4 3 4 0 "   D a t a T y p e = " T e x t " > F i e l d _ M o d i f i e d B y U s e r J o b T i t l e < / F i e l d _ M o d i f i e d B y U s e r J o b T i t l e > - 
-             < F i e l d _ M o d i f i e d B y U s e r N a m e   E l e m e n t T y p e = " C o l u m n "   E l e m e n t I d = " 7 9 8 2 2 1 9 1 6 "   D a t a T y p e = " T e x t " > F i e l d _ M o d i f i e d B y U s e r N a m e < / F i e l d _ M o d i f i e d B y U s e r N a m e > - 
-             < F i e l d _ M o d i f i e d B y U s e r P h o n e   E l e m e n t T y p e = " C o l u m n "   E l e m e n t I d = " 1 2 9 4 9 7 8 5 4 5 "   D a t a T y p e = " T e x t " > F i e l d _ M o d i f i e d B y U s e r P h o n e < / F i e l d _ M o d i f i e d B y U s e r P h o n e > - 
-             < F i e l d _ M o d i f i e d D a t e T i m e   E l e m e n t T y p e = " C o l u m n "   E l e m e n t I d = " 1 6 5 4 4 9 3 6 9 6 "   D a t a T y p e = " D a t e T i m e " > F i e l d _ M o d i f i e d D a t e T i m e < / F i e l d _ M o d i f i e d D a t e T i m e > - 
-             < F i e l d _ T y p e   E l e m e n t T y p e = " C o l u m n "   E l e m e n t I d = " 1 3 2 8 1 6 4 0 1 6 "   D a t a T y p e = " E n u m " > F i e l d _ T y p e < / F i e l d _ T y p e > - 
-             < L a b e l F i e l d _ D e s c r i p t i o n   E l e m e n t T y p e = " C o l u m n "   E l e m e n t I d = " 3 2 9 5 4 9 8 4 0 "   D a t a T y p e = " T e x t " > L a b e l F i e l d _ D e s c r i p t i o n < / L a b e l F i e l d _ D e s c r i p t i o n > - 
-             < N u m e r i c _ V a l u e   E l e m e n t T y p e = " C o l u m n "   E l e m e n t I d = " 4 6 0 4 1 2 6 4 6 "   D a t a T y p e = " D e c i m a l " > N u m e r i c _ V a l u e < / N u m e r i c _ V a l u e > - 
-             < P r o m p t e d R e s u l t C a p t i o n _ 1   E l e m e n t T y p e = " C o l u m n "   E l e m e n t I d = " 1 5 4 8 2 0 5 1 6 9 "   D a t a T y p e = " T e x t " > P r o m p t e d R e s u l t C a p t i o n _ 1 < / P r o m p t e d R e s u l t C a p t i o n _ 1 > - 
-             < P r o m p t e d R e s u l t C a p t i o n _ 1 0   E l e m e n t T y p e = " C o l u m n "   E l e m e n t I d = " 6 6 5 1 3 7 3 2 1 "   D a t a T y p e = " T e x t " > P r o m p t e d R e s u l t C a p t i o n _ 1 0 < / P r o m p t e d R e s u l t C a p t i o n _ 1 0 > - 
-             < P r o m p t e d R e s u l t C a p t i o n _ 2   E l e m e n t T y p e = " C o l u m n "   E l e m e n t I d = " 2 1 0 9 0 6 5 5 1 0 "   D a t a T y p e = " T e x t " > P r o m p t e d R e s u l t C a p t i o n _ 2 < / P r o m p t e d R e s u l t C a p t i o n _ 2 > - 
-             < P r o m p t e d R e s u l t C a p t i o n _ 3   E l e m e n t T y p e = " C o l u m n "   E l e m e n t I d = " 1 4 7 1 3 6 8 8 9 3 "   D a t a T y p e = " T e x t " > P r o m p t e d R e s u l t C a p t i o n _ 3 < / P r o m p t e d R e s u l t C a p t i o n _ 3 > - 
-             < P r o m p t e d R e s u l t C a p t i o n _ 4   E l e m e n t T y p e = " C o l u m n "   E l e m e n t I d = " 8 3 3 6 7 2 2 7 6 "   D a t a T y p e = " T e x t " > P r o m p t e d R e s u l t C a p t i o n _ 4 < / P r o m p t e d R e s u l t C a p t i o n _ 4 > - 
-             < P r o m p t e d R e s u l t C a p t i o n _ 5   E l e m e n t T y p e = " C o l u m n "   E l e m e n t I d = " 1 9 5 9 7 5 6 5 9 "   D a t a T y p e = " T e x t " > P r o m p t e d R e s u l t C a p t i o n _ 5 < / P r o m p t e d R e s u l t C a p t i o n _ 5 > - 
-             < P r o m p t e d R e s u l t C a p t i o n _ 6   E l e m e n t T y p e = " C o l u m n "   E l e m e n t I d = " 4 4 1 7 2 0 9 5 8 "   D a t a T y p e = " T e x t " > P r o m p t e d R e s u l t C a p t i o n _ 6 < / P r o m p t e d R e s u l t C a p t i o n _ 6 > - 
-             < P r o m p t e d R e s u l t C a p t i o n _ 7   E l e m e n t T y p e = " C o l u m n "   E l e m e n t I d = " 1 0 7 9 4 1 7 5 7 5 "   D a t a T y p e = " T e x t " > P r o m p t e d R e s u l t C a p t i o n _ 7 < / P r o m p t e d R e s u l t C a p t i o n _ 7 > - 
-             < P r o m p t e d R e s u l t C a p t i o n _ 8   E l e m e n t T y p e = " C o l u m n "   E l e m e n t I d = " 1 0 3 9 0 2 9 1 2 "   D a t a T y p e = " T e x t " > P r o m p t e d R e s u l t C a p t i o n _ 8 < / P r o m p t e d R e s u l t C a p t i o n _ 8 > - 
-             < P r o m p t e d R e s u l t C a p t i o n _ 9   E l e m e n t T y p e = " C o l u m n "   E l e m e n t I d = " 7 4 1 5 9 9 5 2 9 "   D a t a T y p e = " T e x t " > P r o m p t e d R e s u l t C a p t i o n _ 9 < / P r o m p t e d R e s u l t C a p t i o n _ 9 > - 
-             < P r o m p t e d R e s u l t C o n d i t i o n D e s c r i p t i o n _ 1   E l e m e n t T y p e = " C o l u m n "   E l e m e n t I d = " 1 7 7 6 7 4 4 4 3 4 "   D a t a T y p e = " T e x t " > P r o m p t e d R e s u l t C o n d i t i o n D e s c r i p t i o n _ 1 < / P r o m p t e d R e s u l t C o n d i t i o n D e s c r i p t i o n _ 1 > - 
-             < P r o m p t e d R e s u l t C o n d i t i o n D e s c r i p t i o n _ 1 0   E l e m e n t T y p e = " C o l u m n "   E l e m e n t I d = " 1 0 2 8 7 8 8 8 8 2 "   D a t a T y p e = " T e x t " > P r o m p t e d R e s u l t C o n d i t i o n D e s c r i p t i o n _ 1 0 < / P r o m p t e d R e s u l t C o n d i t i o n D e s c r i p t i o n _ 1 0 > - 
-             < P r o m p t e d R e s u l t C o n d i t i o n D e s c r i p t i o n _ 2   E l e m e n t T y p e = " C o l u m n "   E l e m e n t I d = " 1 1 3 9 0 4 7 8 1 7 "   D a t a T y p e = " T e x t " > P r o m p t e d R e s u l t C o n d i t i o n D e s c r i p t i o n _ 2 < / P r o m p t e d R e s u l t C o n d i t i o n D e s c r i p t i o n _ 2 > - 
-             < P r o m p t e d R e s u l t C o n d i t i o n D e s c r i p t i o n _ 3   E l e m e n t T y p e = " C o l u m n "   E l e m e n t I d = " 5 0 1 3 5 1 2 0 0 "   D a t a T y p e = " T e x t " > P r o m p t e d R e s u l t C o n d i t i o n D e s c r i p t i o n _ 3 < / P r o m p t e d R e s u l t C o n d i t i o n D e s c r i p t i o n _ 3 > - 
-             < P r o m p t e d R e s u l t C o n d i t i o n D e s c r i p t i o n _ 4   E l e m e n t T y p e = " C o l u m n "   E l e m e n t I d = " 6 7 0 2 6 0 2 2 3 "   D a t a T y p e = " T e x t " > P r o m p t e d R e s u l t C o n d i t i o n D e s c r i p t i o n _ 4 < / P r o m p t e d R e s u l t C o n d i t i o n D e s c r i p t i o n _ 4 > - 
-             < P r o m p t e d R e s u l t C o n d i t i o n D e s c r i p t i o n _ 5   E l e m e n t T y p e = " C o l u m n "   E l e m e n t I d = " 3 2 5 6 3 6 0 6 "   D a t a T y p e = " T e x t " > P r o m p t e d R e s u l t C o n d i t i o n D e s c r i p t i o n _ 5 < / P r o m p t e d R e s u l t C o n d i t i o n D e s c r i p t i o n _ 5 > - 
-             < P r o m p t e d R e s u l t C o n d i t i o n D e s c r i p t i o n _ 6   E l e m e n t T y p e = " C o l u m n "   E l e m e n t I d = " 6 0 5 1 3 3 0 1 1 "   D a t a T y p e = " T e x t " > P r o m p t e d R e s u l t C o n d i t i o n D e s c r i p t i o n _ 6 < / P r o m p t e d R e s u l t C o n d i t i o n D e s c r i p t i o n _ 6 > - 
-             < P r o m p t e d R e s u l t C o n d i t i o n D e s c r i p t i o n _ 7   E l e m e n t T y p e = " C o l u m n "   E l e m e n t I d = " 1 2 4 2 8 2 9 6 2 8 "   D a t a T y p e = " T e x t " > P r o m p t e d R e s u l t C o n d i t i o n D e s c r i p t i o n _ 7 < / P r o m p t e d R e s u l t C o n d i t i o n D e s c r i p t i o n _ 7 > - 
-             < P r o m p t e d R e s u l t C o n d i t i o n D e s c r i p t i o n _ 8   E l e m e n t T y p e = " C o l u m n "   E l e m e n t I d = " 1 0 7 3 9 2 0 6 0 5 "   D a t a T y p e = " T e x t " > P r o m p t e d R e s u l t C o n d i t i o n D e s c r i p t i o n _ 8 < / P r o m p t e d R e s u l t C o n d i t i o n D e s c r i p t i o n _ 8 > - 
-             < P r o m p t e d R e s u l t C o n d i t i o n D e s c r i p t i o n _ 9   E l e m e n t T y p e = " C o l u m n "   E l e m e n t I d = " 1 7 1 1 6 1 7 2 2 2 "   D a t a T y p e = " T e x t " > P r o m p t e d R e s u l t C o n d i t i o n D e s c r i p t i o n _ 9 < / P r o m p t e d R e s u l t C o n d i t i o n D e s c r i p t i o n _ 9 > - 
-             < P r o m p t e d R e s u l t V i s i b l e _ 1   E l e m e n t T y p e = " C o l u m n "   E l e m e n t I d = " 1 3 9 9 7 0 4 4 1 7 "   D a t a T y p e = " B o o l e a n " > P r o m p t e d R e s u l t V i s i b l e _ 1 < / P r o m p t e d R e s u l t V i s i b l e _ 1 > - 
-             < P r o m p t e d R e s u l t V i s i b l e _ 1 0   E l e m e n t T y p e = " C o l u m n "   E l e m e n t I d = " 6 6 3 6 8 2 6 1 7 "   D a t a T y p e = " B o o l e a n " > P r o m p t e d R e s u l t V i s i b l e _ 1 0 < / P r o m p t e d R e s u l t V i s i b l e _ 1 0 > - 
-             < P r o m p t e d R e s u l t V i s i b l e _ 2   E l e m e n t T y p e = " C o l u m n "   E l e m e n t I d = " 2 0 3 7 4 0 1 0 3 4 "   D a t a T y p e = " B o o l e a n " > P r o m p t e d R e s u l t V i s i b l e _ 2 < / P r o m p t e d R e s u l t V i s i b l e _ 2 > - 
-             < P r o m p t e d R e s u l t V i s i b l e _ 3   E l e m e n t T y p e = " C o l u m n "   E l e m e n t I d = " 1 6 1 9 8 6 9 6 4 5 "   D a t a T y p e = " B o o l e a n " > P r o m p t e d R e s u l t V i s i b l e _ 3 < / P r o m p t e d R e s u l t V i s i b l e _ 3 > - 
-             < P r o m p t e d R e s u l t V i s i b l e _ 4   E l e m e n t T y p e = " C o l u m n "   E l e m e n t I d = " 9 8 2 1 7 3 0 2 8 "   D a t a T y p e = " B o o l e a n " > P r o m p t e d R e s u l t V i s i b l e _ 4 < / P r o m p t e d R e s u l t V i s i b l e _ 4 > - 
-             < P r o m p t e d R e s u l t V i s i b l e _ 5   E l e m e n t T y p e = " C o l u m n "   E l e m e n t I d = " 3 4 4 4 7 6 4 1 1 "   D a t a T y p e = " B o o l e a n " > P r o m p t e d R e s u l t V i s i b l e _ 5 < / P r o m p t e d R e s u l t V i s i b l e _ 5 > - 
-             < P r o m p t e d R e s u l t V i s i b l e _ 6   E l e m e n t T y p e = " C o l u m n "   E l e m e n t I d = " 2 9 3 2 2 0 2 0 6 "   D a t a T y p e = " B o o l e a n " > P r o m p t e d R e s u l t V i s i b l e _ 6 < / P r o m p t e d R e s u l t V i s i b l e _ 6 > - 
-             < P r o m p t e d R e s u l t V i s i b l e _ 7   E l e m e n t T y p e = " C o l u m n "   E l e m e n t I d = " 9 3 0 9 1 6 8 2 3 "   D a t a T y p e = " B o o l e a n " > P r o m p t e d R e s u l t V i s i b l e _ 7 < / P r o m p t e d R e s u l t V i s i b l e _ 7 > - 
-             < P r o m p t e d R e s u l t V i s i b l e _ 8   E l e m e n t T y p e = " C o l u m n "   E l e m e n t I d = " 4 4 5 9 7 8 4 0 "   D a t a T y p e = " B o o l e a n " > P r o m p t e d R e s u l t V i s i b l e _ 8 < / P r o m p t e d R e s u l t V i s i b l e _ 8 > - 
-             < P r o m p t e d R e s u l t V i s i b l e _ 9   E l e m e n t T y p e = " C o l u m n "   E l e m e n t I d = " 5 9 3 0 9 8 7 7 7 "   D a t a T y p e = " B o o l e a n " > P r o m p t e d R e s u l t V i s i b l e _ 9 < / P r o m p t e d R e s u l t V i s i b l e _ 9 > - 
-             < T e s t _ R e s u l t   E l e m e n t T y p e = " C o l u m n "   E l e m e n t I d = " 1 2 7 1 0 6 2 1 4 1 "   D a t a T y p e = " C o d e " > T e s t _ R e s u l t < / T e s t _ R e s u l t > - 
-             < T e s t _ R e s u l t D e s c r i p t i o n   E l e m e n t T y p e = " C o l u m n "   E l e m e n t I d = " 1 9 4 3 4 5 8 6 8 5 "   D a t a T y p e = " T e x t " > T e s t _ R e s u l t D e s c r i p t i o n < / T e s t _ R e s u l t D e s c r i p t i o n > - 
-             < T e s t _ V a l u e   E l e m e n t T y p e = " C o l u m n "   E l e m e n t I d = " 8 1 3 5 6 4 5 2 1 "   D a t a T y p e = " T e x t " > T e s t _ V a l u e < / T e s t _ V a l u e > - 
-             < W o r d D e s c r i p t i o n   E l e m e n t T y p e = " C o l u m n "   E l e m e n t I d = " 5 4 4 0 8 2 0 6 7 "   D a t a T y p e = " T e x t " > W o r d D e s c r i p t i o n < / W o r d D e s c r i p t i o n > - 
-             < W o r d M o d i f i e d B y U s e r N a m e   E l e m e n t T y p e = " C o l u m n "   E l e m e n t I d = " 1 6 2 5 9 3 3 4 7 9 "   D a t a T y p e = " T e x t " > W o r d M o d i f i e d B y U s e r N a m e < / W o r d M o d i f i e d B y U s e r N a m e > - 
-             < W o r d M o d i f i e d D a t e T i m e   E l e m e n t T y p e = " C o l u m n "   E l e m e n t I d = " 2 0 8 1 0 1 2 8 7 5 "   D a t a T y p e = " T e x t " > W o r d M o d i f i e d D a t e T i m e < / W o r d M o d i f i e d D a t e T i m e > - 
-             < W o r d T e s t V a l u e   E l e m e n t T y p e = " C o l u m n "   E l e m e n t I d = " 1 4 4 7 8 2 4 1 2 2 "   D a t a T y p e = " T e x t " > W o r d T e s t V a l u e < / W o r d T e s t V a l u e > - 
-         < / C u r r e n t I n s p e c t i o n L i n e > - 
-     < / C u r r e n t I n s p e c t i o n > - 
- < / N a v W o r d R e p o r t X m l P a r t > 
-</file>
-
-<file path=customXml/item3.xml>��< ? x m l   v e r s i o n = " 1 . 0 "   e n c o d i n g = " u t f - 1 6 " ? > - 
- < N a v W o r d R e p o r t X m l P a r t   x m l n s = " u r n : m i c r o s o f t - d y n a m i c s - n a v / r e p o r t s / Q l t y _ N o n _ C o n f o r m a n c e / 2 0 4 0 3 / " > - 
-     < B C R e p o r t I n f o r m a t i o n > - 
-         < R e p o r t M e t a d a t a > - 
-             < E x t e n s i o n I d > E x t e n s i o n   I D < / E x t e n s i o n I d > - 
-             < E x t e n s i o n N a m e > E x t e n s i o n   N a m e < / E x t e n s i o n N a m e > - 
-             < E x t e n s i o n P u b l i s h e r > E x t e n s i o n   P u b l i s h e r < / E x t e n s i o n P u b l i s h e r > - 
-             < E x t e n s i o n V e r s i o n > E x t e n s i o n   V e r s i o n < / E x t e n s i o n V e r s i o n > - 
-             < R e p o r t I d > R e p o r t   I D < / R e p o r t I d > - 
-             < R e p o r t N a m e > R e p o r t   N a m e < / R e p o r t N a m e > - 
-             < A b o u t T h i s R e p o r t T i t l e > A b o u t   T h i s   R e p o r t   T i t l e < / A b o u t T h i s R e p o r t T i t l e > - 
-             < A b o u t T h i s R e p o r t T e x t > A b o u t   T h i s   R e p o r t   T e x t < / A b o u t T h i s R e p o r t T e x t > - 
-             < R e p o r t H e l p L i n k > R e p o r t   H e l p   L i n k < / R e p o r t H e l p L i n k > - 
-         < / R e p o r t M e t a d a t a > - 
-         < R e p o r t R e q u e s t > - 
-             < T e n a n t E n t r a I d > T e n a n t   E n t r a   I d < / T e n a n t E n t r a I d > - 
-             < E n v i r o n m e n t N a m e > E n v i r o n m e n t   N a m e < / E n v i r o n m e n t N a m e > - 
-             < E n v i r o n m e n t T y p e > E n v i r o n m e n t   T y p e < / E n v i r o n m e n t T y p e > - 
-             < C o m p a n y N a m e > C o m p a n y   N a m e < / C o m p a n y N a m e > - 
-             < C o m p a n y D i s p l a y N a m e > C o m p a n y   D i s p l a y   N a m e < / C o m p a n y D i s p l a y N a m e > - 
-             < C o m p a n y I d > C o m p a n y   I D < / C o m p a n y I d > - 
-             < U s e r N a m e > U s e r   N a m e < / U s e r N a m e > - 
-             < D a t e A n d T i m e > D a t e   a n d   T i m e < / D a t e A n d T i m e > - 
-             < L a n g u a g e > L a n g u a g e < / L a n g u a g e > - 
-             < F o r m a t R e g i o n > F o r m a t   R e g i o n < / F o r m a t R e g i o n > - 
-             < D a t e T i m e V a l u e s > - 
-                 < Y e a r > Y e a r < / Y e a r > - 
-                 < M o n t h N u m b e r > M o n t h   N u m b e r < / M o n t h N u m b e r > - 
-                 < D a y N u m b e r > D a y   N u m b e r < / D a y N u m b e r > - 
-                 < H o u r > H o u r < / H o u r > - 
-                 < M i n u t e > M i n u t e < / M i n u t e > - 
-             < / D a t e T i m e V a l u e s > - 
-         < / R e p o r t R e q u e s t > - 
-     < / B C R e p o r t I n f o r m a t i o n > - 
-     < L a b e l s > - 
-         < C o n d i t i o n L a b e l > C o n d i t i o n L a b e l < / C o n d i t i o n L a b e l > - 
-         < D a t e L a b e l > D a t e L a b e l < / D a t e L a b e l > - 
-         < E n t e r e d B y L a b e l > E n t e r e d B y L a b e l < / E n t e r e d B y L a b e l > - 
-         < F i n i s h e d B y L a b e l > F i n i s h e d B y L a b e l < / F i n i s h e d B y L a b e l > - 
-         < F i n i s h e d O n L a b e l > F i n i s h e d O n L a b e l < / F i n i s h e d O n L a b e l > - 
-         < I n s p e c t i o n L a b e l > I n s p e c t i o n L a b e l < / I n s p e c t i o n L a b e l > - 
-         < I t e m L a b e l > I t e m L a b e l < / I t e m L a b e l > - 
-         < I t e m T r a c k i n g L a b e l > I t e m T r a c k i n g L a b e l < / I t e m T r a c k i n g L a b e l > - 
-         < P a g e L a b e l > P a g e L a b e l < / P a g e L a b e l > - 
-         < R e p o r t T i t l e L a b e l > R e p o r t T i t l e L a b e l < / R e p o r t T i t l e L a b e l > - 
-         < R e s u l t L a b e l > R e s u l t L a b e l < / R e s u l t L a b e l > - 
-         < T e s t L a b e l > T e s t L a b e l < / T e s t L a b e l > - 
-         < T e s t V a l u e L a b e l > T e s t V a l u e L a b e l < / T e s t V a l u e L a b e l > - 
-     < / L a b e l s > - 
-     < C u r r e n t I n s p e c t i o n > - 
-         < A p p r o v e r N a m e L a b e l > A p p r o v e r N a m e L a b e l < / A p p r o v e r N a m e L a b e l > - 
-         < A p p r o v e r S i g n a t u r e L a b e l > A p p r o v e r S i g n a t u r e L a b e l < / A p p r o v e r S i g n a t u r e L a b e l > - 
-         < C O A C o n t a c t _ A l l > C O A C o n t a c t _ A l l < / C O A C o n t a c t _ A l l > - 
-         < C O A C o n t a c t _ R o w 1 > C O A C o n t a c t _ R o w 1 < / C O A C o n t a c t _ R o w 1 > - 
-         < C O A C o n t a c t _ R o w 2 > C O A C o n t a c t _ R o w 2 < / C O A C o n t a c t _ R o w 2 > - 
-         < C O A C o n t a c t _ R o w 3 > C O A C o n t a c t _ R o w 3 < / C O A C o n t a c t _ R o w 3 > - 
-         < C O A C o n t a c t _ R o w 4 > C O A C o n t a c t _ R o w 4 < / C O A C o n t a c t _ R o w 4 > - 
-         < C O A C o n t a c t _ R o w 5 > C O A C o n t a c t _ R o w 5 < / C O A C o n t a c t _ R o w 5 > - 
-         < C O A C o n t a c t _ R o w 6 > C O A C o n t a c t _ R o w 6 < / C O A C o n t a c t _ R o w 6 > - 
-         < C O A C o n t a c t _ R o w 7 > C O A C o n t a c t _ R o w 7 < / C O A C o n t a c t _ R o w 7 > - 
-         < C O A C o n t a c t _ R o w 8 > C O A C o n t a c t _ R o w 8 < / C O A C o n t a c t _ R o w 8 > - 
-         < C o m p a n y I n f o r m a t i o n _ A l l > C o m p a n y I n f o r m a t i o n _ A l l < / C o m p a n y I n f o r m a t i o n _ A l l > - 
-         < C o m p a n y I n f o r m a t i o n _ R o w 1 > C o m p a n y I n f o r m a t i o n _ R o w 1 < / C o m p a n y I n f o r m a t i o n _ R o w 1 > - 
-         < C o m p a n y I n f o r m a t i o n _ R o w 2 > C o m p a n y I n f o r m a t i o n _ R o w 2 < / C o m p a n y I n f o r m a t i o n _ R o w 2 > - 
-         < C o m p a n y I n f o r m a t i o n _ R o w 3 > C o m p a n y I n f o r m a t i o n _ R o w 3 < / C o m p a n y I n f o r m a t i o n _ R o w 3 > - 
-         < C o m p a n y I n f o r m a t i o n _ R o w 4 > C o m p a n y I n f o r m a t i o n _ R o w 4 < / C o m p a n y I n f o r m a t i o n _ R o w 4 > - 
-         < C o m p a n y I n f o r m a t i o n _ R o w 5 > C o m p a n y I n f o r m a t i o n _ R o w 5 < / C o m p a n y I n f o r m a t i o n _ R o w 5 > - 
-         < C o m p a n y I n f o r m a t i o n _ R o w 6 > C o m p a n y I n f o r m a t i o n _ R o w 6 < / C o m p a n y I n f o r m a t i o n _ R o w 6 > - 
-         < C o m p a n y I n f o r m a t i o n _ R o w 7 > C o m p a n y I n f o r m a t i o n _ R o w 7 < / C o m p a n y I n f o r m a t i o n _ R o w 7 > - 
-         < C o m p a n y I n f o r m a t i o n _ R o w 8 > C o m p a n y I n f o r m a t i o n _ R o w 8 < / C o m p a n y I n f o r m a t i o n _ R o w 8 > - 
-         < C o m p a n y L o g o   / > - 
-         < E m a i l L a b e l > E m a i l L a b e l < / E m a i l L a b e l > - 
-         < E m a i l V a l u e > E m a i l V a l u e < / E m a i l V a l u e > - 
-         < F i n i s h e d B y N a m e L a b e l > F i n i s h e d B y N a m e L a b e l < / F i n i s h e d B y N a m e L a b e l > - 
-         < F i n i s h e d B y S i g n a t u r e L a b e l > F i n i s h e d B y S i g n a t u r e L a b e l < / F i n i s h e d B y S i g n a t u r e L a b e l > - 
-         < H o m e P a g e L a b e l > H o m e P a g e L a b e l < / H o m e P a g e L a b e l > - 
-         < H o m e P a g e V a l u e > H o m e P a g e V a l u e < / H o m e P a g e V a l u e > - 
-         < I n s p e c t i o n I n f o r m a t i o n > I n s p e c t i o n I n f o r m a t i o n < / I n s p e c t i o n I n f o r m a t i o n > - 
-         < I t e m D e s c r i p t i o n > I t e m D e s c r i p t i o n < / I t e m D e s c r i p t i o n > - 
-         < I t e m T r a c k i n g D e s c r i p t i o n > I t e m T r a c k i n g D e s c r i p t i o n < / I t e m T r a c k i n g D e s c r i p t i o n > - 
-         < P h o n e N o L a b e l > P h o n e N o L a b e l < / P h o n e N o L a b e l > - 
-         < P h o n e N o V a l u e > P h o n e N o V a l u e < / P h o n e N o V a l u e > - 
-         < Q l t y I n s p e c t i o n T e m p l a t e _ D e s c r i p t i o n > Q l t y I n s p e c t i o n T e m p l a t e _ D e s c r i p t i o n < / Q l t y I n s p e c t i o n T e m p l a t e _ D e s c r i p t i o n > - 
-         < Q l t y I n s p e c t i o n _ D e s c r i p t i o n > Q l t y I n s p e c t i o n _ D e s c r i p t i o n < / Q l t y I n s p e c t i o n _ D e s c r i p t i o n > - 
-         < Q l t y I n s p e c t i o n _ D i r e c t o r _ N a m e > Q l t y I n s p e c t i o n _ D i r e c t o r _ N a m e < / Q l t y I n s p e c t i o n _ D i r e c t o r _ N a m e > - 
-         < Q l t y I n s p e c t i o n _ D i r e c t o r _ T i t l e > Q l t y I n s p e c t i o n _ D i r e c t o r _ T i t l e < / Q l t y I n s p e c t i o n _ D i r e c t o r _ T i t l e > - 
-         < Q l t y I n s p e c t i o n _ F i n i s h e d _ B y _ E m a i l > Q l t y I n s p e c t i o n _ F i n i s h e d _ B y _ E m a i l < / Q l t y I n s p e c t i o n _ F i n i s h e d _ B y _ E m a i l > - 
-         < Q l t y I n s p e c t i o n _ F i n i s h e d _ B y _ P h o n e > Q l t y I n s p e c t i o n _ F i n i s h e d _ B y _ P h o n e < / Q l t y I n s p e c t i o n _ F i n i s h e d _ B y _ P h o n e > - 
-         < Q l t y I n s p e c t i o n _ F i n i s h e d _ B y _ T i t l e > Q l t y I n s p e c t i o n _ F i n i s h e d _ B y _ T i t l e < / Q l t y I n s p e c t i o n _ F i n i s h e d _ B y _ T i t l e > - 
-         < Q l t y I n s p e c t i o n _ F i n i s h e d _ B y _ U s e r N a m e > Q l t y I n s p e c t i o n _ F i n i s h e d _ B y _ U s e r N a m e < / Q l t y I n s p e c t i o n _ F i n i s h e d _ B y _ U s e r N a m e > - 
-         < Q l t y I n s p e c t i o n _ F i n i s h e d _ B y _ U s e r _ I D > Q l t y I n s p e c t i o n _ F i n i s h e d _ B y _ U s e r _ I D < / Q l t y I n s p e c t i o n _ F i n i s h e d _ B y _ U s e r _ I D > - 
-         < Q l t y I n s p e c t i o n _ F i n i s h e d _ D a t e > Q l t y I n s p e c t i o n _ F i n i s h e d _ D a t e < / Q l t y I n s p e c t i o n _ F i n i s h e d _ D a t e > - 
-         < Q l t y I n s p e c t i o n _ N o > Q l t y I n s p e c t i o n _ N o < / Q l t y I n s p e c t i o n _ N o > - 
-         < Q l t y I n s p e c t i o n _ R e i n s p e c t i o n N o > Q l t y I n s p e c t i o n _ R e i n s p e c t i o n N o < / Q l t y I n s p e c t i o n _ R e i n s p e c t i o n N o > - 
-         < Q l t y I n s p e c t i o n _ R e s u l t _ C o d e > Q l t y I n s p e c t i o n _ R e s u l t _ C o d e < / Q l t y I n s p e c t i o n _ R e s u l t _ C o d e > - 
-         < Q l t y I n s p e c t i o n _ R e s u l t _ D e s c r i p t i o n > Q l t y I n s p e c t i o n _ R e s u l t _ D e s c r i p t i o n < / Q l t y I n s p e c t i o n _ R e s u l t _ D e s c r i p t i o n > - 
-         < Q l t y I n s p e c t i o n _ S o u r c e _ C u s t o m _ 1 > Q l t y I n s p e c t i o n _ S o u r c e _ C u s t o m _ 1 < / Q l t y I n s p e c t i o n _ S o u r c e _ C u s t o m _ 1 > - 
-         < Q l t y I n s p e c t i o n _ S o u r c e _ C u s t o m _ 1 0 > Q l t y I n s p e c t i o n _ S o u r c e _ C u s t o m _ 1 0 < / Q l t y I n s p e c t i o n _ S o u r c e _ C u s t o m _ 1 0 > - 
-         < Q l t y I n s p e c t i o n _ S o u r c e _ C u s t o m _ 2 > Q l t y I n s p e c t i o n _ S o u r c e _ C u s t o m _ 2 < / Q l t y I n s p e c t i o n _ S o u r c e _ C u s t o m _ 2 > - 
-         < Q l t y I n s p e c t i o n _ S o u r c e _ C u s t o m _ 3 > Q l t y I n s p e c t i o n _ S o u r c e _ C u s t o m _ 3 < / Q l t y I n s p e c t i o n _ S o u r c e _ C u s t o m _ 3 > - 
-         < Q l t y I n s p e c t i o n _ S o u r c e _ C u s t o m _ 4 > Q l t y I n s p e c t i o n _ S o u r c e _ C u s t o m _ 4 < / Q l t y I n s p e c t i o n _ S o u r c e _ C u s t o m _ 4 > - 
-         < Q l t y I n s p e c t i o n _ S o u r c e _ C u s t o m _ 5 > Q l t y I n s p e c t i o n _ S o u r c e _ C u s t o m _ 5 < / Q l t y I n s p e c t i o n _ S o u r c e _ C u s t o m _ 5 > - 
-         < Q l t y I n s p e c t i o n _ S o u r c e _ C u s t o m _ 6 > Q l t y I n s p e c t i o n _ S o u r c e _ C u s t o m _ 6 < / Q l t y I n s p e c t i o n _ S o u r c e _ C u s t o m _ 6 > - 
-         < Q l t y I n s p e c t i o n _ S o u r c e _ C u s t o m _ 7 > Q l t y I n s p e c t i o n _ S o u r c e _ C u s t o m _ 7 < / Q l t y I n s p e c t i o n _ S o u r c e _ C u s t o m _ 7 > - 
-         < Q l t y I n s p e c t i o n _ S o u r c e _ C u s t o m _ 8 > Q l t y I n s p e c t i o n _ S o u r c e _ C u s t o m _ 8 < / Q l t y I n s p e c t i o n _ S o u r c e _ C u s t o m _ 8 > - 
-         < Q l t y I n s p e c t i o n _ S o u r c e _ C u s t o m _ 9 > Q l t y I n s p e c t i o n _ S o u r c e _ C u s t o m _ 9 < / Q l t y I n s p e c t i o n _ S o u r c e _ C u s t o m _ 9 > - 
-         < Q l t y I n s p e c t i o n _ S o u r c e _ D o c u m e n t _ N o _ > Q l t y I n s p e c t i o n _ S o u r c e _ D o c u m e n t _ N o _ < / Q l t y I n s p e c t i o n _ S o u r c e _ D o c u m e n t _ N o _ > - 
-         < Q l t y I n s p e c t i o n _ S o u r c e _ I t e m _ D e s c r i p t i o n > Q l t y I n s p e c t i o n _ S o u r c e _ I t e m _ D e s c r i p t i o n < / Q l t y I n s p e c t i o n _ S o u r c e _ I t e m _ D e s c r i p t i o n > - 
-         < Q l t y I n s p e c t i o n _ S o u r c e _ I t e m _ D e s c r i p t i o n 2 > Q l t y I n s p e c t i o n _ S o u r c e _ I t e m _ D e s c r i p t i o n 2 < / Q l t y I n s p e c t i o n _ S o u r c e _ I t e m _ D e s c r i p t i o n 2 > - 
-         < Q l t y I n s p e c t i o n _ S o u r c e _ I t e m _ N o _ > Q l t y I n s p e c t i o n _ S o u r c e _ I t e m _ N o _ < / Q l t y I n s p e c t i o n _ S o u r c e _ I t e m _ N o _ > - 
-         < Q l t y I n s p e c t i o n _ S o u r c e _ L o t _ N o _ > Q l t y I n s p e c t i o n _ S o u r c e _ L o t _ N o _ < / Q l t y I n s p e c t i o n _ S o u r c e _ L o t _ N o _ > - 
-         < Q l t y I n s p e c t i o n _ S o u r c e _ P a c k a g e _ N o _ > Q l t y I n s p e c t i o n _ S o u r c e _ P a c k a g e _ N o _ < / Q l t y I n s p e c t i o n _ S o u r c e _ P a c k a g e _ N o _ > - 
-         < Q l t y I n s p e c t i o n _ S o u r c e _ S e r i a l _ N o _ > Q l t y I n s p e c t i o n _ S o u r c e _ S e r i a l _ N o _ < / Q l t y I n s p e c t i o n _ S o u r c e _ S e r i a l _ N o _ > - 
-         < Q l t y I n s p e c t i o n _ S o u r c e _ T a s k _ N o _ > Q l t y I n s p e c t i o n _ S o u r c e _ T a s k _ N o _ < / Q l t y I n s p e c t i o n _ S o u r c e _ T a s k _ N o _ > - 
-         < Q l t y I n s p e c t i o n _ S o u r c e _ V a r i a n t _ C o d e > Q l t y I n s p e c t i o n _ S o u r c e _ V a r i a n t _ C o d e < / Q l t y I n s p e c t i o n _ S o u r c e _ V a r i a n t _ C o d e > - 
-         < Q l t y I n s p e c t i o n _ S t a t u s > Q l t y I n s p e c t i o n _ S t a t u s < / Q l t y I n s p e c t i o n _ S t a t u s > - 
-         < R e i n s p e c t i o n S e q u e n c e I n f o r m a t i o n > R e i n s p e c t i o n S e q u e n c e I n f o r m a t i o n < / R e i n s p e c t i o n S e q u e n c e I n f o r m a t i o n > - 
-         < C u r r e n t I n s p e c t i o n L i n e > - 
-             < C a r r i a g e R e t u r n P e r s o n F i e l d D e t a i l s > C a r r i a g e R e t u r n P e r s o n F i e l d D e t a i l s < / C a r r i a g e R e t u r n P e r s o n F i e l d D e t a i l s > - 
-             < C o n d i t i o n L a b e l _ 1 > C o n d i t i o n L a b e l _ 1 < / C o n d i t i o n L a b e l _ 1 > - 
-             < C o n d i t i o n L a b e l _ 2 > C o n d i t i o n L a b e l _ 2 < / C o n d i t i o n L a b e l _ 2 > - 
-             < F i e l d _ C o d e > F i e l d _ C o d e < / F i e l d _ C o d e > - 
-             < F i e l d _ D e s c r i p t i o n > F i e l d _ D e s c r i p t i o n < / F i e l d _ D e s c r i p t i o n > - 
-             < F i e l d _ E n t e r e d B y N a m e A n d T i m e s t a m p > F i e l d _ E n t e r e d B y N a m e A n d T i m e s t a m p < / F i e l d _ E n t e r e d B y N a m e A n d T i m e s t a m p > - 
-             < F i e l d _ H a s E n t e r e d V a l u e > F i e l d _ H a s E n t e r e d V a l u e < / F i e l d _ H a s E n t e r e d V a l u e > - 
-             < F i e l d _ I f P e r s o n E m a i l > F i e l d _ I f P e r s o n E m a i l < / F i e l d _ I f P e r s o n E m a i l > - 
-             < F i e l d _ I f P e r s o n N a m e > F i e l d _ I f P e r s o n N a m e < / F i e l d _ I f P e r s o n N a m e > - 
-             < F i e l d _ I f P e r s o n P h o n e > F i e l d _ I f P e r s o n P h o n e < / F i e l d _ I f P e r s o n P h o n e > - 
-             < F i e l d _ I f P e r s o n T i t l e > F i e l d _ I f P e r s o n T i t l e < / F i e l d _ I f P e r s o n T i t l e > - 
-             < F i e l d _ I s L a b e l > F i e l d _ I s L a b e l < / F i e l d _ I s L a b e l > - 
-             < F i e l d _ I s P e r s o n F i e l d > F i e l d _ I s P e r s o n F i e l d < / F i e l d _ I s P e r s o n F i e l d > - 
-             < F i e l d _ I s T e x t > F i e l d _ I s T e x t < / F i e l d _ I s T e x t > - 
-             < F i e l d _ L i n e C o m m e n t a r y > F i e l d _ L i n e C o m m e n t a r y < / F i e l d _ L i n e C o m m e n t a r y > - 
-             < F i e l d _ M o d i f i e d B y U s e r E m a i l > F i e l d _ M o d i f i e d B y U s e r E m a i l < / F i e l d _ M o d i f i e d B y U s e r E m a i l > - 
-             < F i e l d _ M o d i f i e d B y U s e r I D > F i e l d _ M o d i f i e d B y U s e r I D < / F i e l d _ M o d i f i e d B y U s e r I D > - 
-             < F i e l d _ M o d i f i e d B y U s e r J o b T i t l e > F i e l d _ M o d i f i e d B y U s e r J o b T i t l e < / F i e l d _ M o d i f i e d B y U s e r J o b T i t l e > - 
-             < F i e l d _ M o d i f i e d B y U s e r N a m e > F i e l d _ M o d i f i e d B y U s e r N a m e < / F i e l d _ M o d i f i e d B y U s e r N a m e > - 
-             < F i e l d _ M o d i f i e d B y U s e r P h o n e > F i e l d _ M o d i f i e d B y U s e r P h o n e < / F i e l d _ M o d i f i e d B y U s e r P h o n e > - 
-             < F i e l d _ M o d i f i e d D a t e T i m e > F i e l d _ M o d i f i e d D a t e T i m e < / F i e l d _ M o d i f i e d D a t e T i m e > - 
-             < F i e l d _ T y p e > F i e l d _ T y p e < / F i e l d _ T y p e > - 
-             < L a b e l F i e l d _ D e s c r i p t i o n > L a b e l F i e l d _ D e s c r i p t i o n < / L a b e l F i e l d _ D e s c r i p t i o n > - 
-             < N u m e r i c _ V a l u e > N u m e r i c _ V a l u e < / N u m e r i c _ V a l u e > - 
-             < P r o m p t e d R e s u l t C a p t i o n _ 1 > P r o m p t e d R e s u l t C a p t i o n _ 1 < / P r o m p t e d R e s u l t C a p t i o n _ 1 > - 
-             < P r o m p t e d R e s u l t C a p t i o n _ 1 0 > P r o m p t e d R e s u l t C a p t i o n _ 1 0 < / P r o m p t e d R e s u l t C a p t i o n _ 1 0 > - 
-             < P r o m p t e d R e s u l t C a p t i o n _ 2 > P r o m p t e d R e s u l t C a p t i o n _ 2 < / P r o m p t e d R e s u l t C a p t i o n _ 2 > - 
-             < P r o m p t e d R e s u l t C a p t i o n _ 3 > P r o m p t e d R e s u l t C a p t i o n _ 3 < / P r o m p t e d R e s u l t C a p t i o n _ 3 > - 
-             < P r o m p t e d R e s u l t C a p t i o n _ 4 > P r o m p t e d R e s u l t C a p t i o n _ 4 < / P r o m p t e d R e s u l t C a p t i o n _ 4 > - 
-             < P r o m p t e d R e s u l t C a p t i o n _ 5 > P r o m p t e d R e s u l t C a p t i o n _ 5 < / P r o m p t e d R e s u l t C a p t i o n _ 5 > - 
-             < P r o m p t e d R e s u l t C a p t i o n _ 6 > P r o m p t e d R e s u l t C a p t i o n _ 6 < / P r o m p t e d R e s u l t C a p t i o n _ 6 > - 
-             < P r o m p t e d R e s u l t C a p t i o n _ 7 > P r o m p t e d R e s u l t C a p t i o n _ 7 < / P r o m p t e d R e s u l t C a p t i o n _ 7 > - 
-             < P r o m p t e d R e s u l t C a p t i o n _ 8 > P r o m p t e d R e s u l t C a p t i o n _ 8 < / P r o m p t e d R e s u l t C a p t i o n _ 8 > - 
-             < P r o m p t e d R e s u l t C a p t i o n _ 9 > P r o m p t e d R e s u l t C a p t i o n _ 9 < / P r o m p t e d R e s u l t C a p t i o n _ 9 > - 
-             < P r o m p t e d R e s u l t C o n d i t i o n D e s c r i p t i o n _ 1 > P r o m p t e d R e s u l t C o n d i t i o n D e s c r i p t i o n _ 1 < / P r o m p t e d R e s u l t C o n d i t i o n D e s c r i p t i o n _ 1 > - 
-             < P r o m p t e d R e s u l t C o n d i t i o n D e s c r i p t i o n _ 1 0 > P r o m p t e d R e s u l t C o n d i t i o n D e s c r i p t i o n _ 1 0 < / P r o m p t e d R e s u l t C o n d i t i o n D e s c r i p t i o n _ 1 0 > - 
-             < P r o m p t e d R e s u l t C o n d i t i o n D e s c r i p t i o n _ 2 > P r o m p t e d R e s u l t C o n d i t i o n D e s c r i p t i o n _ 2 < / P r o m p t e d R e s u l t C o n d i t i o n D e s c r i p t i o n _ 2 > - 
-             < P r o m p t e d R e s u l t C o n d i t i o n D e s c r i p t i o n _ 3 > P r o m p t e d R e s u l t C o n d i t i o n D e s c r i p t i o n _ 3 < / P r o m p t e d R e s u l t C o n d i t i o n D e s c r i p t i o n _ 3 > - 
-             < P r o m p t e d R e s u l t C o n d i t i o n D e s c r i p t i o n _ 4 > P r o m p t e d R e s u l t C o n d i t i o n D e s c r i p t i o n _ 4 < / P r o m p t e d R e s u l t C o n d i t i o n D e s c r i p t i o n _ 4 > - 
-             < P r o m p t e d R e s u l t C o n d i t i o n D e s c r i p t i o n _ 5 > P r o m p t e d R e s u l t C o n d i t i o n D e s c r i p t i o n _ 5 < / P r o m p t e d R e s u l t C o n d i t i o n D e s c r i p t i o n _ 5 > - 
-             < P r o m p t e d R e s u l t C o n d i t i o n D e s c r i p t i o n _ 6 > P r o m p t e d R e s u l t C o n d i t i o n D e s c r i p t i o n _ 6 < / P r o m p t e d R e s u l t C o n d i t i o n D e s c r i p t i o n _ 6 > - 
-             < P r o m p t e d R e s u l t C o n d i t i o n D e s c r i p t i o n _ 7 > P r o m p t e d R e s u l t C o n d i t i o n D e s c r i p t i o n _ 7 < / P r o m p t e d R e s u l t C o n d i t i o n D e s c r i p t i o n _ 7 > - 
-             < P r o m p t e d R e s u l t C o n d i t i o n D e s c r i p t i o n _ 8 > P r o m p t e d R e s u l t C o n d i t i o n D e s c r i p t i o n _ 8 < / P r o m p t e d R e s u l t C o n d i t i o n D e s c r i p t i o n _ 8 > - 
-             < P r o m p t e d R e s u l t C o n d i t i o n D e s c r i p t i o n _ 9 > P r o m p t e d R e s u l t C o n d i t i o n D e s c r i p t i o n _ 9 < / P r o m p t e d R e s u l t C o n d i t i o n D e s c r i p t i o n _ 9 > - 
-             < P r o m p t e d R e s u l t V i s i b l e _ 1 > P r o m p t e d R e s u l t V i s i b l e _ 1 < / P r o m p t e d R e s u l t V i s i b l e _ 1 > - 
-             < P r o m p t e d R e s u l t V i s i b l e _ 1 0 > P r o m p t e d R e s u l t V i s i b l e _ 1 0 < / P r o m p t e d R e s u l t V i s i b l e _ 1 0 > - 
-             < P r o m p t e d R e s u l t V i s i b l e _ 2 > P r o m p t e d R e s u l t V i s i b l e _ 2 < / P r o m p t e d R e s u l t V i s i b l e _ 2 > - 
-             < P r o m p t e d R e s u l t V i s i b l e _ 3 > P r o m p t e d R e s u l t V i s i b l e _ 3 < / P r o m p t e d R e s u l t V i s i b l e _ 3 > - 
-             < P r o m p t e d R e s u l t V i s i b l e _ 4 > P r o m p t e d R e s u l t V i s i b l e _ 4 < / P r o m p t e d R e s u l t V i s i b l e _ 4 > - 
-             < P r o m p t e d R e s u l t V i s i b l e _ 5 > P r o m p t e d R e s u l t V i s i b l e _ 5 < / P r o m p t e d R e s u l t V i s i b l e _ 5 > - 
-             < P r o m p t e d R e s u l t V i s i b l e _ 6 > P r o m p t e d R e s u l t V i s i b l e _ 6 < / P r o m p t e d R e s u l t V i s i b l e _ 6 > - 
-             < P r o m p t e d R e s u l t V i s i b l e _ 7 > P r o m p t e d R e s u l t V i s i b l e _ 7 < / P r o m p t e d R e s u l t V i s i b l e _ 7 > - 
-             < P r o m p t e d R e s u l t V i s i b l e _ 8 > P r o m p t e d R e s u l t V i s i b l e _ 8 < / P r o m p t e d R e s u l t V i s i b l e _ 8 > - 
-             < P r o m p t e d R e s u l t V i s i b l e _ 9 > P r o m p t e d R e s u l t V i s i b l e _ 9 < / P r o m p t e d R e s u l t V i s i b l e _ 9 > - 
-             < T e s t _ R e s u l t > T e s t _ R e s u l t < / T e s t _ R e s u l t > - 
-             < T e s t _ R e s u l t D e s c r i p t i o n > T e s t _ R e s u l t D e s c r i p t i o n < / T e s t _ R e s u l t D e s c r i p t i o n > - 
-             < T e s t _ V a l u e > T e s t _ V a l u e < / T e s t _ V a l u e > - 
-             < W o r d D e s c r i p t i o n > W o r d D e s c r i p t i o n < / W o r d D e s c r i p t i o n > - 
-             < W o r d M o d i f i e d B y U s e r N a m e > W o r d M o d i f i e d B y U s e r N a m e < / W o r d M o d i f i e d B y U s e r N a m e > - 
-             < W o r d M o d i f i e d D a t e T i m e > W o r d M o d i f i e d D a t e T i m e < / W o r d M o d i f i e d D a t e T i m e > - 
-             < W o r d T e s t V a l u e > W o r d T e s t V a l u e < / W o r d T e s t V a l u e > - 
-         < / C u r r e n t I n s p e c t i o n L i n e > - 
-     < / C u r r e n t I n s p e c t i o n > - 
- < / N a v W o r d R e p o r t X m l P a r t > 
-</file>
-
 <file path=customXml/itemProps1.xml><?xml version="1.0" encoding="utf-8"?>
-<ds:datastoreItem xmlns:ds="http://schemas.openxmlformats.org/officeDocument/2006/customXml" ds:itemID="{17CE75AC-9DC5-435C-A40B-AC945788E8B7}">
+<ds:datastoreItem xmlns:ds="http://schemas.openxmlformats.org/officeDocument/2006/customXml" ds:itemID="{FEA79526-4D1A-40E9-8DD9-C8C0D611AE53}">
   <ds:schemaRefs>
-    <ds:schemaRef ds:uri="http://schemas.openxmlformats.org/officeDocument/2006/bibliography"/>
+    <ds:schemaRef ds:uri="urn:microsoft-dynamics-nav/reports/Qlty_Non_Conformance/20403/"/>
   </ds:schemaRefs>
 </ds:datastoreItem>
 </file>
@@ -7565,9 +8131,9 @@
 </file>
 
 <file path=customXml/itemProps3.xml><?xml version="1.0" encoding="utf-8"?>
-<ds:datastoreItem xmlns:ds="http://schemas.openxmlformats.org/officeDocument/2006/customXml" ds:itemID="{FEA79526-4D1A-40E9-8DD9-C8C0D611AE53}">
+<ds:datastoreItem xmlns:ds="http://schemas.openxmlformats.org/officeDocument/2006/customXml" ds:itemID="{17CE75AC-9DC5-435C-A40B-AC945788E8B7}">
   <ds:schemaRefs>
-    <ds:schemaRef ds:uri="urn:microsoft-dynamics-nav/reports/Qlty_Non_Conformance/20403/"/>
+    <ds:schemaRef ds:uri="http://schemas.openxmlformats.org/officeDocument/2006/bibliography"/>
   </ds:schemaRefs>
 </ds:datastoreItem>
 </file>

--- a/Quality Management/src/Reports/QltyNonConformance.docx
+++ b/Quality Management/src/Reports/QltyNonConformance.docx
@@ -7533,7 +7533,9 @@
  < / N a v W o r d R e p o r t X m l P a r t > 
 </file>
 
-<file path=customXml/item2.xml>��< ? x m l   v e r s i o n = " 1 . 0 "   e n c o d i n g = " u t f - 1 6 " ? > < N a v W o r d R e p o r t X m l P a r t   x m l n s = " u r n : m i c r o s o f t - d y n a m i c s - b u s i n e s s c e n t r a l / i n t e r n a l / e x t e n d e d / r e p o r t s / Q l t y _ N o n _ C o n f o r m a n c e / 2 0 4 0 3 / " > +<file path=customXml/item2.xml>��< ? x m l   v e r s i o n = " 1 . 0 "   e n c o d i n g = " u t f - 1 6 " ? > + 
+ < N a v W o r d R e p o r t X m l P a r t   x m l n s = " u r n : m i c r o s o f t - d y n a m i c s - b u s i n e s s c e n t r a l / i n t e r n a l / e x t e n d e d / r e p o r t s / Q l t y _ N o n _ C o n f o r m a n c e / 2 0 4 0 3 / " >   
      < B C R e p o r t I n f o r m a t i o n >   
@@ -7885,7 +7887,7 @@
  
          < C o m p a n y I n f o r m a t i o n _ R o w 8   E l e m e n t T y p e = " C o l u m n "   E l e m e n t I d = " 3 9 8 9 1 0 6 3 7 "   D a t a T y p e = " T e x t " > C o m p a n y I n f o r m a t i o n _ R o w 8 < / C o m p a n y I n f o r m a t i o n _ R o w 8 >   
-         < C o m p a n y L o g o   E l e m e n t T y p e = " C o l u m n "   E l e m e n t I d = " 2 3 7 6 9 1 5 1 "   D a t a T y p e = " B l o b " / > +         < C o m p a n y L o g o   E l e m e n t T y p e = " C o l u m n "   E l e m e n t I d = " 2 3 7 6 9 1 5 1 "   D a t a T y p e = " B l o b "   / >   
          < E m a i l L a b e l   E l e m e n t T y p e = " C o l u m n "   E l e m e n t I d = " 7 7 1 8 8 7 1 3 5 "   D a t a T y p e = " T e x t " > E m a i l L a b e l < / E m a i l L a b e l >   
@@ -7909,7 +7911,7 @@
  
          < P h o n e N o V a l u e   E l e m e n t T y p e = " C o l u m n "   E l e m e n t I d = " 1 2 8 6 6 4 9 7 8 1 "   D a t a T y p e = " T e x t " > P h o n e N o V a l u e < / P h o n e N o V a l u e >   
-         < Q l t y I n s p e c t i o n T e m p l a t e _ D e s c r i p t i o n   E l e m e n t T y p e = " C o l u m n "   E l e m e n t I d = " 1 6 5 2 0 6 9 5 9 8 "   D a t a T y p e = " T e x t " > Q l t y I n s p e c t i o n T e m p l a t e _ D e s c r i p t i o n < / Q l t y I n s p e c t i o n T e m p l a t e _ D e s c r i p t i o n > +         < Q l t y I n s p e c t i o n T e m p l a t e _ D e s c r i p t i o n   E l e m e n t T y p e = " C o l u m n "   E l e m e n t I d = " 1 6 5 2 0 6 9 5 9 8 "   D a t a T y p e = " T e x t "   O b s o l e t e S t a t e = " P e n d i n g " > Q l t y I n s p e c t i o n T e m p l a t e _ D e s c r i p t i o n < / Q l t y I n s p e c t i o n T e m p l a t e _ D e s c r i p t i o n >   
          < Q l t y I n s p e c t i o n _ D e s c r i p t i o n   E l e m e n t T y p e = " C o l u m n "   E l e m e n t I d = " 7 3 9 0 1 9 9 1 0 "   D a t a T y p e = " T e x t " > Q l t y I n s p e c t i o n _ D e s c r i p t i o n < / Q l t y I n s p e c t i o n _ D e s c r i p t i o n >   

--- a/Quality Management/src/Reports/QltyNonConformance.docx
+++ b/Quality Management/src/Reports/QltyNonConformance.docx
@@ -7659,13 +7659,13 @@
  
          < T o o l t i p   c o l u m n = " Q l t y I n s p e c t i o n _ R e s u l t _ C o d e "   E l e m e n t I d = " 1 8 0 7 0 7 7 0 6 5 " >   
-             < T o o l t i p T e x t   l a n g = " e n - U S " > S p e c i f i e s   t h e   r e s u l t   i s   a u t o m a t i c a l l y   d e t e r m i n e d   b a s e d   o n   t h e   t e s t   v a l u e   a n d   r e s u l t   c o n f i g u r a t i o n . < / T o o l t i p T e x t > +             < T o o l t i p T e x t   l a n g = " e n - U S " > S p e c i f i e s   t h e   r e s u l t   a u t o m a t i c a l l y   c a l c u l a t e d   f r o m   i n s p e c t i o n   t e s t   l i n e s   b a s e d   o n   t h e i r   e v a l u a t i o n   s e q u e n c e .   T h e   c a l c u l a t i o n   p r i o r i t i z e s   l i n e s   t h a t   f a i l e d   t h e   a c c e p t a b l e   q u a l i t y   l e v e l   a n d   t h e n   l i n e s   t h a t   h a v e   t h e   l o w e s t   e v a l u a t i o n   s e q u e n c e . < / T o o l t i p T e x t >   
          < / T o o l t i p >   
          < T o o l t i p   c o l u m n = " Q l t y I n s p e c t i o n _ R e s u l t _ D e s c r i p t i o n "   E l e m e n t I d = " 8 1 0 5 3 8 1 8 8 " >   
-             < T o o l t i p T e x t   l a n g = " e n - U S " > S p e c i f i e s   t h e   r e s u l t   d e s c r i p t i o n   f o r   t h i s   t e s t   r e s u l t .   T h e   r e s u l t   i s   a u t o m a t i c a l l y   d e t e r m i n e d   b a s e d   o n   t h e   t e s t   v a l u e   a n d   r e s u l t   c o n f i g u r a t i o n . < / T o o l t i p T e x t > +             < T o o l t i p T e x t   l a n g = " e n - U S " > S p e c i f i e s   t h e   d e s c r i p t i o n   o f   t h e   i n s p e c t i o n   r e s u l t .   T h i s   v a l u e   i s   a u t o m a t i c a l l y   r e t r i e v e d   f r o m   t h e   r e s u l t   d e f i n i t i o n   b a s e d   o n   t h e   R e s u l t   C o d e   f i e l d . < / T o o l t i p T e x t >   
          < / T o o l t i p >   
@@ -7833,13 +7833,13 @@
  
          < T o o l t i p   c o l u m n = " F i e l d _ T y p e "   E l e m e n t I d = " 1 3 2 8 1 6 4 0 1 6 " >   
-             < T o o l t i p T e x t   l a n g = " e n - U S " > S p e c i f i e s   t h e   d a t a   t y p e   o f   t h e   v a l u e s   y o u   c a n   e n t e r   o r   s e l e c t   f o r   t h i s   t e s t .   U s e   D e c i m a l   f o r   n u m e r i c a l   m e a s u r e m e n t s .   U s e   C h o i c e   t o   g i v e   a   l i s t   o f   o p t i o n s   t o   c h o o s e   f r o m .   I f   y o u   w a n t   t o   c h o o s e   o p t i o n s   f r o m   a n   e x i s t i n g   t a b l e ,   u s e   T a b l e   L o o k u p . < / T o o l t i p T e x t > +             < T o o l t i p T e x t   l a n g = " e n - U S " > S p e c i f i e s   t h e   d a t a   v a l u e   t y p e   o f   t h e   t e s t .   T h e   v a l u e   i s   a u t o m a t i c a l l y   r e t r i e v e d   f r o m   t h e   T e s t   V a l u e   T y p e   f i e l d   o n   t h e   t e s t   t e m p l a t e . < / T o o l t i p T e x t >   
          < / T o o l t i p >   
          < T o o l t i p   c o l u m n = " T e s t _ R e s u l t "   E l e m e n t I d = " 1 2 7 1 0 6 2 1 4 1 " >   
-             < T o o l t i p T e x t   l a n g = " e n - U S " > S p e c i f i e s   t h e   r e s u l t   i s   a u t o m a t i c a l l y   d e t e r m i n e d   b a s e d   o n   t h e   t e s t   v a l u e   a n d   r e s u l t   c o n f i g u r a t i o n . < / T o o l t i p T e x t > +             < T o o l t i p T e x t   l a n g = " e n - U S " > S p e c i f i e s   t h e   a u t o m a t i c a l l y   c a l c u l a t e d   r e s u l t   b a s e d   o n   t h e   e v a l u a t i o n   o f   t h e   a c t u a l   t e s t   v a l u e   a g a i n s t   t h e   d e f i n e d   r e s u l t   c o n d i t i o n s . < / T o o l t i p T e x t >   
          < / T o o l t i p >   
